--- a/result-testcase/PRD_Analysis_Meta_New_Pricing_2026.docx
+++ b/result-testcase/PRD_Analysis_Meta_New_Pricing_2026.docx
@@ -12,7 +12,7 @@
           <w:b/>
           <w:sz w:val="28"/>
         </w:rPr>
-        <w:t>[TIW] Analisis PRD &amp; Perancangan Test Matrix: Everpro Chat Meta New Pricing 2026</w:t>
+        <w:t>[TIW] Analisis PRD &amp; Perancangan Test Matrix: Meta New Pricing 2026</w:t>
       </w:r>
     </w:p>
     <w:tbl>
@@ -91,7 +91,7 @@
                 <w:rFonts w:ascii="Arial" w:hAnsi="Arial"/>
                 <w:sz w:val="19"/>
               </w:rPr>
-              <w:t>Everpro Chat Meta New Pricing 2026</w:t>
+              <w:t>Meta New Pricing 2026</w:t>
             </w:r>
           </w:p>
         </w:tc>
@@ -154,7 +154,7 @@
                 <w:rFonts w:ascii="Arial" w:hAnsi="Arial"/>
                 <w:sz w:val="19"/>
               </w:rPr>
-              <w:t>PRD, Figma, RBAC SSOT, Adhoc Docs</w:t>
+              <w:t>PRD, Figma / UI References, OpenAPI / Technical Specs, RBAC SSOT</w:t>
             </w:r>
           </w:p>
         </w:tc>
@@ -217,7 +217,7 @@
                 <w:rFonts w:ascii="Arial" w:hAnsi="Arial"/>
                 <w:sz w:val="19"/>
               </w:rPr>
-              <w:t>Eldo Fadlyady (QA Engineer)</w:t>
+              <w:t>QA Lead / QA Engineer</w:t>
             </w:r>
           </w:p>
         </w:tc>
@@ -280,7 +280,7 @@
                 <w:rFonts w:ascii="Arial" w:hAnsi="Arial"/>
                 <w:sz w:val="19"/>
               </w:rPr>
-              <w:t>Rizky Nuredja, Elsa Vinietta</w:t>
+              <w:t>Product Manager, Engineering Lead, QA Lead</w:t>
             </w:r>
           </w:p>
         </w:tc>
@@ -343,7 +343,7 @@
                 <w:rFonts w:ascii="Arial" w:hAnsi="Arial"/>
                 <w:sz w:val="19"/>
               </w:rPr>
-              <w:t>Everpro Core Team, Product Management, Engineering</w:t>
+              <w:t>Product Management, Engineering Core Team, Operations</w:t>
             </w:r>
           </w:p>
         </w:tc>
@@ -563,7 +563,7 @@
                 <w:rFonts w:ascii="Arial" w:hAnsi="Arial"/>
                 <w:sz w:val="18"/>
               </w:rPr>
-              <w:t>May 18, 2026</w:t>
+              <w:t>September 09, 2026</w:t>
             </w:r>
           </w:p>
         </w:tc>
@@ -587,7 +587,7 @@
                 <w:rFonts w:ascii="Arial" w:hAnsi="Arial"/>
                 <w:sz w:val="18"/>
               </w:rPr>
-              <w:t>Initial Document Analysis &amp; Test Matrix</w:t>
+              <w:t>Initial Document Analysis, Test Matrix &amp; Guardrails</w:t>
             </w:r>
           </w:p>
         </w:tc>
@@ -611,7 +611,7 @@
                 <w:rFonts w:ascii="Arial" w:hAnsi="Arial"/>
                 <w:sz w:val="18"/>
               </w:rPr>
-              <w:t>Eldo Fadlyady</w:t>
+              <w:t>QA Lead / QA Engineer</w:t>
             </w:r>
           </w:p>
         </w:tc>
@@ -699,7 +699,7 @@
                 <w:b/>
                 <w:sz w:val="18"/>
               </w:rPr>
-              <w:t>Name</w:t>
+              <w:t>Name / Role</w:t>
             </w:r>
           </w:p>
         </w:tc>
@@ -803,199 +803,7 @@
                 <w:rFonts w:ascii="Arial" w:hAnsi="Arial"/>
                 <w:sz w:val="18"/>
               </w:rPr>
-              <w:t>Rizky Nuredja</w:t>
-            </w:r>
-          </w:p>
-        </w:tc>
-        <w:tc>
-          <w:tcPr>
-            <w:tcW w:type="dxa" w:w="2484"/>
-            <w:tcMar>
-              <w:top w:w="100" w:type="dxa"/>
-              <w:bottom w:w="100" w:type="dxa"/>
-              <w:left w:w="150" w:type="dxa"/>
-              <w:right w:w="150" w:type="dxa"/>
-            </w:tcMar>
-          </w:tcPr>
-          <w:p>
-            <w:pPr>
-              <w:spacing w:before="40" w:after="40" w:line="276" w:lineRule="auto"/>
-              <w:jc w:val="center"/>
-            </w:pPr>
-            <w:r>
-              <w:rPr>
-                <w:rFonts w:ascii="Arial" w:hAnsi="Arial"/>
-                <w:sz w:val="18"/>
-              </w:rPr>
-              <w:t>Pending</w:t>
-            </w:r>
-          </w:p>
-        </w:tc>
-        <w:tc>
-          <w:tcPr>
-            <w:tcW w:type="dxa" w:w="2484"/>
-            <w:tcMar>
-              <w:top w:w="100" w:type="dxa"/>
-              <w:bottom w:w="100" w:type="dxa"/>
-              <w:left w:w="150" w:type="dxa"/>
-              <w:right w:w="150" w:type="dxa"/>
-            </w:tcMar>
-          </w:tcPr>
-          <w:p>
-            <w:pPr>
-              <w:spacing w:before="40" w:after="40" w:line="276" w:lineRule="auto"/>
-              <w:jc w:val="left"/>
-            </w:pPr>
-            <w:r>
-              <w:rPr>
-                <w:rFonts w:ascii="Arial" w:hAnsi="Arial"/>
-                <w:sz w:val="18"/>
-              </w:rPr>
-            </w:r>
-          </w:p>
-        </w:tc>
-        <w:tc>
-          <w:tcPr>
-            <w:tcW w:type="dxa" w:w="2484"/>
-            <w:tcMar>
-              <w:top w:w="100" w:type="dxa"/>
-              <w:bottom w:w="100" w:type="dxa"/>
-              <w:left w:w="150" w:type="dxa"/>
-              <w:right w:w="150" w:type="dxa"/>
-            </w:tcMar>
-          </w:tcPr>
-          <w:p>
-            <w:pPr>
-              <w:spacing w:before="40" w:after="40" w:line="276" w:lineRule="auto"/>
-              <w:jc w:val="left"/>
-            </w:pPr>
-            <w:r>
-              <w:rPr>
-                <w:rFonts w:ascii="Arial" w:hAnsi="Arial"/>
-                <w:sz w:val="18"/>
-              </w:rPr>
-            </w:r>
-          </w:p>
-        </w:tc>
-      </w:tr>
-      <w:tr>
-        <w:tc>
-          <w:tcPr>
-            <w:tcW w:type="dxa" w:w="2484"/>
-            <w:tcMar>
-              <w:top w:w="100" w:type="dxa"/>
-              <w:bottom w:w="100" w:type="dxa"/>
-              <w:left w:w="150" w:type="dxa"/>
-              <w:right w:w="150" w:type="dxa"/>
-            </w:tcMar>
-          </w:tcPr>
-          <w:p>
-            <w:pPr>
-              <w:spacing w:before="40" w:after="40" w:line="276" w:lineRule="auto"/>
-              <w:jc w:val="left"/>
-            </w:pPr>
-            <w:r>
-              <w:rPr>
-                <w:rFonts w:ascii="Arial" w:hAnsi="Arial"/>
-                <w:sz w:val="18"/>
-              </w:rPr>
-              <w:t>Elsa Vinietta</w:t>
-            </w:r>
-          </w:p>
-        </w:tc>
-        <w:tc>
-          <w:tcPr>
-            <w:tcW w:type="dxa" w:w="2484"/>
-            <w:tcMar>
-              <w:top w:w="100" w:type="dxa"/>
-              <w:bottom w:w="100" w:type="dxa"/>
-              <w:left w:w="150" w:type="dxa"/>
-              <w:right w:w="150" w:type="dxa"/>
-            </w:tcMar>
-          </w:tcPr>
-          <w:p>
-            <w:pPr>
-              <w:spacing w:before="40" w:after="40" w:line="276" w:lineRule="auto"/>
-              <w:jc w:val="center"/>
-            </w:pPr>
-            <w:r>
-              <w:rPr>
-                <w:rFonts w:ascii="Arial" w:hAnsi="Arial"/>
-                <w:sz w:val="18"/>
-              </w:rPr>
-              <w:t>Pending</w:t>
-            </w:r>
-          </w:p>
-        </w:tc>
-        <w:tc>
-          <w:tcPr>
-            <w:tcW w:type="dxa" w:w="2484"/>
-            <w:tcMar>
-              <w:top w:w="100" w:type="dxa"/>
-              <w:bottom w:w="100" w:type="dxa"/>
-              <w:left w:w="150" w:type="dxa"/>
-              <w:right w:w="150" w:type="dxa"/>
-            </w:tcMar>
-          </w:tcPr>
-          <w:p>
-            <w:pPr>
-              <w:spacing w:before="40" w:after="40" w:line="276" w:lineRule="auto"/>
-              <w:jc w:val="left"/>
-            </w:pPr>
-            <w:r>
-              <w:rPr>
-                <w:rFonts w:ascii="Arial" w:hAnsi="Arial"/>
-                <w:sz w:val="18"/>
-              </w:rPr>
-            </w:r>
-          </w:p>
-        </w:tc>
-        <w:tc>
-          <w:tcPr>
-            <w:tcW w:type="dxa" w:w="2484"/>
-            <w:tcMar>
-              <w:top w:w="100" w:type="dxa"/>
-              <w:bottom w:w="100" w:type="dxa"/>
-              <w:left w:w="150" w:type="dxa"/>
-              <w:right w:w="150" w:type="dxa"/>
-            </w:tcMar>
-          </w:tcPr>
-          <w:p>
-            <w:pPr>
-              <w:spacing w:before="40" w:after="40" w:line="276" w:lineRule="auto"/>
-              <w:jc w:val="left"/>
-            </w:pPr>
-            <w:r>
-              <w:rPr>
-                <w:rFonts w:ascii="Arial" w:hAnsi="Arial"/>
-                <w:sz w:val="18"/>
-              </w:rPr>
-            </w:r>
-          </w:p>
-        </w:tc>
-      </w:tr>
-      <w:tr>
-        <w:tc>
-          <w:tcPr>
-            <w:tcW w:type="dxa" w:w="2484"/>
-            <w:tcMar>
-              <w:top w:w="100" w:type="dxa"/>
-              <w:bottom w:w="100" w:type="dxa"/>
-              <w:left w:w="150" w:type="dxa"/>
-              <w:right w:w="150" w:type="dxa"/>
-            </w:tcMar>
-          </w:tcPr>
-          <w:p>
-            <w:pPr>
-              <w:spacing w:before="40" w:after="40" w:line="276" w:lineRule="auto"/>
-              <w:jc w:val="left"/>
-            </w:pPr>
-            <w:r>
-              <w:rPr>
-                <w:rFonts w:ascii="Arial" w:hAnsi="Arial"/>
-                <w:sz w:val="18"/>
-              </w:rPr>
-              <w:t>QA Lead / PM</w:t>
+              <w:t>Product Manager</w:t>
             </w:r>
           </w:p>
         </w:tc>
@@ -1166,8 +974,116 @@
           </w:p>
         </w:tc>
       </w:tr>
+      <w:tr>
+        <w:tc>
+          <w:tcPr>
+            <w:tcW w:type="dxa" w:w="2484"/>
+            <w:tcMar>
+              <w:top w:w="100" w:type="dxa"/>
+              <w:bottom w:w="100" w:type="dxa"/>
+              <w:left w:w="150" w:type="dxa"/>
+              <w:right w:w="150" w:type="dxa"/>
+            </w:tcMar>
+          </w:tcPr>
+          <w:p>
+            <w:pPr>
+              <w:spacing w:before="40" w:after="40" w:line="276" w:lineRule="auto"/>
+              <w:jc w:val="left"/>
+            </w:pPr>
+            <w:r>
+              <w:rPr>
+                <w:rFonts w:ascii="Arial" w:hAnsi="Arial"/>
+                <w:sz w:val="18"/>
+              </w:rPr>
+              <w:t>QA Lead</w:t>
+            </w:r>
+          </w:p>
+        </w:tc>
+        <w:tc>
+          <w:tcPr>
+            <w:tcW w:type="dxa" w:w="2484"/>
+            <w:tcMar>
+              <w:top w:w="100" w:type="dxa"/>
+              <w:bottom w:w="100" w:type="dxa"/>
+              <w:left w:w="150" w:type="dxa"/>
+              <w:right w:w="150" w:type="dxa"/>
+            </w:tcMar>
+          </w:tcPr>
+          <w:p>
+            <w:pPr>
+              <w:spacing w:before="40" w:after="40" w:line="276" w:lineRule="auto"/>
+              <w:jc w:val="center"/>
+            </w:pPr>
+            <w:r>
+              <w:rPr>
+                <w:rFonts w:ascii="Arial" w:hAnsi="Arial"/>
+                <w:sz w:val="18"/>
+              </w:rPr>
+              <w:t>Pending</w:t>
+            </w:r>
+          </w:p>
+        </w:tc>
+        <w:tc>
+          <w:tcPr>
+            <w:tcW w:type="dxa" w:w="2484"/>
+            <w:tcMar>
+              <w:top w:w="100" w:type="dxa"/>
+              <w:bottom w:w="100" w:type="dxa"/>
+              <w:left w:w="150" w:type="dxa"/>
+              <w:right w:w="150" w:type="dxa"/>
+            </w:tcMar>
+          </w:tcPr>
+          <w:p>
+            <w:pPr>
+              <w:spacing w:before="40" w:after="40" w:line="276" w:lineRule="auto"/>
+              <w:jc w:val="left"/>
+            </w:pPr>
+            <w:r>
+              <w:rPr>
+                <w:rFonts w:ascii="Arial" w:hAnsi="Arial"/>
+                <w:sz w:val="18"/>
+              </w:rPr>
+            </w:r>
+          </w:p>
+        </w:tc>
+        <w:tc>
+          <w:tcPr>
+            <w:tcW w:type="dxa" w:w="2484"/>
+            <w:tcMar>
+              <w:top w:w="100" w:type="dxa"/>
+              <w:bottom w:w="100" w:type="dxa"/>
+              <w:left w:w="150" w:type="dxa"/>
+              <w:right w:w="150" w:type="dxa"/>
+            </w:tcMar>
+          </w:tcPr>
+          <w:p>
+            <w:pPr>
+              <w:spacing w:before="40" w:after="40" w:line="276" w:lineRule="auto"/>
+              <w:jc w:val="left"/>
+            </w:pPr>
+            <w:r>
+              <w:rPr>
+                <w:rFonts w:ascii="Arial" w:hAnsi="Arial"/>
+                <w:sz w:val="18"/>
+              </w:rPr>
+            </w:r>
+          </w:p>
+        </w:tc>
+      </w:tr>
     </w:tbl>
     <w:p/>
+    <w:p>
+      <w:pPr>
+        <w:spacing w:before="40" w:after="40" w:line="276" w:lineRule="auto"/>
+      </w:pPr>
+      <w:r>
+        <w:rPr>
+          <w:rFonts w:ascii="Arial" w:hAnsi="Arial"/>
+          <w:sz w:val="19"/>
+        </w:rPr>
+        <w:t>Dokumen ini merupakan hasil analisis mendalam (*Evidence-Grade Analysis*) yang membedah kebutuhan fungsional, non-fungsional, matriks hak akses, *decision table*, siklus hidup kredit, serta penegakan batasan teknis untuk inisiatif **Meta New Pricing 2026** pada platform Everpro Chat. Seluruh ambiguitas logika bisnis telah divalidasi dan dikonfirmasi bersama tim produk.</w:t>
+      </w:r>
+    </w:p>
     <w:p>
       <w:pPr>
         <w:keepNext/>
@@ -1181,6 +1097,128 @@
           <w:sz w:val="24"/>
         </w:rPr>
         <w:t>1. Ringkasan Fitur &amp; Scope Guardrails</w:t>
+      </w:r>
+    </w:p>
+    <w:p>
+      <w:pPr>
+        <w:keepNext/>
+        <w:spacing w:before="200" w:after="80"/>
+      </w:pPr>
+      <w:r>
+        <w:rPr>
+          <w:rFonts w:ascii="Arial" w:hAnsi="Arial"/>
+          <w:b/>
+          <w:color w:val="1E1E1E"/>
+          <w:sz w:val="21"/>
+        </w:rPr>
+        <w:t>A. Tujuan Fitur</w:t>
+      </w:r>
+    </w:p>
+    <w:p>
+      <w:pPr>
+        <w:spacing w:before="40" w:after="40" w:line="276" w:lineRule="auto"/>
+      </w:pPr>
+      <w:r>
+        <w:rPr>
+          <w:rFonts w:ascii="Arial" w:hAnsi="Arial"/>
+          <w:sz w:val="19"/>
+        </w:rPr>
+        <w:t>Penyesuaian struktur harga pesan berbayar WhatsApp Official (Meta) per 2026 yang mencakup:</w:t>
+      </w:r>
+    </w:p>
+    <w:p>
+      <w:pPr>
+        <w:spacing w:before="40" w:after="40" w:line="276" w:lineRule="auto"/>
+      </w:pPr>
+      <w:r>
+        <w:rPr>
+          <w:rFonts w:ascii="Arial" w:hAnsi="Arial"/>
+          <w:b/>
+          <w:sz w:val="19"/>
+        </w:rPr>
+        <w:t xml:space="preserve">1. </w:t>
+      </w:r>
+      <w:r>
+        <w:rPr>
+          <w:rFonts w:ascii="Arial" w:hAnsi="Arial"/>
+          <w:sz w:val="19"/>
+        </w:rPr>
+        <w:t>Penambahan kategori penagihan baru yaitu **Service Message** (sebelumnya percakapan berbasis sesi).</w:t>
+      </w:r>
+    </w:p>
+    <w:p>
+      <w:pPr>
+        <w:spacing w:before="40" w:after="40" w:line="276" w:lineRule="auto"/>
+      </w:pPr>
+      <w:r>
+        <w:rPr>
+          <w:rFonts w:ascii="Arial" w:hAnsi="Arial"/>
+          <w:b/>
+          <w:sz w:val="19"/>
+        </w:rPr>
+        <w:t xml:space="preserve">2. </w:t>
+      </w:r>
+      <w:r>
+        <w:rPr>
+          <w:rFonts w:ascii="Arial" w:hAnsi="Arial"/>
+          <w:sz w:val="19"/>
+        </w:rPr>
+        <w:t>Mekanisme penetapan harga berbasis database multi-tier (*Base Price* Meta + *General Markup* / *Custom User Markup*) yang berlaku efektif berdasarkan tanggal (`effective_at`).</w:t>
+      </w:r>
+    </w:p>
+    <w:p>
+      <w:pPr>
+        <w:spacing w:before="40" w:after="40" w:line="276" w:lineRule="auto"/>
+      </w:pPr>
+      <w:r>
+        <w:rPr>
+          <w:rFonts w:ascii="Arial" w:hAnsi="Arial"/>
+          <w:b/>
+          <w:sz w:val="19"/>
+        </w:rPr>
+        <w:t xml:space="preserve">3. </w:t>
+      </w:r>
+      <w:r>
+        <w:rPr>
+          <w:rFonts w:ascii="Arial" w:hAnsi="Arial"/>
+          <w:sz w:val="19"/>
+        </w:rPr>
+        <w:t>Pengelolaan siklus kredit isolasi (*Credit Isolation*), *Rollback* otomatis saat pesan gagal, dan penyesuaian penagihan bersih (*Nett Credit Logging*).</w:t>
+      </w:r>
+    </w:p>
+    <w:p>
+      <w:pPr>
+        <w:spacing w:before="40" w:after="40" w:line="276" w:lineRule="auto"/>
+      </w:pPr>
+      <w:r>
+        <w:rPr>
+          <w:rFonts w:ascii="Arial" w:hAnsi="Arial"/>
+          <w:b/>
+          <w:sz w:val="19"/>
+        </w:rPr>
+        <w:t xml:space="preserve">4. </w:t>
+      </w:r>
+      <w:r>
+        <w:rPr>
+          <w:rFonts w:ascii="Arial" w:hAnsi="Arial"/>
+          <w:sz w:val="19"/>
+        </w:rPr>
+        <w:t>Pemantauan pengeluaran bulanan (*Monthly Spend &amp; Credit Limit*) serta visibilitas biaya per sesi dan kontrol limit chatroom (*Session Spend Limit &amp; Top-up*).</w:t>
+      </w:r>
+    </w:p>
+    <w:p>
+      <w:pPr>
+        <w:keepNext/>
+        <w:spacing w:before="200" w:after="80"/>
+      </w:pPr>
+      <w:r>
+        <w:rPr>
+          <w:rFonts w:ascii="Arial" w:hAnsi="Arial"/>
+          <w:b/>
+          <w:color w:val="1E1E1E"/>
+          <w:sz w:val="21"/>
+        </w:rPr>
+        <w:t>B. Arsitektur &amp; Domain Platform</w:t>
       </w:r>
     </w:p>
     <w:p>
@@ -1202,25 +1240,14 @@
           <w:b/>
           <w:sz w:val="19"/>
         </w:rPr>
-        <w:t>Tujuan Fitur:</w:t>
+        <w:t>Domain Aplikasi:</w:t>
       </w:r>
       <w:r>
         <w:rPr>
           <w:rFonts w:ascii="Arial" w:hAnsi="Arial"/>
           <w:sz w:val="19"/>
         </w:rPr>
-      </w:r>
-    </w:p>
-    <w:p>
-      <w:pPr>
-        <w:spacing w:before="40" w:after="40" w:line="276" w:lineRule="auto"/>
-      </w:pPr>
-      <w:r>
-        <w:rPr>
-          <w:rFonts w:ascii="Arial" w:hAnsi="Arial"/>
-          <w:sz w:val="19"/>
-        </w:rPr>
-        <w:t>Menyesuaikan skema pemotongan dan pengelolaan WhatsApp Credit di Everpro Chat menjelang berlakunya aturan *Meta New Pricing 2026* (khususnya pembebanan biaya pada kategori *Service Message* selain Marketing, Utility, dan Authentication). Fitur ini mencakup mekanisme *Credit Isolation &amp; Rollback* saat pesan gagal, pelacakan *Running Session Cost* dan *Flat Session Limit* langsung dari Chatroom, perlindungan saldo melalui *WhatsApp Credit &amp; Monthly Limit*, serta pencatatan audit log / history transaksi yang dapat diunduh.</w:t>
+        <w:t xml:space="preserve"> Web Dashboard (Customer Dashboard &amp; CRM Dashboard), Chatroom Web, Background Queue/Worker, dan Backend Database/API.</w:t>
       </w:r>
     </w:p>
     <w:p>
@@ -1242,73 +1269,14 @@
           <w:b/>
           <w:sz w:val="19"/>
         </w:rPr>
-        <w:t>Domain Aplikasi Target:</w:t>
+        <w:t>Referensi Struktur UI:</w:t>
       </w:r>
       <w:r>
         <w:rPr>
           <w:rFonts w:ascii="Arial" w:hAnsi="Arial"/>
           <w:sz w:val="19"/>
         </w:rPr>
-      </w:r>
-    </w:p>
-    <w:p>
-      <w:pPr>
-        <w:spacing w:before="40" w:after="40" w:line="276" w:lineRule="auto"/>
-      </w:pPr>
-      <w:r>
-        <w:rPr>
-          <w:rFonts w:ascii="Arial" w:hAnsi="Arial"/>
-          <w:b/>
-          <w:sz w:val="19"/>
-        </w:rPr>
-        <w:t>1. Dashboard CRM (`dashboard-crm`):</w:t>
-      </w:r>
-      <w:r>
-        <w:rPr>
-          <w:rFonts w:ascii="Arial" w:hAnsi="Arial"/>
-          <w:sz w:val="19"/>
-        </w:rPr>
-        <w:t xml:space="preserve"> Modul `Whatsapp Credit` dan `Daftar Broadcast / Kirim Broadcast`.</w:t>
-      </w:r>
-    </w:p>
-    <w:p>
-      <w:pPr>
-        <w:spacing w:before="40" w:after="40" w:line="276" w:lineRule="auto"/>
-      </w:pPr>
-      <w:r>
-        <w:rPr>
-          <w:rFonts w:ascii="Arial" w:hAnsi="Arial"/>
-          <w:b/>
-          <w:sz w:val="19"/>
-        </w:rPr>
-        <w:t>2. Chatroom Web (`chatroom-web`):</w:t>
-      </w:r>
-      <w:r>
-        <w:rPr>
-          <w:rFonts w:ascii="Arial" w:hAnsi="Arial"/>
-          <w:sz w:val="19"/>
-        </w:rPr>
-        <w:t xml:space="preserve"> Modul `Chat Room` (interaksi pesan outbound, running cost indicator, quick-setting session limit, and limit top-up).</w:t>
-      </w:r>
-    </w:p>
-    <w:p>
-      <w:pPr>
-        <w:spacing w:before="40" w:after="40" w:line="276" w:lineRule="auto"/>
-      </w:pPr>
-      <w:r>
-        <w:rPr>
-          <w:rFonts w:ascii="Arial" w:hAnsi="Arial"/>
-          <w:b/>
-          <w:sz w:val="19"/>
-        </w:rPr>
-        <w:t>3. Backend / Database Layer:</w:t>
-      </w:r>
-      <w:r>
-        <w:rPr>
-          <w:rFonts w:ascii="Arial" w:hAnsi="Arial"/>
-          <w:sz w:val="19"/>
-        </w:rPr>
-        <w:t xml:space="preserve"> Penyesuaian konfigurasi harga base price &amp; mark-up per kategori per negara via direct database update.</w:t>
+        <w:t xml:space="preserve"> `./strukturmenu/dashboard-crm/`, `./strukturmenu/chatroom-web/`, `./strukturmenu/customer-dashboard/`.</w:t>
       </w:r>
     </w:p>
     <w:p>
@@ -1330,97 +1298,29 @@
           <w:b/>
           <w:sz w:val="19"/>
         </w:rPr>
-        <w:t>Referensi Struktur UI (`strukturmenu/`):</w:t>
+        <w:t>Knowledge Acuan:</w:t>
       </w:r>
       <w:r>
         <w:rPr>
           <w:rFonts w:ascii="Arial" w:hAnsi="Arial"/>
           <w:sz w:val="19"/>
         </w:rPr>
+        <w:t xml:space="preserve"> `./Testcase-support/[SSOT] Requirement for RBAC Customer Dashboard.xlsx`, `./Testcase-support/knowledge basic apps.md`.</w:t>
       </w:r>
     </w:p>
     <w:p>
       <w:pPr>
-        <w:spacing w:before="40" w:after="40" w:line="276" w:lineRule="auto"/>
-        <w:ind w:left="360"/>
+        <w:keepNext/>
+        <w:spacing w:before="200" w:after="80"/>
       </w:pPr>
       <w:r>
         <w:rPr>
           <w:rFonts w:ascii="Arial" w:hAnsi="Arial"/>
           <w:b/>
-          <w:sz w:val="19"/>
+          <w:color w:val="1E1E1E"/>
+          <w:sz w:val="21"/>
         </w:rPr>
-        <w:t xml:space="preserve">•  </w:t>
-      </w:r>
-      <w:r>
-        <w:rPr>
-          <w:rFonts w:ascii="Arial" w:hAnsi="Arial"/>
-          <w:sz w:val="19"/>
-        </w:rPr>
-        <w:t>`strukturmenu/dashboard-crm/Whatsapp Credit.png` (Pengaturan Monthly Limit, tampilan pengeluaran bulan ini, download credit history).</w:t>
-      </w:r>
-    </w:p>
-    <w:p>
-      <w:pPr>
-        <w:spacing w:before="40" w:after="40" w:line="276" w:lineRule="auto"/>
-        <w:ind w:left="360"/>
-      </w:pPr>
-      <w:r>
-        <w:rPr>
-          <w:rFonts w:ascii="Arial" w:hAnsi="Arial"/>
-          <w:b/>
-          <w:sz w:val="19"/>
-        </w:rPr>
-        <w:t xml:space="preserve">•  </w:t>
-      </w:r>
-      <w:r>
-        <w:rPr>
-          <w:rFonts w:ascii="Arial" w:hAnsi="Arial"/>
-          <w:sz w:val="19"/>
-        </w:rPr>
-        <w:t>`strukturmenu/dashboard-crm/Daftar Broadcast 01.png` &amp; `Daftar Broadcast 02.png` (Status pengiriman broadcast, alokasi kredit).</w:t>
-      </w:r>
-    </w:p>
-    <w:p>
-      <w:pPr>
-        <w:spacing w:before="40" w:after="40" w:line="276" w:lineRule="auto"/>
-        <w:ind w:left="360"/>
-      </w:pPr>
-      <w:r>
-        <w:rPr>
-          <w:rFonts w:ascii="Arial" w:hAnsi="Arial"/>
-          <w:b/>
-          <w:sz w:val="19"/>
-        </w:rPr>
-        <w:t xml:space="preserve">•  </w:t>
-      </w:r>
-      <w:r>
-        <w:rPr>
-          <w:rFonts w:ascii="Arial" w:hAnsi="Arial"/>
-          <w:sz w:val="19"/>
-        </w:rPr>
-        <w:t>`strukturmenu/dashboard-crm/Form Create Broadcast.png` &amp; `Form Create Broadcast 02.png` (Pemilihan template berbayar &amp; estimasi penerima).</w:t>
-      </w:r>
-    </w:p>
-    <w:p>
-      <w:pPr>
-        <w:spacing w:before="40" w:after="40" w:line="276" w:lineRule="auto"/>
-        <w:ind w:left="360"/>
-      </w:pPr>
-      <w:r>
-        <w:rPr>
-          <w:rFonts w:ascii="Arial" w:hAnsi="Arial"/>
-          <w:b/>
-          <w:sz w:val="19"/>
-        </w:rPr>
-        <w:t xml:space="preserve">•  </w:t>
-      </w:r>
-      <w:r>
-        <w:rPr>
-          <w:rFonts w:ascii="Arial" w:hAnsi="Arial"/>
-          <w:sz w:val="19"/>
-        </w:rPr>
-        <w:t>`strukturmenu/chatroom-web/chatroom01.png` (Tampilan chat list, room percakapan, action banner/top-up modal).</w:t>
+        <w:t>C. Batasan Ruang Lingkup (Scope Guardrails)</w:t>
       </w:r>
     </w:p>
     <w:p>
@@ -1454,6 +1354,7 @@
     <w:p>
       <w:pPr>
         <w:spacing w:before="40" w:after="40" w:line="276" w:lineRule="auto"/>
+        <w:ind w:left="360"/>
       </w:pPr>
       <w:r>
         <w:rPr>
@@ -1461,53 +1362,14 @@
           <w:b/>
           <w:sz w:val="19"/>
         </w:rPr>
-        <w:t>1. Pengaturan Harga &amp; Kategori Pesan:</w:t>
+        <w:t xml:space="preserve">•  </w:t>
       </w:r>
       <w:r>
         <w:rPr>
           <w:rFonts w:ascii="Arial" w:hAnsi="Arial"/>
           <w:sz w:val="19"/>
         </w:rPr>
-        <w:t xml:space="preserve"> Dukungan tarif multi-kategori (Marketing, Utility, Authentication, Service) x negara tujuan di level database.</w:t>
-      </w:r>
-    </w:p>
-    <w:p>
-      <w:pPr>
-        <w:spacing w:before="40" w:after="40" w:line="276" w:lineRule="auto"/>
-      </w:pPr>
-      <w:r>
-        <w:rPr>
-          <w:rFonts w:ascii="Arial" w:hAnsi="Arial"/>
-          <w:b/>
-          <w:sz w:val="19"/>
-        </w:rPr>
-        <w:t>2. Pengecualian Free Entry Point (FEP):</w:t>
-      </w:r>
-      <w:r>
-        <w:rPr>
-          <w:rFonts w:ascii="Arial" w:hAnsi="Arial"/>
-          <w:sz w:val="19"/>
-        </w:rPr>
-        <w:t xml:space="preserve"> Pesan inbound dari CTWA/WTWA tidak memotong saldo kredit.</w:t>
-      </w:r>
-    </w:p>
-    <w:p>
-      <w:pPr>
-        <w:spacing w:before="40" w:after="40" w:line="276" w:lineRule="auto"/>
-      </w:pPr>
-      <w:r>
-        <w:rPr>
-          <w:rFonts w:ascii="Arial" w:hAnsi="Arial"/>
-          <w:b/>
-          <w:sz w:val="19"/>
-        </w:rPr>
-        <w:t>3. Mekanisme Credit Isolation &amp; Rollback:</w:t>
-      </w:r>
-      <w:r>
-        <w:rPr>
-          <w:rFonts w:ascii="Arial" w:hAnsi="Arial"/>
-          <w:sz w:val="19"/>
-        </w:rPr>
+        <w:t>Validasi database pricing matrix (*Base Price, General Markup, Custom User Markup*) dan penegakan tanggal `effective_at`.</w:t>
       </w:r>
     </w:p>
     <w:p>
@@ -1528,7 +1390,7 @@
           <w:rFonts w:ascii="Arial" w:hAnsi="Arial"/>
           <w:sz w:val="19"/>
         </w:rPr>
-        <w:t>Isolasi saldo saat pesan di-trigger (Broadcast, Chatroom, API).</w:t>
+        <w:t>Log audit perubahan harga (*Actor, New Price, Category, Country, User ID, Timestamp*).</w:t>
       </w:r>
     </w:p>
     <w:p>
@@ -1549,7 +1411,7 @@
           <w:rFonts w:ascii="Arial" w:hAnsi="Arial"/>
           <w:sz w:val="19"/>
         </w:rPr>
-        <w:t>Rollback kredit otomatis secara instan saat Meta mengembalikan respon *Explicit Failed*.</w:t>
+        <w:t>Pengecekan Free Entry Point (FEP) Window untuk menggratiskan 4 tipe pesan (*Marketing, Utility, Authentication, Service*).</w:t>
       </w:r>
     </w:p>
     <w:p>
@@ -1570,26 +1432,7 @@
           <w:rFonts w:ascii="Arial" w:hAnsi="Arial"/>
           <w:sz w:val="19"/>
         </w:rPr>
-        <w:t>Pencatatan nett deduction log (`Isolated - Rolled Back`).</w:t>
-      </w:r>
-    </w:p>
-    <w:p>
-      <w:pPr>
-        <w:spacing w:before="40" w:after="40" w:line="276" w:lineRule="auto"/>
-      </w:pPr>
-      <w:r>
-        <w:rPr>
-          <w:rFonts w:ascii="Arial" w:hAnsi="Arial"/>
-          <w:b/>
-          <w:sz w:val="19"/>
-        </w:rPr>
-        <w:t>4. WhatsApp Credit Management (Dashboard CRM):</w:t>
-      </w:r>
-      <w:r>
-        <w:rPr>
-          <w:rFonts w:ascii="Arial" w:hAnsi="Arial"/>
-          <w:sz w:val="19"/>
-        </w:rPr>
+        <w:t>Mekanisme *Credit Isolation*, *Credit Rollback* (saat signal failed dari Meta), dan *Re-deduct* (jika signal delivered tiba terlambat pasca-rollback).</w:t>
       </w:r>
     </w:p>
     <w:p>
@@ -1610,7 +1453,7 @@
           <w:rFonts w:ascii="Arial" w:hAnsi="Arial"/>
           <w:sz w:val="19"/>
         </w:rPr>
-        <w:t>Tampilan *"Pengeluaran bulan ini"* mencakup Service Message.</w:t>
+        <w:t>Penanganan pengiriman broadcast dengan saldo parsial (kirim hingga saldo habis, sisanya gagal kirim).</w:t>
       </w:r>
     </w:p>
     <w:p>
@@ -1631,7 +1474,7 @@
           <w:rFonts w:ascii="Arial" w:hAnsi="Arial"/>
           <w:sz w:val="19"/>
         </w:rPr>
-        <w:t>Penegakan *Monthly Credit Limit* per nomor WABA.</w:t>
+        <w:t>Validasi gagal kirim pesan satuan di chatroom saat saldo kredit tidak cukup.</w:t>
       </w:r>
     </w:p>
     <w:p>
@@ -1652,26 +1495,7 @@
           <w:rFonts w:ascii="Arial" w:hAnsi="Arial"/>
           <w:sz w:val="19"/>
         </w:rPr>
-        <w:t>Export Excel *Credit History* dengan template type *"Service"*.</w:t>
-      </w:r>
-    </w:p>
-    <w:p>
-      <w:pPr>
-        <w:spacing w:before="40" w:after="40" w:line="276" w:lineRule="auto"/>
-      </w:pPr>
-      <w:r>
-        <w:rPr>
-          <w:rFonts w:ascii="Arial" w:hAnsi="Arial"/>
-          <w:b/>
-          <w:sz w:val="19"/>
-        </w:rPr>
-        <w:t>5. Chatroom Running Cost &amp; Flat Session Limit (Chatroom Web):</w:t>
-      </w:r>
-      <w:r>
-        <w:rPr>
-          <w:rFonts w:ascii="Arial" w:hAnsi="Arial"/>
-          <w:sz w:val="19"/>
-        </w:rPr>
+        <w:t>Integrasi Service Message pada total "Pengeluaran bulan ini", penegakan *Monthly Credit Limit*, dan ekspor file *Credit History* dengan kolom `TEMPLATE TYPE = Service`.</w:t>
       </w:r>
     </w:p>
     <w:p>
@@ -1692,7 +1516,7 @@
           <w:rFonts w:ascii="Arial" w:hAnsi="Arial"/>
           <w:sz w:val="19"/>
         </w:rPr>
-        <w:t>Indikator real-time biaya berjalan per sesi percakapan.</w:t>
+        <w:t>Tampilan *Ongoing Session Cost* real-time pada Chatroom Web.</w:t>
       </w:r>
     </w:p>
     <w:p>
@@ -1713,70 +1537,7 @@
           <w:rFonts w:ascii="Arial" w:hAnsi="Arial"/>
           <w:sz w:val="19"/>
         </w:rPr>
-        <w:t>Konfigurasi *Flat Session Limit* non-segmentasi.</w:t>
-      </w:r>
-    </w:p>
-    <w:p>
-      <w:pPr>
-        <w:spacing w:before="40" w:after="40" w:line="276" w:lineRule="auto"/>
-        <w:ind w:left="360"/>
-      </w:pPr>
-      <w:r>
-        <w:rPr>
-          <w:rFonts w:ascii="Arial" w:hAnsi="Arial"/>
-          <w:b/>
-          <w:sz w:val="19"/>
-        </w:rPr>
-        <w:t xml:space="preserve">•  </w:t>
-      </w:r>
-      <w:r>
-        <w:rPr>
-          <w:rFonts w:ascii="Arial" w:hAnsi="Arial"/>
-          <w:sz w:val="19"/>
-        </w:rPr>
-        <w:t>Pemblokiran pesan *outbound* saat limit tercapai (pesan *inbound* customer tetap masuk normal).</w:t>
-      </w:r>
-    </w:p>
-    <w:p>
-      <w:pPr>
-        <w:spacing w:before="40" w:after="40" w:line="276" w:lineRule="auto"/>
-        <w:ind w:left="360"/>
-      </w:pPr>
-      <w:r>
-        <w:rPr>
-          <w:rFonts w:ascii="Arial" w:hAnsi="Arial"/>
-          <w:b/>
-          <w:sz w:val="19"/>
-        </w:rPr>
-        <w:t xml:space="preserve">•  </w:t>
-      </w:r>
-      <w:r>
-        <w:rPr>
-          <w:rFonts w:ascii="Arial" w:hAnsi="Arial"/>
-          <w:sz w:val="19"/>
-        </w:rPr>
-        <w:t>Top-up manual session limit oleh Agent (preset: Rp2.000, Rp5.000, Rp10.000) dengan validasi kecukupan total saldo WhatsApp Credit.</w:t>
-      </w:r>
-    </w:p>
-    <w:p>
-      <w:pPr>
-        <w:spacing w:before="40" w:after="40" w:line="276" w:lineRule="auto"/>
-        <w:ind w:left="360"/>
-      </w:pPr>
-      <w:r>
-        <w:rPr>
-          <w:rFonts w:ascii="Arial" w:hAnsi="Arial"/>
-          <w:b/>
-          <w:sz w:val="19"/>
-        </w:rPr>
-        <w:t xml:space="preserve">•  </w:t>
-      </w:r>
-      <w:r>
-        <w:rPr>
-          <w:rFonts w:ascii="Arial" w:hAnsi="Arial"/>
-          <w:sz w:val="19"/>
-        </w:rPr>
-        <w:t>Reset session limit saat chatroom di-closing oleh CS/Owner.</w:t>
+        <w:t>Pengaturan flat session limit oleh Owner/Supervisor dan penambahan limit (*Top-up* Rp2.000, Rp5.000, Rp10.000) oleh Agent/Owner/Supervisor.</w:t>
       </w:r>
     </w:p>
     <w:p>
@@ -1825,7 +1586,7 @@
           <w:rFonts w:ascii="Arial" w:hAnsi="Arial"/>
           <w:sz w:val="19"/>
         </w:rPr>
-        <w:t>UI Web Portal khusus Internal Ops Admin untuk edit harga (dilakukan via manual direct database).</w:t>
+        <w:t>UI Portal Biz Ops Admin untuk input harga (dikelola via database/backend request).</w:t>
       </w:r>
     </w:p>
     <w:p>
@@ -1846,28 +1607,7 @@
           <w:rFonts w:ascii="Arial" w:hAnsi="Arial"/>
           <w:sz w:val="19"/>
         </w:rPr>
-        <w:t>Segmentasi dinamis session limit per label/kategori pelanggan (fase rilis mendatang).</w:t>
-      </w:r>
-    </w:p>
-    <w:p>
-      <w:pPr>
-        <w:spacing w:before="40" w:after="40" w:line="276" w:lineRule="auto"/>
-        <w:ind w:left="360"/>
-      </w:pPr>
-      <w:r>
-        <w:rPr>
-          <w:rFonts w:ascii="Arial" w:hAnsi="Arial"/>
-          <w:b/>
-          <w:sz w:val="19"/>
-        </w:rPr>
-        <w:t xml:space="preserve">•  </w:t>
-      </w:r>
-      <w:r>
-        <w:rPr>
-          <w:rFonts w:ascii="Arial" w:hAnsi="Arial"/>
-          <w:sz w:val="19"/>
-        </w:rPr>
-        <w:t>Integrasi payment gateway top-up saldo utama (menggunakan modul billing eksisting).</w:t>
+        <w:t>Segment-based / User-specific session limit pada chatroom (fase ini hanya menerapkan *flat generic session limit*).</w:t>
       </w:r>
     </w:p>
     <w:p>
@@ -1895,14 +1635,14 @@
           <w:b/>
           <w:sz w:val="19"/>
         </w:rPr>
-        <w:t xml:space="preserve">1. </w:t>
+        <w:t>1. Paket Langganan:</w:t>
       </w:r>
       <w:r>
         <w:rPr>
           <w:rFonts w:ascii="Arial" w:hAnsi="Arial"/>
           <w:sz w:val="19"/>
         </w:rPr>
-        <w:t>Akun bisnis Everpro dengan status langganan aktif dan memiliki nomor WABA resmi (WhatsApp Official).</w:t>
+        <w:t xml:space="preserve"> Akun memiliki paket aktif **Chat** dan **CRM**.</w:t>
       </w:r>
     </w:p>
     <w:p>
@@ -1915,14 +1655,14 @@
           <w:b/>
           <w:sz w:val="19"/>
         </w:rPr>
-        <w:t xml:space="preserve">2. </w:t>
+        <w:t>2. WhatsApp Official WABA:</w:t>
       </w:r>
       <w:r>
         <w:rPr>
           <w:rFonts w:ascii="Arial" w:hAnsi="Arial"/>
           <w:sz w:val="19"/>
         </w:rPr>
-        <w:t>Saldo WhatsApp Credit utama tersedia (&gt; Rp 0) pada akun merchant.</w:t>
+        <w:t xml:space="preserve"> Nomor WhatsApp Business terverifikasi dan terhubung ke akun Everpro.</w:t>
       </w:r>
     </w:p>
     <w:p>
@@ -1935,14 +1675,14 @@
           <w:b/>
           <w:sz w:val="19"/>
         </w:rPr>
-        <w:t xml:space="preserve">3. </w:t>
+        <w:t>3. Master Saldo Kredit:</w:t>
       </w:r>
       <w:r>
         <w:rPr>
           <w:rFonts w:ascii="Arial" w:hAnsi="Arial"/>
           <w:sz w:val="19"/>
         </w:rPr>
-        <w:t>Master data harga Meta New Pricing (Base Price + Margin) telah terkonfigurasi pada tabel basis data.</w:t>
+        <w:t xml:space="preserve"> Tersedia saldo utama WhatsApp Credit pada akun (saldo bersama yang digunakan oleh seluruh WABA).</w:t>
       </w:r>
     </w:p>
     <w:p>
@@ -1955,14 +1695,14 @@
           <w:b/>
           <w:sz w:val="19"/>
         </w:rPr>
-        <w:t xml:space="preserve">4. </w:t>
+        <w:t>4. Database Pricing Tables:</w:t>
       </w:r>
       <w:r>
         <w:rPr>
           <w:rFonts w:ascii="Arial" w:hAnsi="Arial"/>
           <w:sz w:val="19"/>
         </w:rPr>
-        <w:t>Role pengguna memiliki izin akses yang sesuai (Owner, Supervisor, Admin, Agent CS).</w:t>
+        <w:t xml:space="preserve"> Tabel database terisi dengan data Base Price Meta, General Markup, dan Custom Markup beserta timestamp `effective_at`.</w:t>
       </w:r>
     </w:p>
     <w:p>
@@ -1977,1180 +1717,7 @@
           <w:color w:val="000000"/>
           <w:sz w:val="24"/>
         </w:rPr>
-        <w:t>3. Matriks Hak Akses (RBAC Matrix)</w:t>
-      </w:r>
-    </w:p>
-    <w:p>
-      <w:pPr>
-        <w:spacing w:before="40" w:after="40" w:line="276" w:lineRule="auto"/>
-      </w:pPr>
-      <w:r>
-        <w:rPr>
-          <w:rFonts w:ascii="Arial" w:hAnsi="Arial"/>
-          <w:sz w:val="19"/>
-        </w:rPr>
-        <w:t>Mengacu pada `Testcase-support/[SSOT] Requirement for RBAC Customer Dashboard.xlsx`:</w:t>
-      </w:r>
-    </w:p>
-    <w:tbl>
-      <w:tblPr>
-        <w:tblW w:type="auto" w:w="0"/>
-        <w:jc w:val="center"/>
-        <w:tblLook w:firstColumn="1" w:firstRow="1" w:lastColumn="0" w:lastRow="0" w:noHBand="0" w:noVBand="1" w:val="04A0"/>
-        <w:tblBorders>
-          <w:top w:val="single" w:sz="6" w:space="0" w:color="000000"/>
-          <w:bottom w:val="single" w:sz="6" w:space="0" w:color="000000"/>
-          <w:left w:val="single" w:sz="6" w:space="0" w:color="000000"/>
-          <w:right w:val="single" w:sz="6" w:space="0" w:color="000000"/>
-          <w:insideH w:val="single" w:sz="6" w:space="0" w:color="000000"/>
-          <w:insideV w:val="single" w:sz="6" w:space="0" w:color="000000"/>
-        </w:tblBorders>
-      </w:tblPr>
-      <w:tblGrid>
-        <w:gridCol w:w="1987"/>
-        <w:gridCol w:w="1987"/>
-        <w:gridCol w:w="1987"/>
-        <w:gridCol w:w="1987"/>
-        <w:gridCol w:w="1987"/>
-      </w:tblGrid>
-      <w:tr>
-        <w:tc>
-          <w:tcPr>
-            <w:tcW w:type="dxa" w:w="1987"/>
-            <w:tcMar>
-              <w:top w:w="100" w:type="dxa"/>
-              <w:bottom w:w="100" w:type="dxa"/>
-              <w:left w:w="150" w:type="dxa"/>
-              <w:right w:w="150" w:type="dxa"/>
-            </w:tcMar>
-            <w:shd w:fill="CCCCCC"/>
-          </w:tcPr>
-          <w:p>
-            <w:pPr>
-              <w:spacing w:before="40" w:after="40" w:line="276" w:lineRule="auto"/>
-              <w:jc w:val="left"/>
-            </w:pPr>
-            <w:r>
-              <w:rPr>
-                <w:rFonts w:ascii="Arial" w:hAnsi="Arial"/>
-                <w:b/>
-                <w:sz w:val="18"/>
-              </w:rPr>
-              <w:t>Modul / Fitur / Aksi</w:t>
-            </w:r>
-          </w:p>
-        </w:tc>
-        <w:tc>
-          <w:tcPr>
-            <w:tcW w:type="dxa" w:w="1987"/>
-            <w:tcMar>
-              <w:top w:w="100" w:type="dxa"/>
-              <w:bottom w:w="100" w:type="dxa"/>
-              <w:left w:w="150" w:type="dxa"/>
-              <w:right w:w="150" w:type="dxa"/>
-            </w:tcMar>
-            <w:shd w:fill="CCCCCC"/>
-          </w:tcPr>
-          <w:p>
-            <w:pPr>
-              <w:spacing w:before="40" w:after="40" w:line="276" w:lineRule="auto"/>
-              <w:jc w:val="left"/>
-            </w:pPr>
-            <w:r>
-              <w:rPr>
-                <w:rFonts w:ascii="Arial" w:hAnsi="Arial"/>
-                <w:b/>
-                <w:sz w:val="18"/>
-              </w:rPr>
-              <w:t>Owner</w:t>
-            </w:r>
-          </w:p>
-        </w:tc>
-        <w:tc>
-          <w:tcPr>
-            <w:tcW w:type="dxa" w:w="1987"/>
-            <w:tcMar>
-              <w:top w:w="100" w:type="dxa"/>
-              <w:bottom w:w="100" w:type="dxa"/>
-              <w:left w:w="150" w:type="dxa"/>
-              <w:right w:w="150" w:type="dxa"/>
-            </w:tcMar>
-            <w:shd w:fill="CCCCCC"/>
-          </w:tcPr>
-          <w:p>
-            <w:pPr>
-              <w:spacing w:before="40" w:after="40" w:line="276" w:lineRule="auto"/>
-              <w:jc w:val="left"/>
-            </w:pPr>
-            <w:r>
-              <w:rPr>
-                <w:rFonts w:ascii="Arial" w:hAnsi="Arial"/>
-                <w:b/>
-                <w:sz w:val="18"/>
-              </w:rPr>
-              <w:t>Supervisor / Admin</w:t>
-            </w:r>
-          </w:p>
-        </w:tc>
-        <w:tc>
-          <w:tcPr>
-            <w:tcW w:type="dxa" w:w="1987"/>
-            <w:tcMar>
-              <w:top w:w="100" w:type="dxa"/>
-              <w:bottom w:w="100" w:type="dxa"/>
-              <w:left w:w="150" w:type="dxa"/>
-              <w:right w:w="150" w:type="dxa"/>
-            </w:tcMar>
-            <w:shd w:fill="CCCCCC"/>
-          </w:tcPr>
-          <w:p>
-            <w:pPr>
-              <w:spacing w:before="40" w:after="40" w:line="276" w:lineRule="auto"/>
-              <w:jc w:val="left"/>
-            </w:pPr>
-            <w:r>
-              <w:rPr>
-                <w:rFonts w:ascii="Arial" w:hAnsi="Arial"/>
-                <w:b/>
-                <w:sz w:val="18"/>
-              </w:rPr>
-              <w:t>CS Closing / Operasional</w:t>
-            </w:r>
-          </w:p>
-        </w:tc>
-        <w:tc>
-          <w:tcPr>
-            <w:tcW w:type="dxa" w:w="1987"/>
-            <w:tcMar>
-              <w:top w:w="100" w:type="dxa"/>
-              <w:bottom w:w="100" w:type="dxa"/>
-              <w:left w:w="150" w:type="dxa"/>
-              <w:right w:w="150" w:type="dxa"/>
-            </w:tcMar>
-            <w:shd w:fill="CCCCCC"/>
-          </w:tcPr>
-          <w:p>
-            <w:pPr>
-              <w:spacing w:before="40" w:after="40" w:line="276" w:lineRule="auto"/>
-              <w:jc w:val="left"/>
-            </w:pPr>
-            <w:r>
-              <w:rPr>
-                <w:rFonts w:ascii="Arial" w:hAnsi="Arial"/>
-                <w:b/>
-                <w:sz w:val="18"/>
-              </w:rPr>
-              <w:t>Keterangan &amp; Expected Behavior</w:t>
-            </w:r>
-          </w:p>
-        </w:tc>
-      </w:tr>
-      <w:tr>
-        <w:tc>
-          <w:tcPr>
-            <w:tcW w:type="dxa" w:w="1987"/>
-            <w:tcMar>
-              <w:top w:w="100" w:type="dxa"/>
-              <w:bottom w:w="100" w:type="dxa"/>
-              <w:left w:w="150" w:type="dxa"/>
-              <w:right w:w="150" w:type="dxa"/>
-            </w:tcMar>
-          </w:tcPr>
-          <w:p>
-            <w:pPr>
-              <w:spacing w:before="40" w:after="40" w:line="276" w:lineRule="auto"/>
-              <w:jc w:val="left"/>
-            </w:pPr>
-            <w:r>
-              <w:rPr>
-                <w:rFonts w:ascii="Arial" w:hAnsi="Arial"/>
-                <w:sz w:val="18"/>
-              </w:rPr>
-              <w:t>**View WhatsApp Credit Dashboard**</w:t>
-            </w:r>
-          </w:p>
-        </w:tc>
-        <w:tc>
-          <w:tcPr>
-            <w:tcW w:type="dxa" w:w="1987"/>
-            <w:tcMar>
-              <w:top w:w="100" w:type="dxa"/>
-              <w:bottom w:w="100" w:type="dxa"/>
-              <w:left w:w="150" w:type="dxa"/>
-              <w:right w:w="150" w:type="dxa"/>
-            </w:tcMar>
-          </w:tcPr>
-          <w:p>
-            <w:pPr>
-              <w:spacing w:before="40" w:after="40" w:line="276" w:lineRule="auto"/>
-              <w:jc w:val="center"/>
-            </w:pPr>
-            <w:r>
-              <w:rPr>
-                <w:rFonts w:ascii="Arial" w:hAnsi="Arial"/>
-                <w:sz w:val="18"/>
-              </w:rPr>
-              <w:t>✅</w:t>
-            </w:r>
-          </w:p>
-        </w:tc>
-        <w:tc>
-          <w:tcPr>
-            <w:tcW w:type="dxa" w:w="1987"/>
-            <w:tcMar>
-              <w:top w:w="100" w:type="dxa"/>
-              <w:bottom w:w="100" w:type="dxa"/>
-              <w:left w:w="150" w:type="dxa"/>
-              <w:right w:w="150" w:type="dxa"/>
-            </w:tcMar>
-          </w:tcPr>
-          <w:p>
-            <w:pPr>
-              <w:spacing w:before="40" w:after="40" w:line="276" w:lineRule="auto"/>
-              <w:jc w:val="center"/>
-            </w:pPr>
-            <w:r>
-              <w:rPr>
-                <w:rFonts w:ascii="Arial" w:hAnsi="Arial"/>
-                <w:sz w:val="18"/>
-              </w:rPr>
-              <w:t>✅</w:t>
-            </w:r>
-          </w:p>
-        </w:tc>
-        <w:tc>
-          <w:tcPr>
-            <w:tcW w:type="dxa" w:w="1987"/>
-            <w:tcMar>
-              <w:top w:w="100" w:type="dxa"/>
-              <w:bottom w:w="100" w:type="dxa"/>
-              <w:left w:w="150" w:type="dxa"/>
-              <w:right w:w="150" w:type="dxa"/>
-            </w:tcMar>
-          </w:tcPr>
-          <w:p>
-            <w:pPr>
-              <w:spacing w:before="40" w:after="40" w:line="276" w:lineRule="auto"/>
-              <w:jc w:val="center"/>
-            </w:pPr>
-            <w:r>
-              <w:rPr>
-                <w:rFonts w:ascii="Arial" w:hAnsi="Arial"/>
-                <w:sz w:val="18"/>
-              </w:rPr>
-              <w:t>❌</w:t>
-            </w:r>
-          </w:p>
-        </w:tc>
-        <w:tc>
-          <w:tcPr>
-            <w:tcW w:type="dxa" w:w="1987"/>
-            <w:tcMar>
-              <w:top w:w="100" w:type="dxa"/>
-              <w:bottom w:w="100" w:type="dxa"/>
-              <w:left w:w="150" w:type="dxa"/>
-              <w:right w:w="150" w:type="dxa"/>
-            </w:tcMar>
-          </w:tcPr>
-          <w:p>
-            <w:pPr>
-              <w:spacing w:before="40" w:after="40" w:line="276" w:lineRule="auto"/>
-              <w:jc w:val="left"/>
-            </w:pPr>
-            <w:r>
-              <w:rPr>
-                <w:rFonts w:ascii="Arial" w:hAnsi="Arial"/>
-                <w:sz w:val="18"/>
-              </w:rPr>
-              <w:t>CS tidak memiliki menu WhatsApp Credit (Hidden).</w:t>
-            </w:r>
-          </w:p>
-        </w:tc>
-      </w:tr>
-      <w:tr>
-        <w:tc>
-          <w:tcPr>
-            <w:tcW w:type="dxa" w:w="1987"/>
-            <w:tcMar>
-              <w:top w:w="100" w:type="dxa"/>
-              <w:bottom w:w="100" w:type="dxa"/>
-              <w:left w:w="150" w:type="dxa"/>
-              <w:right w:w="150" w:type="dxa"/>
-            </w:tcMar>
-          </w:tcPr>
-          <w:p>
-            <w:pPr>
-              <w:spacing w:before="40" w:after="40" w:line="276" w:lineRule="auto"/>
-              <w:jc w:val="left"/>
-            </w:pPr>
-            <w:r>
-              <w:rPr>
-                <w:rFonts w:ascii="Arial" w:hAnsi="Arial"/>
-                <w:sz w:val="18"/>
-              </w:rPr>
-              <w:t>**Set Monthly Credit Limit per WABA**</w:t>
-            </w:r>
-          </w:p>
-        </w:tc>
-        <w:tc>
-          <w:tcPr>
-            <w:tcW w:type="dxa" w:w="1987"/>
-            <w:tcMar>
-              <w:top w:w="100" w:type="dxa"/>
-              <w:bottom w:w="100" w:type="dxa"/>
-              <w:left w:w="150" w:type="dxa"/>
-              <w:right w:w="150" w:type="dxa"/>
-            </w:tcMar>
-          </w:tcPr>
-          <w:p>
-            <w:pPr>
-              <w:spacing w:before="40" w:after="40" w:line="276" w:lineRule="auto"/>
-              <w:jc w:val="center"/>
-            </w:pPr>
-            <w:r>
-              <w:rPr>
-                <w:rFonts w:ascii="Arial" w:hAnsi="Arial"/>
-                <w:sz w:val="18"/>
-              </w:rPr>
-              <w:t>✅</w:t>
-            </w:r>
-          </w:p>
-        </w:tc>
-        <w:tc>
-          <w:tcPr>
-            <w:tcW w:type="dxa" w:w="1987"/>
-            <w:tcMar>
-              <w:top w:w="100" w:type="dxa"/>
-              <w:bottom w:w="100" w:type="dxa"/>
-              <w:left w:w="150" w:type="dxa"/>
-              <w:right w:w="150" w:type="dxa"/>
-            </w:tcMar>
-          </w:tcPr>
-          <w:p>
-            <w:pPr>
-              <w:spacing w:before="40" w:after="40" w:line="276" w:lineRule="auto"/>
-              <w:jc w:val="center"/>
-            </w:pPr>
-            <w:r>
-              <w:rPr>
-                <w:rFonts w:ascii="Arial" w:hAnsi="Arial"/>
-                <w:sz w:val="18"/>
-              </w:rPr>
-              <w:t>✅</w:t>
-            </w:r>
-          </w:p>
-        </w:tc>
-        <w:tc>
-          <w:tcPr>
-            <w:tcW w:type="dxa" w:w="1987"/>
-            <w:tcMar>
-              <w:top w:w="100" w:type="dxa"/>
-              <w:bottom w:w="100" w:type="dxa"/>
-              <w:left w:w="150" w:type="dxa"/>
-              <w:right w:w="150" w:type="dxa"/>
-            </w:tcMar>
-          </w:tcPr>
-          <w:p>
-            <w:pPr>
-              <w:spacing w:before="40" w:after="40" w:line="276" w:lineRule="auto"/>
-              <w:jc w:val="center"/>
-            </w:pPr>
-            <w:r>
-              <w:rPr>
-                <w:rFonts w:ascii="Arial" w:hAnsi="Arial"/>
-                <w:sz w:val="18"/>
-              </w:rPr>
-              <w:t>❌</w:t>
-            </w:r>
-          </w:p>
-        </w:tc>
-        <w:tc>
-          <w:tcPr>
-            <w:tcW w:type="dxa" w:w="1987"/>
-            <w:tcMar>
-              <w:top w:w="100" w:type="dxa"/>
-              <w:bottom w:w="100" w:type="dxa"/>
-              <w:left w:w="150" w:type="dxa"/>
-              <w:right w:w="150" w:type="dxa"/>
-            </w:tcMar>
-          </w:tcPr>
-          <w:p>
-            <w:pPr>
-              <w:spacing w:before="40" w:after="40" w:line="276" w:lineRule="auto"/>
-              <w:jc w:val="left"/>
-            </w:pPr>
-            <w:r>
-              <w:rPr>
-                <w:rFonts w:ascii="Arial" w:hAnsi="Arial"/>
-                <w:sz w:val="18"/>
-              </w:rPr>
-              <w:t>Disabled/Hidden untuk role selain Owner/Supervisor.</w:t>
-            </w:r>
-          </w:p>
-        </w:tc>
-      </w:tr>
-      <w:tr>
-        <w:tc>
-          <w:tcPr>
-            <w:tcW w:type="dxa" w:w="1987"/>
-            <w:tcMar>
-              <w:top w:w="100" w:type="dxa"/>
-              <w:bottom w:w="100" w:type="dxa"/>
-              <w:left w:w="150" w:type="dxa"/>
-              <w:right w:w="150" w:type="dxa"/>
-            </w:tcMar>
-          </w:tcPr>
-          <w:p>
-            <w:pPr>
-              <w:spacing w:before="40" w:after="40" w:line="276" w:lineRule="auto"/>
-              <w:jc w:val="left"/>
-            </w:pPr>
-            <w:r>
-              <w:rPr>
-                <w:rFonts w:ascii="Arial" w:hAnsi="Arial"/>
-                <w:sz w:val="18"/>
-              </w:rPr>
-              <w:t>**Download Credit History (.xlsx)**</w:t>
-            </w:r>
-          </w:p>
-        </w:tc>
-        <w:tc>
-          <w:tcPr>
-            <w:tcW w:type="dxa" w:w="1987"/>
-            <w:tcMar>
-              <w:top w:w="100" w:type="dxa"/>
-              <w:bottom w:w="100" w:type="dxa"/>
-              <w:left w:w="150" w:type="dxa"/>
-              <w:right w:w="150" w:type="dxa"/>
-            </w:tcMar>
-          </w:tcPr>
-          <w:p>
-            <w:pPr>
-              <w:spacing w:before="40" w:after="40" w:line="276" w:lineRule="auto"/>
-              <w:jc w:val="center"/>
-            </w:pPr>
-            <w:r>
-              <w:rPr>
-                <w:rFonts w:ascii="Arial" w:hAnsi="Arial"/>
-                <w:sz w:val="18"/>
-              </w:rPr>
-              <w:t>✅</w:t>
-            </w:r>
-          </w:p>
-        </w:tc>
-        <w:tc>
-          <w:tcPr>
-            <w:tcW w:type="dxa" w:w="1987"/>
-            <w:tcMar>
-              <w:top w:w="100" w:type="dxa"/>
-              <w:bottom w:w="100" w:type="dxa"/>
-              <w:left w:w="150" w:type="dxa"/>
-              <w:right w:w="150" w:type="dxa"/>
-            </w:tcMar>
-          </w:tcPr>
-          <w:p>
-            <w:pPr>
-              <w:spacing w:before="40" w:after="40" w:line="276" w:lineRule="auto"/>
-              <w:jc w:val="center"/>
-            </w:pPr>
-            <w:r>
-              <w:rPr>
-                <w:rFonts w:ascii="Arial" w:hAnsi="Arial"/>
-                <w:sz w:val="18"/>
-              </w:rPr>
-              <w:t>✅</w:t>
-            </w:r>
-          </w:p>
-        </w:tc>
-        <w:tc>
-          <w:tcPr>
-            <w:tcW w:type="dxa" w:w="1987"/>
-            <w:tcMar>
-              <w:top w:w="100" w:type="dxa"/>
-              <w:bottom w:w="100" w:type="dxa"/>
-              <w:left w:w="150" w:type="dxa"/>
-              <w:right w:w="150" w:type="dxa"/>
-            </w:tcMar>
-          </w:tcPr>
-          <w:p>
-            <w:pPr>
-              <w:spacing w:before="40" w:after="40" w:line="276" w:lineRule="auto"/>
-              <w:jc w:val="center"/>
-            </w:pPr>
-            <w:r>
-              <w:rPr>
-                <w:rFonts w:ascii="Arial" w:hAnsi="Arial"/>
-                <w:sz w:val="18"/>
-              </w:rPr>
-              <w:t>❌</w:t>
-            </w:r>
-          </w:p>
-        </w:tc>
-        <w:tc>
-          <w:tcPr>
-            <w:tcW w:type="dxa" w:w="1987"/>
-            <w:tcMar>
-              <w:top w:w="100" w:type="dxa"/>
-              <w:bottom w:w="100" w:type="dxa"/>
-              <w:left w:w="150" w:type="dxa"/>
-              <w:right w:w="150" w:type="dxa"/>
-            </w:tcMar>
-          </w:tcPr>
-          <w:p>
-            <w:pPr>
-              <w:spacing w:before="40" w:after="40" w:line="276" w:lineRule="auto"/>
-              <w:jc w:val="left"/>
-            </w:pPr>
-            <w:r>
-              <w:rPr>
-                <w:rFonts w:ascii="Arial" w:hAnsi="Arial"/>
-                <w:sz w:val="18"/>
-              </w:rPr>
-              <w:t>Export file history usage lengkap.</w:t>
-            </w:r>
-          </w:p>
-        </w:tc>
-      </w:tr>
-      <w:tr>
-        <w:tc>
-          <w:tcPr>
-            <w:tcW w:type="dxa" w:w="1987"/>
-            <w:tcMar>
-              <w:top w:w="100" w:type="dxa"/>
-              <w:bottom w:w="100" w:type="dxa"/>
-              <w:left w:w="150" w:type="dxa"/>
-              <w:right w:w="150" w:type="dxa"/>
-            </w:tcMar>
-          </w:tcPr>
-          <w:p>
-            <w:pPr>
-              <w:spacing w:before="40" w:after="40" w:line="276" w:lineRule="auto"/>
-              <w:jc w:val="left"/>
-            </w:pPr>
-            <w:r>
-              <w:rPr>
-                <w:rFonts w:ascii="Arial" w:hAnsi="Arial"/>
-                <w:sz w:val="18"/>
-              </w:rPr>
-              <w:t>**Kirim Broadcast Berbayar**</w:t>
-            </w:r>
-          </w:p>
-        </w:tc>
-        <w:tc>
-          <w:tcPr>
-            <w:tcW w:type="dxa" w:w="1987"/>
-            <w:tcMar>
-              <w:top w:w="100" w:type="dxa"/>
-              <w:bottom w:w="100" w:type="dxa"/>
-              <w:left w:w="150" w:type="dxa"/>
-              <w:right w:w="150" w:type="dxa"/>
-            </w:tcMar>
-          </w:tcPr>
-          <w:p>
-            <w:pPr>
-              <w:spacing w:before="40" w:after="40" w:line="276" w:lineRule="auto"/>
-              <w:jc w:val="center"/>
-            </w:pPr>
-            <w:r>
-              <w:rPr>
-                <w:rFonts w:ascii="Arial" w:hAnsi="Arial"/>
-                <w:sz w:val="18"/>
-              </w:rPr>
-              <w:t>✅</w:t>
-            </w:r>
-          </w:p>
-        </w:tc>
-        <w:tc>
-          <w:tcPr>
-            <w:tcW w:type="dxa" w:w="1987"/>
-            <w:tcMar>
-              <w:top w:w="100" w:type="dxa"/>
-              <w:bottom w:w="100" w:type="dxa"/>
-              <w:left w:w="150" w:type="dxa"/>
-              <w:right w:w="150" w:type="dxa"/>
-            </w:tcMar>
-          </w:tcPr>
-          <w:p>
-            <w:pPr>
-              <w:spacing w:before="40" w:after="40" w:line="276" w:lineRule="auto"/>
-              <w:jc w:val="center"/>
-            </w:pPr>
-            <w:r>
-              <w:rPr>
-                <w:rFonts w:ascii="Arial" w:hAnsi="Arial"/>
-                <w:sz w:val="18"/>
-              </w:rPr>
-              <w:t>✅</w:t>
-            </w:r>
-          </w:p>
-        </w:tc>
-        <w:tc>
-          <w:tcPr>
-            <w:tcW w:type="dxa" w:w="1987"/>
-            <w:tcMar>
-              <w:top w:w="100" w:type="dxa"/>
-              <w:bottom w:w="100" w:type="dxa"/>
-              <w:left w:w="150" w:type="dxa"/>
-              <w:right w:w="150" w:type="dxa"/>
-            </w:tcMar>
-          </w:tcPr>
-          <w:p>
-            <w:pPr>
-              <w:spacing w:before="40" w:after="40" w:line="276" w:lineRule="auto"/>
-              <w:jc w:val="center"/>
-            </w:pPr>
-            <w:r>
-              <w:rPr>
-                <w:rFonts w:ascii="Arial" w:hAnsi="Arial"/>
-                <w:sz w:val="18"/>
-              </w:rPr>
-              <w:t>❌</w:t>
-            </w:r>
-          </w:p>
-        </w:tc>
-        <w:tc>
-          <w:tcPr>
-            <w:tcW w:type="dxa" w:w="1987"/>
-            <w:tcMar>
-              <w:top w:w="100" w:type="dxa"/>
-              <w:bottom w:w="100" w:type="dxa"/>
-              <w:left w:w="150" w:type="dxa"/>
-              <w:right w:w="150" w:type="dxa"/>
-            </w:tcMar>
-          </w:tcPr>
-          <w:p>
-            <w:pPr>
-              <w:spacing w:before="40" w:after="40" w:line="276" w:lineRule="auto"/>
-              <w:jc w:val="left"/>
-            </w:pPr>
-            <w:r>
-              <w:rPr>
-                <w:rFonts w:ascii="Arial" w:hAnsi="Arial"/>
-                <w:sz w:val="18"/>
-              </w:rPr>
-              <w:t>Inisiasi isolasi saldo kredit kampanye broadcast.</w:t>
-            </w:r>
-          </w:p>
-        </w:tc>
-      </w:tr>
-      <w:tr>
-        <w:tc>
-          <w:tcPr>
-            <w:tcW w:type="dxa" w:w="1987"/>
-            <w:tcMar>
-              <w:top w:w="100" w:type="dxa"/>
-              <w:bottom w:w="100" w:type="dxa"/>
-              <w:left w:w="150" w:type="dxa"/>
-              <w:right w:w="150" w:type="dxa"/>
-            </w:tcMar>
-          </w:tcPr>
-          <w:p>
-            <w:pPr>
-              <w:spacing w:before="40" w:after="40" w:line="276" w:lineRule="auto"/>
-              <w:jc w:val="left"/>
-            </w:pPr>
-            <w:r>
-              <w:rPr>
-                <w:rFonts w:ascii="Arial" w:hAnsi="Arial"/>
-                <w:sz w:val="18"/>
-              </w:rPr>
-              <w:t>**View Running Cost di Chatroom**</w:t>
-            </w:r>
-          </w:p>
-        </w:tc>
-        <w:tc>
-          <w:tcPr>
-            <w:tcW w:type="dxa" w:w="1987"/>
-            <w:tcMar>
-              <w:top w:w="100" w:type="dxa"/>
-              <w:bottom w:w="100" w:type="dxa"/>
-              <w:left w:w="150" w:type="dxa"/>
-              <w:right w:w="150" w:type="dxa"/>
-            </w:tcMar>
-          </w:tcPr>
-          <w:p>
-            <w:pPr>
-              <w:spacing w:before="40" w:after="40" w:line="276" w:lineRule="auto"/>
-              <w:jc w:val="center"/>
-            </w:pPr>
-            <w:r>
-              <w:rPr>
-                <w:rFonts w:ascii="Arial" w:hAnsi="Arial"/>
-                <w:sz w:val="18"/>
-              </w:rPr>
-              <w:t>✅</w:t>
-            </w:r>
-          </w:p>
-        </w:tc>
-        <w:tc>
-          <w:tcPr>
-            <w:tcW w:type="dxa" w:w="1987"/>
-            <w:tcMar>
-              <w:top w:w="100" w:type="dxa"/>
-              <w:bottom w:w="100" w:type="dxa"/>
-              <w:left w:w="150" w:type="dxa"/>
-              <w:right w:w="150" w:type="dxa"/>
-            </w:tcMar>
-          </w:tcPr>
-          <w:p>
-            <w:pPr>
-              <w:spacing w:before="40" w:after="40" w:line="276" w:lineRule="auto"/>
-              <w:jc w:val="center"/>
-            </w:pPr>
-            <w:r>
-              <w:rPr>
-                <w:rFonts w:ascii="Arial" w:hAnsi="Arial"/>
-                <w:sz w:val="18"/>
-              </w:rPr>
-              <w:t>✅</w:t>
-            </w:r>
-          </w:p>
-        </w:tc>
-        <w:tc>
-          <w:tcPr>
-            <w:tcW w:type="dxa" w:w="1987"/>
-            <w:tcMar>
-              <w:top w:w="100" w:type="dxa"/>
-              <w:bottom w:w="100" w:type="dxa"/>
-              <w:left w:w="150" w:type="dxa"/>
-              <w:right w:w="150" w:type="dxa"/>
-            </w:tcMar>
-          </w:tcPr>
-          <w:p>
-            <w:pPr>
-              <w:spacing w:before="40" w:after="40" w:line="276" w:lineRule="auto"/>
-              <w:jc w:val="center"/>
-            </w:pPr>
-            <w:r>
-              <w:rPr>
-                <w:rFonts w:ascii="Arial" w:hAnsi="Arial"/>
-                <w:sz w:val="18"/>
-              </w:rPr>
-              <w:t>✅</w:t>
-            </w:r>
-          </w:p>
-        </w:tc>
-        <w:tc>
-          <w:tcPr>
-            <w:tcW w:type="dxa" w:w="1987"/>
-            <w:tcMar>
-              <w:top w:w="100" w:type="dxa"/>
-              <w:bottom w:w="100" w:type="dxa"/>
-              <w:left w:w="150" w:type="dxa"/>
-              <w:right w:w="150" w:type="dxa"/>
-            </w:tcMar>
-          </w:tcPr>
-          <w:p>
-            <w:pPr>
-              <w:spacing w:before="40" w:after="40" w:line="276" w:lineRule="auto"/>
-              <w:jc w:val="left"/>
-            </w:pPr>
-            <w:r>
-              <w:rPr>
-                <w:rFonts w:ascii="Arial" w:hAnsi="Arial"/>
-                <w:sz w:val="18"/>
-              </w:rPr>
-              <w:t>Muncul indikator biaya berjalan di header/sidebar room.</w:t>
-            </w:r>
-          </w:p>
-        </w:tc>
-      </w:tr>
-      <w:tr>
-        <w:tc>
-          <w:tcPr>
-            <w:tcW w:type="dxa" w:w="1987"/>
-            <w:tcMar>
-              <w:top w:w="100" w:type="dxa"/>
-              <w:bottom w:w="100" w:type="dxa"/>
-              <w:left w:w="150" w:type="dxa"/>
-              <w:right w:w="150" w:type="dxa"/>
-            </w:tcMar>
-          </w:tcPr>
-          <w:p>
-            <w:pPr>
-              <w:spacing w:before="40" w:after="40" w:line="276" w:lineRule="auto"/>
-              <w:jc w:val="left"/>
-            </w:pPr>
-            <w:r>
-              <w:rPr>
-                <w:rFonts w:ascii="Arial" w:hAnsi="Arial"/>
-                <w:sz w:val="18"/>
-              </w:rPr>
-              <w:t>**Configure Flat Session Limit (Global)**</w:t>
-            </w:r>
-          </w:p>
-        </w:tc>
-        <w:tc>
-          <w:tcPr>
-            <w:tcW w:type="dxa" w:w="1987"/>
-            <w:tcMar>
-              <w:top w:w="100" w:type="dxa"/>
-              <w:bottom w:w="100" w:type="dxa"/>
-              <w:left w:w="150" w:type="dxa"/>
-              <w:right w:w="150" w:type="dxa"/>
-            </w:tcMar>
-          </w:tcPr>
-          <w:p>
-            <w:pPr>
-              <w:spacing w:before="40" w:after="40" w:line="276" w:lineRule="auto"/>
-              <w:jc w:val="center"/>
-            </w:pPr>
-            <w:r>
-              <w:rPr>
-                <w:rFonts w:ascii="Arial" w:hAnsi="Arial"/>
-                <w:sz w:val="18"/>
-              </w:rPr>
-              <w:t>✅</w:t>
-            </w:r>
-          </w:p>
-        </w:tc>
-        <w:tc>
-          <w:tcPr>
-            <w:tcW w:type="dxa" w:w="1987"/>
-            <w:tcMar>
-              <w:top w:w="100" w:type="dxa"/>
-              <w:bottom w:w="100" w:type="dxa"/>
-              <w:left w:w="150" w:type="dxa"/>
-              <w:right w:w="150" w:type="dxa"/>
-            </w:tcMar>
-          </w:tcPr>
-          <w:p>
-            <w:pPr>
-              <w:spacing w:before="40" w:after="40" w:line="276" w:lineRule="auto"/>
-              <w:jc w:val="center"/>
-            </w:pPr>
-            <w:r>
-              <w:rPr>
-                <w:rFonts w:ascii="Arial" w:hAnsi="Arial"/>
-                <w:sz w:val="18"/>
-              </w:rPr>
-              <w:t>✅</w:t>
-            </w:r>
-          </w:p>
-        </w:tc>
-        <w:tc>
-          <w:tcPr>
-            <w:tcW w:type="dxa" w:w="1987"/>
-            <w:tcMar>
-              <w:top w:w="100" w:type="dxa"/>
-              <w:bottom w:w="100" w:type="dxa"/>
-              <w:left w:w="150" w:type="dxa"/>
-              <w:right w:w="150" w:type="dxa"/>
-            </w:tcMar>
-          </w:tcPr>
-          <w:p>
-            <w:pPr>
-              <w:spacing w:before="40" w:after="40" w:line="276" w:lineRule="auto"/>
-              <w:jc w:val="center"/>
-            </w:pPr>
-            <w:r>
-              <w:rPr>
-                <w:rFonts w:ascii="Arial" w:hAnsi="Arial"/>
-                <w:sz w:val="18"/>
-              </w:rPr>
-              <w:t>❌</w:t>
-            </w:r>
-          </w:p>
-        </w:tc>
-        <w:tc>
-          <w:tcPr>
-            <w:tcW w:type="dxa" w:w="1987"/>
-            <w:tcMar>
-              <w:top w:w="100" w:type="dxa"/>
-              <w:bottom w:w="100" w:type="dxa"/>
-              <w:left w:w="150" w:type="dxa"/>
-              <w:right w:w="150" w:type="dxa"/>
-            </w:tcMar>
-          </w:tcPr>
-          <w:p>
-            <w:pPr>
-              <w:spacing w:before="40" w:after="40" w:line="276" w:lineRule="auto"/>
-              <w:jc w:val="left"/>
-            </w:pPr>
-            <w:r>
-              <w:rPr>
-                <w:rFonts w:ascii="Arial" w:hAnsi="Arial"/>
-                <w:sz w:val="18"/>
-              </w:rPr>
-              <w:t>Akses setting batas per sesi percakapan.</w:t>
-            </w:r>
-          </w:p>
-        </w:tc>
-      </w:tr>
-      <w:tr>
-        <w:tc>
-          <w:tcPr>
-            <w:tcW w:type="dxa" w:w="1987"/>
-            <w:tcMar>
-              <w:top w:w="100" w:type="dxa"/>
-              <w:bottom w:w="100" w:type="dxa"/>
-              <w:left w:w="150" w:type="dxa"/>
-              <w:right w:w="150" w:type="dxa"/>
-            </w:tcMar>
-          </w:tcPr>
-          <w:p>
-            <w:pPr>
-              <w:spacing w:before="40" w:after="40" w:line="276" w:lineRule="auto"/>
-              <w:jc w:val="left"/>
-            </w:pPr>
-            <w:r>
-              <w:rPr>
-                <w:rFonts w:ascii="Arial" w:hAnsi="Arial"/>
-                <w:sz w:val="18"/>
-              </w:rPr>
-              <w:t>**Top-up Session Limit (Rp2k/5k/10k)**</w:t>
-            </w:r>
-          </w:p>
-        </w:tc>
-        <w:tc>
-          <w:tcPr>
-            <w:tcW w:type="dxa" w:w="1987"/>
-            <w:tcMar>
-              <w:top w:w="100" w:type="dxa"/>
-              <w:bottom w:w="100" w:type="dxa"/>
-              <w:left w:w="150" w:type="dxa"/>
-              <w:right w:w="150" w:type="dxa"/>
-            </w:tcMar>
-          </w:tcPr>
-          <w:p>
-            <w:pPr>
-              <w:spacing w:before="40" w:after="40" w:line="276" w:lineRule="auto"/>
-              <w:jc w:val="center"/>
-            </w:pPr>
-            <w:r>
-              <w:rPr>
-                <w:rFonts w:ascii="Arial" w:hAnsi="Arial"/>
-                <w:sz w:val="18"/>
-              </w:rPr>
-              <w:t>✅</w:t>
-            </w:r>
-          </w:p>
-        </w:tc>
-        <w:tc>
-          <w:tcPr>
-            <w:tcW w:type="dxa" w:w="1987"/>
-            <w:tcMar>
-              <w:top w:w="100" w:type="dxa"/>
-              <w:bottom w:w="100" w:type="dxa"/>
-              <w:left w:w="150" w:type="dxa"/>
-              <w:right w:w="150" w:type="dxa"/>
-            </w:tcMar>
-          </w:tcPr>
-          <w:p>
-            <w:pPr>
-              <w:spacing w:before="40" w:after="40" w:line="276" w:lineRule="auto"/>
-              <w:jc w:val="center"/>
-            </w:pPr>
-            <w:r>
-              <w:rPr>
-                <w:rFonts w:ascii="Arial" w:hAnsi="Arial"/>
-                <w:sz w:val="18"/>
-              </w:rPr>
-              <w:t>✅</w:t>
-            </w:r>
-          </w:p>
-        </w:tc>
-        <w:tc>
-          <w:tcPr>
-            <w:tcW w:type="dxa" w:w="1987"/>
-            <w:tcMar>
-              <w:top w:w="100" w:type="dxa"/>
-              <w:bottom w:w="100" w:type="dxa"/>
-              <w:left w:w="150" w:type="dxa"/>
-              <w:right w:w="150" w:type="dxa"/>
-            </w:tcMar>
-          </w:tcPr>
-          <w:p>
-            <w:pPr>
-              <w:spacing w:before="40" w:after="40" w:line="276" w:lineRule="auto"/>
-              <w:jc w:val="center"/>
-            </w:pPr>
-            <w:r>
-              <w:rPr>
-                <w:rFonts w:ascii="Arial" w:hAnsi="Arial"/>
-                <w:sz w:val="18"/>
-              </w:rPr>
-              <w:t>✅</w:t>
-            </w:r>
-          </w:p>
-        </w:tc>
-        <w:tc>
-          <w:tcPr>
-            <w:tcW w:type="dxa" w:w="1987"/>
-            <w:tcMar>
-              <w:top w:w="100" w:type="dxa"/>
-              <w:bottom w:w="100" w:type="dxa"/>
-              <w:left w:w="150" w:type="dxa"/>
-              <w:right w:w="150" w:type="dxa"/>
-            </w:tcMar>
-          </w:tcPr>
-          <w:p>
-            <w:pPr>
-              <w:spacing w:before="40" w:after="40" w:line="276" w:lineRule="auto"/>
-              <w:jc w:val="left"/>
-            </w:pPr>
-            <w:r>
-              <w:rPr>
-                <w:rFonts w:ascii="Arial" w:hAnsi="Arial"/>
-                <w:sz w:val="18"/>
-              </w:rPr>
-              <w:t>**Semua Agent** dapat top-up jika limit sesi tercapai.</w:t>
-            </w:r>
-          </w:p>
-        </w:tc>
-      </w:tr>
-      <w:tr>
-        <w:tc>
-          <w:tcPr>
-            <w:tcW w:type="dxa" w:w="1987"/>
-            <w:tcMar>
-              <w:top w:w="100" w:type="dxa"/>
-              <w:bottom w:w="100" w:type="dxa"/>
-              <w:left w:w="150" w:type="dxa"/>
-              <w:right w:w="150" w:type="dxa"/>
-            </w:tcMar>
-          </w:tcPr>
-          <w:p>
-            <w:pPr>
-              <w:spacing w:before="40" w:after="40" w:line="276" w:lineRule="auto"/>
-              <w:jc w:val="left"/>
-            </w:pPr>
-            <w:r>
-              <w:rPr>
-                <w:rFonts w:ascii="Arial" w:hAnsi="Arial"/>
-                <w:sz w:val="18"/>
-              </w:rPr>
-              <w:t>**Kirim Pesan Outbound di Chatroom**</w:t>
-            </w:r>
-          </w:p>
-        </w:tc>
-        <w:tc>
-          <w:tcPr>
-            <w:tcW w:type="dxa" w:w="1987"/>
-            <w:tcMar>
-              <w:top w:w="100" w:type="dxa"/>
-              <w:bottom w:w="100" w:type="dxa"/>
-              <w:left w:w="150" w:type="dxa"/>
-              <w:right w:w="150" w:type="dxa"/>
-            </w:tcMar>
-          </w:tcPr>
-          <w:p>
-            <w:pPr>
-              <w:spacing w:before="40" w:after="40" w:line="276" w:lineRule="auto"/>
-              <w:jc w:val="center"/>
-            </w:pPr>
-            <w:r>
-              <w:rPr>
-                <w:rFonts w:ascii="Arial" w:hAnsi="Arial"/>
-                <w:sz w:val="18"/>
-              </w:rPr>
-              <w:t>✅</w:t>
-            </w:r>
-          </w:p>
-        </w:tc>
-        <w:tc>
-          <w:tcPr>
-            <w:tcW w:type="dxa" w:w="1987"/>
-            <w:tcMar>
-              <w:top w:w="100" w:type="dxa"/>
-              <w:bottom w:w="100" w:type="dxa"/>
-              <w:left w:w="150" w:type="dxa"/>
-              <w:right w:w="150" w:type="dxa"/>
-            </w:tcMar>
-          </w:tcPr>
-          <w:p>
-            <w:pPr>
-              <w:spacing w:before="40" w:after="40" w:line="276" w:lineRule="auto"/>
-              <w:jc w:val="center"/>
-            </w:pPr>
-            <w:r>
-              <w:rPr>
-                <w:rFonts w:ascii="Arial" w:hAnsi="Arial"/>
-                <w:sz w:val="18"/>
-              </w:rPr>
-              <w:t>✅</w:t>
-            </w:r>
-          </w:p>
-        </w:tc>
-        <w:tc>
-          <w:tcPr>
-            <w:tcW w:type="dxa" w:w="1987"/>
-            <w:tcMar>
-              <w:top w:w="100" w:type="dxa"/>
-              <w:bottom w:w="100" w:type="dxa"/>
-              <w:left w:w="150" w:type="dxa"/>
-              <w:right w:w="150" w:type="dxa"/>
-            </w:tcMar>
-          </w:tcPr>
-          <w:p>
-            <w:pPr>
-              <w:spacing w:before="40" w:after="40" w:line="276" w:lineRule="auto"/>
-              <w:jc w:val="center"/>
-            </w:pPr>
-            <w:r>
-              <w:rPr>
-                <w:rFonts w:ascii="Arial" w:hAnsi="Arial"/>
-                <w:sz w:val="18"/>
-              </w:rPr>
-              <w:t>✅</w:t>
-            </w:r>
-          </w:p>
-        </w:tc>
-        <w:tc>
-          <w:tcPr>
-            <w:tcW w:type="dxa" w:w="1987"/>
-            <w:tcMar>
-              <w:top w:w="100" w:type="dxa"/>
-              <w:bottom w:w="100" w:type="dxa"/>
-              <w:left w:w="150" w:type="dxa"/>
-              <w:right w:w="150" w:type="dxa"/>
-            </w:tcMar>
-          </w:tcPr>
-          <w:p>
-            <w:pPr>
-              <w:spacing w:before="40" w:after="40" w:line="276" w:lineRule="auto"/>
-              <w:jc w:val="left"/>
-            </w:pPr>
-            <w:r>
-              <w:rPr>
-                <w:rFonts w:ascii="Arial" w:hAnsi="Arial"/>
-                <w:sz w:val="18"/>
-              </w:rPr>
-              <w:t>Terisolasi jika Service/Template, diblokir jika limit habis.</w:t>
-            </w:r>
-          </w:p>
-        </w:tc>
-      </w:tr>
-    </w:tbl>
-    <w:p/>
-    <w:p>
-      <w:pPr>
-        <w:keepNext/>
-        <w:spacing w:before="280" w:after="80"/>
-      </w:pPr>
-      <w:r>
-        <w:rPr>
-          <w:rFonts w:ascii="Arial" w:hAnsi="Arial"/>
-          <w:b/>
-          <w:color w:val="000000"/>
-          <w:sz w:val="24"/>
-        </w:rPr>
-        <w:t>4. Logika Bisnis, Aturan Validasi &amp; Decision Matrix</w:t>
-      </w:r>
-    </w:p>
-    <w:p>
-      <w:pPr>
-        <w:keepNext/>
-        <w:spacing w:before="200" w:after="80"/>
-      </w:pPr>
-      <w:r>
-        <w:rPr>
-          <w:rFonts w:ascii="Arial" w:hAnsi="Arial"/>
-          <w:b/>
-          <w:color w:val="1E1E1E"/>
-          <w:sz w:val="21"/>
-        </w:rPr>
-        <w:t>A. Decision Table: Credit Isolation, Delivery &amp; Rollback Flow</w:t>
+        <w:t>3. Matriks Hak Akses &amp; Otorisasi Keamanan (RBAC Matrix)</w:t>
       </w:r>
     </w:p>
     <w:tbl>
@@ -3185,7 +1752,7 @@
               <w:left w:w="150" w:type="dxa"/>
               <w:right w:w="150" w:type="dxa"/>
             </w:tcMar>
-            <w:shd w:fill="00FFFF"/>
+            <w:shd w:fill="CCCCCC"/>
           </w:tcPr>
           <w:p>
             <w:pPr>
@@ -3198,7 +1765,7 @@
                 <w:b/>
                 <w:sz w:val="18"/>
               </w:rPr>
-              <w:t>Kondisi Masukan (Conditions)</w:t>
+              <w:t>Modul / Fitur / Aksi</w:t>
             </w:r>
           </w:p>
         </w:tc>
@@ -3211,7 +1778,7 @@
               <w:left w:w="150" w:type="dxa"/>
               <w:right w:w="150" w:type="dxa"/>
             </w:tcMar>
-            <w:shd w:fill="00FFFF"/>
+            <w:shd w:fill="CCCCCC"/>
           </w:tcPr>
           <w:p>
             <w:pPr>
@@ -3224,7 +1791,7 @@
                 <w:b/>
                 <w:sz w:val="18"/>
               </w:rPr>
-              <w:t>Rule 1 (FEP Active)</w:t>
+              <w:t>Biz Ops Admin</w:t>
             </w:r>
           </w:p>
         </w:tc>
@@ -3237,7 +1804,7 @@
               <w:left w:w="150" w:type="dxa"/>
               <w:right w:w="150" w:type="dxa"/>
             </w:tcMar>
-            <w:shd w:fill="00FFFF"/>
+            <w:shd w:fill="CCCCCC"/>
           </w:tcPr>
           <w:p>
             <w:pPr>
@@ -3250,7 +1817,7 @@
                 <w:b/>
                 <w:sz w:val="18"/>
               </w:rPr>
-              <w:t>Rule 2 (Normal Sent)</w:t>
+              <w:t>Owner</w:t>
             </w:r>
           </w:p>
         </w:tc>
@@ -3263,7 +1830,7 @@
               <w:left w:w="150" w:type="dxa"/>
               <w:right w:w="150" w:type="dxa"/>
             </w:tcMar>
-            <w:shd w:fill="00FFFF"/>
+            <w:shd w:fill="CCCCCC"/>
           </w:tcPr>
           <w:p>
             <w:pPr>
@@ -3276,7 +1843,7 @@
                 <w:b/>
                 <w:sz w:val="18"/>
               </w:rPr>
-              <w:t>Rule 3 (Meta Failed)</w:t>
+              <w:t>Supervisor</w:t>
             </w:r>
           </w:p>
         </w:tc>
@@ -3289,7 +1856,7 @@
               <w:left w:w="150" w:type="dxa"/>
               <w:right w:w="150" w:type="dxa"/>
             </w:tcMar>
-            <w:shd w:fill="00FFFF"/>
+            <w:shd w:fill="CCCCCC"/>
           </w:tcPr>
           <w:p>
             <w:pPr>
@@ -3302,7 +1869,7 @@
                 <w:b/>
                 <w:sz w:val="18"/>
               </w:rPr>
-              <w:t>Rule 4 (Saldo Kurang)</w:t>
+              <w:t>Agent (CS)</w:t>
             </w:r>
           </w:p>
         </w:tc>
@@ -3315,7 +1882,7 @@
               <w:left w:w="150" w:type="dxa"/>
               <w:right w:w="150" w:type="dxa"/>
             </w:tcMar>
-            <w:shd w:fill="00FFFF"/>
+            <w:shd w:fill="CCCCCC"/>
           </w:tcPr>
           <w:p>
             <w:pPr>
@@ -3328,7 +1895,7 @@
                 <w:b/>
                 <w:sz w:val="18"/>
               </w:rPr>
-              <w:t>Rule 5 (Limit Exceeded)</w:t>
+              <w:t>Direct API / Public</w:t>
             </w:r>
           </w:p>
         </w:tc>
@@ -3354,7 +1921,7 @@
                 <w:rFonts w:ascii="Arial" w:hAnsi="Arial"/>
                 <w:sz w:val="18"/>
               </w:rPr>
-              <w:t>Free Entry Point Window Aktif?</w:t>
+              <w:t>**Manage Base &amp; Markup Price (DB/API)**</w:t>
             </w:r>
           </w:p>
         </w:tc>
@@ -3378,780 +1945,7 @@
                 <w:rFonts w:ascii="Arial" w:hAnsi="Arial"/>
                 <w:sz w:val="18"/>
               </w:rPr>
-              <w:t>**TRUE**</w:t>
-            </w:r>
-          </w:p>
-        </w:tc>
-        <w:tc>
-          <w:tcPr>
-            <w:tcW w:type="dxa" w:w="1656"/>
-            <w:tcMar>
-              <w:top w:w="100" w:type="dxa"/>
-              <w:bottom w:w="100" w:type="dxa"/>
-              <w:left w:w="150" w:type="dxa"/>
-              <w:right w:w="150" w:type="dxa"/>
-            </w:tcMar>
-          </w:tcPr>
-          <w:p>
-            <w:pPr>
-              <w:spacing w:before="40" w:after="40" w:line="276" w:lineRule="auto"/>
-              <w:jc w:val="left"/>
-            </w:pPr>
-            <w:r>
-              <w:rPr>
-                <w:rFonts w:ascii="Arial" w:hAnsi="Arial"/>
-                <w:sz w:val="18"/>
-              </w:rPr>
-              <w:t>**FALSE**</w:t>
-            </w:r>
-          </w:p>
-        </w:tc>
-        <w:tc>
-          <w:tcPr>
-            <w:tcW w:type="dxa" w:w="1656"/>
-            <w:tcMar>
-              <w:top w:w="100" w:type="dxa"/>
-              <w:bottom w:w="100" w:type="dxa"/>
-              <w:left w:w="150" w:type="dxa"/>
-              <w:right w:w="150" w:type="dxa"/>
-            </w:tcMar>
-          </w:tcPr>
-          <w:p>
-            <w:pPr>
-              <w:spacing w:before="40" w:after="40" w:line="276" w:lineRule="auto"/>
-              <w:jc w:val="left"/>
-            </w:pPr>
-            <w:r>
-              <w:rPr>
-                <w:rFonts w:ascii="Arial" w:hAnsi="Arial"/>
-                <w:sz w:val="18"/>
-              </w:rPr>
-              <w:t>**FALSE**</w:t>
-            </w:r>
-          </w:p>
-        </w:tc>
-        <w:tc>
-          <w:tcPr>
-            <w:tcW w:type="dxa" w:w="1656"/>
-            <w:tcMar>
-              <w:top w:w="100" w:type="dxa"/>
-              <w:bottom w:w="100" w:type="dxa"/>
-              <w:left w:w="150" w:type="dxa"/>
-              <w:right w:w="150" w:type="dxa"/>
-            </w:tcMar>
-          </w:tcPr>
-          <w:p>
-            <w:pPr>
-              <w:spacing w:before="40" w:after="40" w:line="276" w:lineRule="auto"/>
-              <w:jc w:val="left"/>
-            </w:pPr>
-            <w:r>
-              <w:rPr>
-                <w:rFonts w:ascii="Arial" w:hAnsi="Arial"/>
-                <w:sz w:val="18"/>
-              </w:rPr>
-              <w:t>**FALSE**</w:t>
-            </w:r>
-          </w:p>
-        </w:tc>
-        <w:tc>
-          <w:tcPr>
-            <w:tcW w:type="dxa" w:w="1656"/>
-            <w:tcMar>
-              <w:top w:w="100" w:type="dxa"/>
-              <w:bottom w:w="100" w:type="dxa"/>
-              <w:left w:w="150" w:type="dxa"/>
-              <w:right w:w="150" w:type="dxa"/>
-            </w:tcMar>
-          </w:tcPr>
-          <w:p>
-            <w:pPr>
-              <w:spacing w:before="40" w:after="40" w:line="276" w:lineRule="auto"/>
-              <w:jc w:val="left"/>
-            </w:pPr>
-            <w:r>
-              <w:rPr>
-                <w:rFonts w:ascii="Arial" w:hAnsi="Arial"/>
-                <w:sz w:val="18"/>
-              </w:rPr>
-              <w:t>**FALSE**</w:t>
-            </w:r>
-          </w:p>
-        </w:tc>
-      </w:tr>
-      <w:tr>
-        <w:tc>
-          <w:tcPr>
-            <w:tcW w:type="dxa" w:w="1656"/>
-            <w:tcMar>
-              <w:top w:w="100" w:type="dxa"/>
-              <w:bottom w:w="100" w:type="dxa"/>
-              <w:left w:w="150" w:type="dxa"/>
-              <w:right w:w="150" w:type="dxa"/>
-            </w:tcMar>
-          </w:tcPr>
-          <w:p>
-            <w:pPr>
-              <w:spacing w:before="40" w:after="40" w:line="276" w:lineRule="auto"/>
-              <w:jc w:val="left"/>
-            </w:pPr>
-            <w:r>
-              <w:rPr>
-                <w:rFonts w:ascii="Arial" w:hAnsi="Arial"/>
-                <w:sz w:val="18"/>
-              </w:rPr>
-              <w:t>Saldo WhatsApp Credit Mencukupi?</w:t>
-            </w:r>
-          </w:p>
-        </w:tc>
-        <w:tc>
-          <w:tcPr>
-            <w:tcW w:type="dxa" w:w="1656"/>
-            <w:tcMar>
-              <w:top w:w="100" w:type="dxa"/>
-              <w:bottom w:w="100" w:type="dxa"/>
-              <w:left w:w="150" w:type="dxa"/>
-              <w:right w:w="150" w:type="dxa"/>
-            </w:tcMar>
-          </w:tcPr>
-          <w:p>
-            <w:pPr>
-              <w:spacing w:before="40" w:after="40" w:line="276" w:lineRule="auto"/>
-              <w:jc w:val="center"/>
-            </w:pPr>
-            <w:r>
-              <w:rPr>
-                <w:rFonts w:ascii="Arial" w:hAnsi="Arial"/>
-                <w:sz w:val="18"/>
-              </w:rPr>
-              <w:t>-</w:t>
-            </w:r>
-          </w:p>
-        </w:tc>
-        <w:tc>
-          <w:tcPr>
-            <w:tcW w:type="dxa" w:w="1656"/>
-            <w:tcMar>
-              <w:top w:w="100" w:type="dxa"/>
-              <w:bottom w:w="100" w:type="dxa"/>
-              <w:left w:w="150" w:type="dxa"/>
-              <w:right w:w="150" w:type="dxa"/>
-            </w:tcMar>
-          </w:tcPr>
-          <w:p>
-            <w:pPr>
-              <w:spacing w:before="40" w:after="40" w:line="276" w:lineRule="auto"/>
-              <w:jc w:val="left"/>
-            </w:pPr>
-            <w:r>
-              <w:rPr>
-                <w:rFonts w:ascii="Arial" w:hAnsi="Arial"/>
-                <w:sz w:val="18"/>
-              </w:rPr>
-              <w:t>**TRUE**</w:t>
-            </w:r>
-          </w:p>
-        </w:tc>
-        <w:tc>
-          <w:tcPr>
-            <w:tcW w:type="dxa" w:w="1656"/>
-            <w:tcMar>
-              <w:top w:w="100" w:type="dxa"/>
-              <w:bottom w:w="100" w:type="dxa"/>
-              <w:left w:w="150" w:type="dxa"/>
-              <w:right w:w="150" w:type="dxa"/>
-            </w:tcMar>
-          </w:tcPr>
-          <w:p>
-            <w:pPr>
-              <w:spacing w:before="40" w:after="40" w:line="276" w:lineRule="auto"/>
-              <w:jc w:val="left"/>
-            </w:pPr>
-            <w:r>
-              <w:rPr>
-                <w:rFonts w:ascii="Arial" w:hAnsi="Arial"/>
-                <w:sz w:val="18"/>
-              </w:rPr>
-              <w:t>**TRUE**</w:t>
-            </w:r>
-          </w:p>
-        </w:tc>
-        <w:tc>
-          <w:tcPr>
-            <w:tcW w:type="dxa" w:w="1656"/>
-            <w:tcMar>
-              <w:top w:w="100" w:type="dxa"/>
-              <w:bottom w:w="100" w:type="dxa"/>
-              <w:left w:w="150" w:type="dxa"/>
-              <w:right w:w="150" w:type="dxa"/>
-            </w:tcMar>
-          </w:tcPr>
-          <w:p>
-            <w:pPr>
-              <w:spacing w:before="40" w:after="40" w:line="276" w:lineRule="auto"/>
-              <w:jc w:val="left"/>
-            </w:pPr>
-            <w:r>
-              <w:rPr>
-                <w:rFonts w:ascii="Arial" w:hAnsi="Arial"/>
-                <w:sz w:val="18"/>
-              </w:rPr>
-              <w:t>**FALSE**</w:t>
-            </w:r>
-          </w:p>
-        </w:tc>
-        <w:tc>
-          <w:tcPr>
-            <w:tcW w:type="dxa" w:w="1656"/>
-            <w:tcMar>
-              <w:top w:w="100" w:type="dxa"/>
-              <w:bottom w:w="100" w:type="dxa"/>
-              <w:left w:w="150" w:type="dxa"/>
-              <w:right w:w="150" w:type="dxa"/>
-            </w:tcMar>
-          </w:tcPr>
-          <w:p>
-            <w:pPr>
-              <w:spacing w:before="40" w:after="40" w:line="276" w:lineRule="auto"/>
-              <w:jc w:val="left"/>
-            </w:pPr>
-            <w:r>
-              <w:rPr>
-                <w:rFonts w:ascii="Arial" w:hAnsi="Arial"/>
-                <w:sz w:val="18"/>
-              </w:rPr>
-              <w:t>**TRUE**</w:t>
-            </w:r>
-          </w:p>
-        </w:tc>
-      </w:tr>
-      <w:tr>
-        <w:tc>
-          <w:tcPr>
-            <w:tcW w:type="dxa" w:w="1656"/>
-            <w:tcMar>
-              <w:top w:w="100" w:type="dxa"/>
-              <w:bottom w:w="100" w:type="dxa"/>
-              <w:left w:w="150" w:type="dxa"/>
-              <w:right w:w="150" w:type="dxa"/>
-            </w:tcMar>
-          </w:tcPr>
-          <w:p>
-            <w:pPr>
-              <w:spacing w:before="40" w:after="40" w:line="276" w:lineRule="auto"/>
-              <w:jc w:val="left"/>
-            </w:pPr>
-            <w:r>
-              <w:rPr>
-                <w:rFonts w:ascii="Arial" w:hAnsi="Arial"/>
-                <w:sz w:val="18"/>
-              </w:rPr>
-              <w:t>Monthly / Session Limit Tercapai?</w:t>
-            </w:r>
-          </w:p>
-        </w:tc>
-        <w:tc>
-          <w:tcPr>
-            <w:tcW w:type="dxa" w:w="1656"/>
-            <w:tcMar>
-              <w:top w:w="100" w:type="dxa"/>
-              <w:bottom w:w="100" w:type="dxa"/>
-              <w:left w:w="150" w:type="dxa"/>
-              <w:right w:w="150" w:type="dxa"/>
-            </w:tcMar>
-          </w:tcPr>
-          <w:p>
-            <w:pPr>
-              <w:spacing w:before="40" w:after="40" w:line="276" w:lineRule="auto"/>
-              <w:jc w:val="center"/>
-            </w:pPr>
-            <w:r>
-              <w:rPr>
-                <w:rFonts w:ascii="Arial" w:hAnsi="Arial"/>
-                <w:sz w:val="18"/>
-              </w:rPr>
-              <w:t>-</w:t>
-            </w:r>
-          </w:p>
-        </w:tc>
-        <w:tc>
-          <w:tcPr>
-            <w:tcW w:type="dxa" w:w="1656"/>
-            <w:tcMar>
-              <w:top w:w="100" w:type="dxa"/>
-              <w:bottom w:w="100" w:type="dxa"/>
-              <w:left w:w="150" w:type="dxa"/>
-              <w:right w:w="150" w:type="dxa"/>
-            </w:tcMar>
-          </w:tcPr>
-          <w:p>
-            <w:pPr>
-              <w:spacing w:before="40" w:after="40" w:line="276" w:lineRule="auto"/>
-              <w:jc w:val="left"/>
-            </w:pPr>
-            <w:r>
-              <w:rPr>
-                <w:rFonts w:ascii="Arial" w:hAnsi="Arial"/>
-                <w:sz w:val="18"/>
-              </w:rPr>
-              <w:t>**FALSE**</w:t>
-            </w:r>
-          </w:p>
-        </w:tc>
-        <w:tc>
-          <w:tcPr>
-            <w:tcW w:type="dxa" w:w="1656"/>
-            <w:tcMar>
-              <w:top w:w="100" w:type="dxa"/>
-              <w:bottom w:w="100" w:type="dxa"/>
-              <w:left w:w="150" w:type="dxa"/>
-              <w:right w:w="150" w:type="dxa"/>
-            </w:tcMar>
-          </w:tcPr>
-          <w:p>
-            <w:pPr>
-              <w:spacing w:before="40" w:after="40" w:line="276" w:lineRule="auto"/>
-              <w:jc w:val="left"/>
-            </w:pPr>
-            <w:r>
-              <w:rPr>
-                <w:rFonts w:ascii="Arial" w:hAnsi="Arial"/>
-                <w:sz w:val="18"/>
-              </w:rPr>
-              <w:t>**FALSE**</w:t>
-            </w:r>
-          </w:p>
-        </w:tc>
-        <w:tc>
-          <w:tcPr>
-            <w:tcW w:type="dxa" w:w="1656"/>
-            <w:tcMar>
-              <w:top w:w="100" w:type="dxa"/>
-              <w:bottom w:w="100" w:type="dxa"/>
-              <w:left w:w="150" w:type="dxa"/>
-              <w:right w:w="150" w:type="dxa"/>
-            </w:tcMar>
-          </w:tcPr>
-          <w:p>
-            <w:pPr>
-              <w:spacing w:before="40" w:after="40" w:line="276" w:lineRule="auto"/>
-              <w:jc w:val="center"/>
-            </w:pPr>
-            <w:r>
-              <w:rPr>
-                <w:rFonts w:ascii="Arial" w:hAnsi="Arial"/>
-                <w:sz w:val="18"/>
-              </w:rPr>
-              <w:t>-</w:t>
-            </w:r>
-          </w:p>
-        </w:tc>
-        <w:tc>
-          <w:tcPr>
-            <w:tcW w:type="dxa" w:w="1656"/>
-            <w:tcMar>
-              <w:top w:w="100" w:type="dxa"/>
-              <w:bottom w:w="100" w:type="dxa"/>
-              <w:left w:w="150" w:type="dxa"/>
-              <w:right w:w="150" w:type="dxa"/>
-            </w:tcMar>
-          </w:tcPr>
-          <w:p>
-            <w:pPr>
-              <w:spacing w:before="40" w:after="40" w:line="276" w:lineRule="auto"/>
-              <w:jc w:val="left"/>
-            </w:pPr>
-            <w:r>
-              <w:rPr>
-                <w:rFonts w:ascii="Arial" w:hAnsi="Arial"/>
-                <w:sz w:val="18"/>
-              </w:rPr>
-              <w:t>**TRUE**</w:t>
-            </w:r>
-          </w:p>
-        </w:tc>
-      </w:tr>
-      <w:tr>
-        <w:tc>
-          <w:tcPr>
-            <w:tcW w:type="dxa" w:w="1656"/>
-            <w:tcMar>
-              <w:top w:w="100" w:type="dxa"/>
-              <w:bottom w:w="100" w:type="dxa"/>
-              <w:left w:w="150" w:type="dxa"/>
-              <w:right w:w="150" w:type="dxa"/>
-            </w:tcMar>
-          </w:tcPr>
-          <w:p>
-            <w:pPr>
-              <w:spacing w:before="40" w:after="40" w:line="276" w:lineRule="auto"/>
-              <w:jc w:val="left"/>
-            </w:pPr>
-            <w:r>
-              <w:rPr>
-                <w:rFonts w:ascii="Arial" w:hAnsi="Arial"/>
-                <w:sz w:val="18"/>
-              </w:rPr>
-              <w:t>Respon Pengiriman dari Meta</w:t>
-            </w:r>
-          </w:p>
-        </w:tc>
-        <w:tc>
-          <w:tcPr>
-            <w:tcW w:type="dxa" w:w="1656"/>
-            <w:tcMar>
-              <w:top w:w="100" w:type="dxa"/>
-              <w:bottom w:w="100" w:type="dxa"/>
-              <w:left w:w="150" w:type="dxa"/>
-              <w:right w:w="150" w:type="dxa"/>
-            </w:tcMar>
-          </w:tcPr>
-          <w:p>
-            <w:pPr>
-              <w:spacing w:before="40" w:after="40" w:line="276" w:lineRule="auto"/>
-              <w:jc w:val="center"/>
-            </w:pPr>
-            <w:r>
-              <w:rPr>
-                <w:rFonts w:ascii="Arial" w:hAnsi="Arial"/>
-                <w:sz w:val="18"/>
-              </w:rPr>
-              <w:t>Success</w:t>
-            </w:r>
-          </w:p>
-        </w:tc>
-        <w:tc>
-          <w:tcPr>
-            <w:tcW w:type="dxa" w:w="1656"/>
-            <w:tcMar>
-              <w:top w:w="100" w:type="dxa"/>
-              <w:bottom w:w="100" w:type="dxa"/>
-              <w:left w:w="150" w:type="dxa"/>
-              <w:right w:w="150" w:type="dxa"/>
-            </w:tcMar>
-          </w:tcPr>
-          <w:p>
-            <w:pPr>
-              <w:spacing w:before="40" w:after="40" w:line="276" w:lineRule="auto"/>
-              <w:jc w:val="center"/>
-            </w:pPr>
-            <w:r>
-              <w:rPr>
-                <w:rFonts w:ascii="Arial" w:hAnsi="Arial"/>
-                <w:sz w:val="18"/>
-              </w:rPr>
-              <w:t>Delivered</w:t>
-            </w:r>
-          </w:p>
-        </w:tc>
-        <w:tc>
-          <w:tcPr>
-            <w:tcW w:type="dxa" w:w="1656"/>
-            <w:tcMar>
-              <w:top w:w="100" w:type="dxa"/>
-              <w:bottom w:w="100" w:type="dxa"/>
-              <w:left w:w="150" w:type="dxa"/>
-              <w:right w:w="150" w:type="dxa"/>
-            </w:tcMar>
-          </w:tcPr>
-          <w:p>
-            <w:pPr>
-              <w:spacing w:before="40" w:after="40" w:line="276" w:lineRule="auto"/>
-              <w:jc w:val="left"/>
-            </w:pPr>
-            <w:r>
-              <w:rPr>
-                <w:rFonts w:ascii="Arial" w:hAnsi="Arial"/>
-                <w:sz w:val="18"/>
-              </w:rPr>
-              <w:t>**Explicit Failed**</w:t>
-            </w:r>
-          </w:p>
-        </w:tc>
-        <w:tc>
-          <w:tcPr>
-            <w:tcW w:type="dxa" w:w="1656"/>
-            <w:tcMar>
-              <w:top w:w="100" w:type="dxa"/>
-              <w:bottom w:w="100" w:type="dxa"/>
-              <w:left w:w="150" w:type="dxa"/>
-              <w:right w:w="150" w:type="dxa"/>
-            </w:tcMar>
-          </w:tcPr>
-          <w:p>
-            <w:pPr>
-              <w:spacing w:before="40" w:after="40" w:line="276" w:lineRule="auto"/>
-              <w:jc w:val="center"/>
-            </w:pPr>
-            <w:r>
-              <w:rPr>
-                <w:rFonts w:ascii="Arial" w:hAnsi="Arial"/>
-                <w:sz w:val="18"/>
-              </w:rPr>
-              <w:t>-</w:t>
-            </w:r>
-          </w:p>
-        </w:tc>
-        <w:tc>
-          <w:tcPr>
-            <w:tcW w:type="dxa" w:w="1656"/>
-            <w:tcMar>
-              <w:top w:w="100" w:type="dxa"/>
-              <w:bottom w:w="100" w:type="dxa"/>
-              <w:left w:w="150" w:type="dxa"/>
-              <w:right w:w="150" w:type="dxa"/>
-            </w:tcMar>
-          </w:tcPr>
-          <w:p>
-            <w:pPr>
-              <w:spacing w:before="40" w:after="40" w:line="276" w:lineRule="auto"/>
-              <w:jc w:val="center"/>
-            </w:pPr>
-            <w:r>
-              <w:rPr>
-                <w:rFonts w:ascii="Arial" w:hAnsi="Arial"/>
-                <w:sz w:val="18"/>
-              </w:rPr>
-              <w:t>-</w:t>
-            </w:r>
-          </w:p>
-        </w:tc>
-      </w:tr>
-      <w:tr>
-        <w:tc>
-          <w:tcPr>
-            <w:tcW w:type="dxa" w:w="1656"/>
-            <w:tcMar>
-              <w:top w:w="100" w:type="dxa"/>
-              <w:bottom w:w="100" w:type="dxa"/>
-              <w:left w:w="150" w:type="dxa"/>
-              <w:right w:w="150" w:type="dxa"/>
-            </w:tcMar>
-          </w:tcPr>
-          <w:p>
-            <w:pPr>
-              <w:spacing w:before="40" w:after="40" w:line="276" w:lineRule="auto"/>
-              <w:jc w:val="left"/>
-            </w:pPr>
-            <w:r>
-              <w:rPr>
-                <w:rFonts w:ascii="Arial" w:hAnsi="Arial"/>
-                <w:sz w:val="18"/>
-              </w:rPr>
-              <w:t>**Aksi &amp; Hasil (Actions / Assertions)**</w:t>
-            </w:r>
-          </w:p>
-        </w:tc>
-        <w:tc>
-          <w:tcPr>
-            <w:tcW w:type="dxa" w:w="1656"/>
-            <w:tcMar>
-              <w:top w:w="100" w:type="dxa"/>
-              <w:bottom w:w="100" w:type="dxa"/>
-              <w:left w:w="150" w:type="dxa"/>
-              <w:right w:w="150" w:type="dxa"/>
-            </w:tcMar>
-          </w:tcPr>
-          <w:p>
-            <w:pPr>
-              <w:spacing w:before="40" w:after="40" w:line="276" w:lineRule="auto"/>
-              <w:jc w:val="left"/>
-            </w:pPr>
-            <w:r>
-              <w:rPr>
-                <w:rFonts w:ascii="Arial" w:hAnsi="Arial"/>
-                <w:sz w:val="18"/>
-              </w:rPr>
-            </w:r>
-          </w:p>
-        </w:tc>
-        <w:tc>
-          <w:tcPr>
-            <w:tcW w:type="dxa" w:w="1656"/>
-            <w:tcMar>
-              <w:top w:w="100" w:type="dxa"/>
-              <w:bottom w:w="100" w:type="dxa"/>
-              <w:left w:w="150" w:type="dxa"/>
-              <w:right w:w="150" w:type="dxa"/>
-            </w:tcMar>
-          </w:tcPr>
-          <w:p>
-            <w:pPr>
-              <w:spacing w:before="40" w:after="40" w:line="276" w:lineRule="auto"/>
-              <w:jc w:val="left"/>
-            </w:pPr>
-            <w:r>
-              <w:rPr>
-                <w:rFonts w:ascii="Arial" w:hAnsi="Arial"/>
-                <w:sz w:val="18"/>
-              </w:rPr>
-            </w:r>
-          </w:p>
-        </w:tc>
-        <w:tc>
-          <w:tcPr>
-            <w:tcW w:type="dxa" w:w="1656"/>
-            <w:tcMar>
-              <w:top w:w="100" w:type="dxa"/>
-              <w:bottom w:w="100" w:type="dxa"/>
-              <w:left w:w="150" w:type="dxa"/>
-              <w:right w:w="150" w:type="dxa"/>
-            </w:tcMar>
-          </w:tcPr>
-          <w:p>
-            <w:pPr>
-              <w:spacing w:before="40" w:after="40" w:line="276" w:lineRule="auto"/>
-              <w:jc w:val="left"/>
-            </w:pPr>
-            <w:r>
-              <w:rPr>
-                <w:rFonts w:ascii="Arial" w:hAnsi="Arial"/>
-                <w:sz w:val="18"/>
-              </w:rPr>
-            </w:r>
-          </w:p>
-        </w:tc>
-        <w:tc>
-          <w:tcPr>
-            <w:tcW w:type="dxa" w:w="1656"/>
-            <w:tcMar>
-              <w:top w:w="100" w:type="dxa"/>
-              <w:bottom w:w="100" w:type="dxa"/>
-              <w:left w:w="150" w:type="dxa"/>
-              <w:right w:w="150" w:type="dxa"/>
-            </w:tcMar>
-          </w:tcPr>
-          <w:p>
-            <w:pPr>
-              <w:spacing w:before="40" w:after="40" w:line="276" w:lineRule="auto"/>
-              <w:jc w:val="left"/>
-            </w:pPr>
-            <w:r>
-              <w:rPr>
-                <w:rFonts w:ascii="Arial" w:hAnsi="Arial"/>
-                <w:sz w:val="18"/>
-              </w:rPr>
-            </w:r>
-          </w:p>
-        </w:tc>
-        <w:tc>
-          <w:tcPr>
-            <w:tcW w:type="dxa" w:w="1656"/>
-            <w:tcMar>
-              <w:top w:w="100" w:type="dxa"/>
-              <w:bottom w:w="100" w:type="dxa"/>
-              <w:left w:w="150" w:type="dxa"/>
-              <w:right w:w="150" w:type="dxa"/>
-            </w:tcMar>
-          </w:tcPr>
-          <w:p>
-            <w:pPr>
-              <w:spacing w:before="40" w:after="40" w:line="276" w:lineRule="auto"/>
-              <w:jc w:val="left"/>
-            </w:pPr>
-            <w:r>
-              <w:rPr>
-                <w:rFonts w:ascii="Arial" w:hAnsi="Arial"/>
-                <w:sz w:val="18"/>
-              </w:rPr>
-            </w:r>
-          </w:p>
-        </w:tc>
-      </w:tr>
-      <w:tr>
-        <w:tc>
-          <w:tcPr>
-            <w:tcW w:type="dxa" w:w="1656"/>
-            <w:tcMar>
-              <w:top w:w="100" w:type="dxa"/>
-              <w:bottom w:w="100" w:type="dxa"/>
-              <w:left w:w="150" w:type="dxa"/>
-              <w:right w:w="150" w:type="dxa"/>
-            </w:tcMar>
-          </w:tcPr>
-          <w:p>
-            <w:pPr>
-              <w:spacing w:before="40" w:after="40" w:line="276" w:lineRule="auto"/>
-              <w:jc w:val="left"/>
-            </w:pPr>
-            <w:r>
-              <w:rPr>
-                <w:rFonts w:ascii="Arial" w:hAnsi="Arial"/>
-                <w:sz w:val="18"/>
-              </w:rPr>
-              <w:t>**Kredit Diisolasi / Dipotong Sementara**</w:t>
-            </w:r>
-          </w:p>
-        </w:tc>
-        <w:tc>
-          <w:tcPr>
-            <w:tcW w:type="dxa" w:w="1656"/>
-            <w:tcMar>
-              <w:top w:w="100" w:type="dxa"/>
-              <w:bottom w:w="100" w:type="dxa"/>
-              <w:left w:w="150" w:type="dxa"/>
-              <w:right w:w="150" w:type="dxa"/>
-            </w:tcMar>
-          </w:tcPr>
-          <w:p>
-            <w:pPr>
-              <w:spacing w:before="40" w:after="40" w:line="276" w:lineRule="auto"/>
-              <w:jc w:val="left"/>
-            </w:pPr>
-            <w:r>
-              <w:rPr>
-                <w:rFonts w:ascii="Arial" w:hAnsi="Arial"/>
-                <w:sz w:val="18"/>
-              </w:rPr>
-              <w:t>❌ (Rp 0)</w:t>
-            </w:r>
-          </w:p>
-        </w:tc>
-        <w:tc>
-          <w:tcPr>
-            <w:tcW w:type="dxa" w:w="1656"/>
-            <w:tcMar>
-              <w:top w:w="100" w:type="dxa"/>
-              <w:bottom w:w="100" w:type="dxa"/>
-              <w:left w:w="150" w:type="dxa"/>
-              <w:right w:w="150" w:type="dxa"/>
-            </w:tcMar>
-          </w:tcPr>
-          <w:p>
-            <w:pPr>
-              <w:spacing w:before="40" w:after="40" w:line="276" w:lineRule="auto"/>
-              <w:jc w:val="left"/>
-            </w:pPr>
-            <w:r>
-              <w:rPr>
-                <w:rFonts w:ascii="Arial" w:hAnsi="Arial"/>
-                <w:sz w:val="18"/>
-              </w:rPr>
-              <w:t>✅ (Base + Margin)</w:t>
-            </w:r>
-          </w:p>
-        </w:tc>
-        <w:tc>
-          <w:tcPr>
-            <w:tcW w:type="dxa" w:w="1656"/>
-            <w:tcMar>
-              <w:top w:w="100" w:type="dxa"/>
-              <w:bottom w:w="100" w:type="dxa"/>
-              <w:left w:w="150" w:type="dxa"/>
-              <w:right w:w="150" w:type="dxa"/>
-            </w:tcMar>
-          </w:tcPr>
-          <w:p>
-            <w:pPr>
-              <w:spacing w:before="40" w:after="40" w:line="276" w:lineRule="auto"/>
-              <w:jc w:val="left"/>
-            </w:pPr>
-            <w:r>
-              <w:rPr>
-                <w:rFonts w:ascii="Arial" w:hAnsi="Arial"/>
-                <w:sz w:val="18"/>
-              </w:rPr>
-              <w:t>✅ (Base + Margin)</w:t>
+              <w:t>✅ (Direct DB)</w:t>
             </w:r>
           </w:p>
         </w:tc>
@@ -4203,6 +1997,54 @@
             </w:r>
           </w:p>
         </w:tc>
+        <w:tc>
+          <w:tcPr>
+            <w:tcW w:type="dxa" w:w="1656"/>
+            <w:tcMar>
+              <w:top w:w="100" w:type="dxa"/>
+              <w:bottom w:w="100" w:type="dxa"/>
+              <w:left w:w="150" w:type="dxa"/>
+              <w:right w:w="150" w:type="dxa"/>
+            </w:tcMar>
+          </w:tcPr>
+          <w:p>
+            <w:pPr>
+              <w:spacing w:before="40" w:after="40" w:line="276" w:lineRule="auto"/>
+              <w:jc w:val="center"/>
+            </w:pPr>
+            <w:r>
+              <w:rPr>
+                <w:rFonts w:ascii="Arial" w:hAnsi="Arial"/>
+                <w:sz w:val="18"/>
+              </w:rPr>
+              <w:t>❌</w:t>
+            </w:r>
+          </w:p>
+        </w:tc>
+        <w:tc>
+          <w:tcPr>
+            <w:tcW w:type="dxa" w:w="1656"/>
+            <w:tcMar>
+              <w:top w:w="100" w:type="dxa"/>
+              <w:bottom w:w="100" w:type="dxa"/>
+              <w:left w:w="150" w:type="dxa"/>
+              <w:right w:w="150" w:type="dxa"/>
+            </w:tcMar>
+          </w:tcPr>
+          <w:p>
+            <w:pPr>
+              <w:spacing w:before="40" w:after="40" w:line="276" w:lineRule="auto"/>
+              <w:jc w:val="left"/>
+            </w:pPr>
+            <w:r>
+              <w:rPr>
+                <w:rFonts w:ascii="Arial" w:hAnsi="Arial"/>
+                <w:sz w:val="18"/>
+              </w:rPr>
+              <w:t>❌ (403 Forbidden)</w:t>
+            </w:r>
+          </w:p>
+        </w:tc>
       </w:tr>
       <w:tr>
         <w:tc>
@@ -4225,31 +2067,7 @@
                 <w:rFonts w:ascii="Arial" w:hAnsi="Arial"/>
                 <w:sz w:val="18"/>
               </w:rPr>
-              <w:t>**Pesan Terkirim ke Penerima**</w:t>
-            </w:r>
-          </w:p>
-        </w:tc>
-        <w:tc>
-          <w:tcPr>
-            <w:tcW w:type="dxa" w:w="1656"/>
-            <w:tcMar>
-              <w:top w:w="100" w:type="dxa"/>
-              <w:bottom w:w="100" w:type="dxa"/>
-              <w:left w:w="150" w:type="dxa"/>
-              <w:right w:w="150" w:type="dxa"/>
-            </w:tcMar>
-          </w:tcPr>
-          <w:p>
-            <w:pPr>
-              <w:spacing w:before="40" w:after="40" w:line="276" w:lineRule="auto"/>
-              <w:jc w:val="center"/>
-            </w:pPr>
-            <w:r>
-              <w:rPr>
-                <w:rFonts w:ascii="Arial" w:hAnsi="Arial"/>
-                <w:sz w:val="18"/>
-              </w:rPr>
-              <w:t>✅</w:t>
+              <w:t>**Audit Log Perubahan Harga**</w:t>
             </w:r>
           </w:p>
         </w:tc>
@@ -4349,6 +2167,30 @@
             </w:r>
           </w:p>
         </w:tc>
+        <w:tc>
+          <w:tcPr>
+            <w:tcW w:type="dxa" w:w="1656"/>
+            <w:tcMar>
+              <w:top w:w="100" w:type="dxa"/>
+              <w:bottom w:w="100" w:type="dxa"/>
+              <w:left w:w="150" w:type="dxa"/>
+              <w:right w:w="150" w:type="dxa"/>
+            </w:tcMar>
+          </w:tcPr>
+          <w:p>
+            <w:pPr>
+              <w:spacing w:before="40" w:after="40" w:line="276" w:lineRule="auto"/>
+              <w:jc w:val="left"/>
+            </w:pPr>
+            <w:r>
+              <w:rPr>
+                <w:rFonts w:ascii="Arial" w:hAnsi="Arial"/>
+                <w:sz w:val="18"/>
+              </w:rPr>
+              <w:t>❌ (403 Forbidden)</w:t>
+            </w:r>
+          </w:p>
+        </w:tc>
       </w:tr>
       <w:tr>
         <w:tc>
@@ -4371,7 +2213,7 @@
                 <w:rFonts w:ascii="Arial" w:hAnsi="Arial"/>
                 <w:sz w:val="18"/>
               </w:rPr>
-              <w:t>**Eksekusi Rollback Kredit**</w:t>
+              <w:t>**Kirim Broadcast Campaign**</w:t>
             </w:r>
           </w:p>
         </w:tc>
@@ -4419,7 +2261,31 @@
                 <w:rFonts w:ascii="Arial" w:hAnsi="Arial"/>
                 <w:sz w:val="18"/>
               </w:rPr>
-              <w:t>❌</w:t>
+              <w:t>✅</w:t>
+            </w:r>
+          </w:p>
+        </w:tc>
+        <w:tc>
+          <w:tcPr>
+            <w:tcW w:type="dxa" w:w="1656"/>
+            <w:tcMar>
+              <w:top w:w="100" w:type="dxa"/>
+              <w:bottom w:w="100" w:type="dxa"/>
+              <w:left w:w="150" w:type="dxa"/>
+              <w:right w:w="150" w:type="dxa"/>
+            </w:tcMar>
+          </w:tcPr>
+          <w:p>
+            <w:pPr>
+              <w:spacing w:before="40" w:after="40" w:line="276" w:lineRule="auto"/>
+              <w:jc w:val="center"/>
+            </w:pPr>
+            <w:r>
+              <w:rPr>
+                <w:rFonts w:ascii="Arial" w:hAnsi="Arial"/>
+                <w:sz w:val="18"/>
+              </w:rPr>
+              <w:t>✅</w:t>
             </w:r>
           </w:p>
         </w:tc>
@@ -4443,7 +2309,57 @@
                 <w:rFonts w:ascii="Arial" w:hAnsi="Arial"/>
                 <w:sz w:val="18"/>
               </w:rPr>
-              <w:t>✅ **(100% Instant)**</w:t>
+              <w:t>❌ (Hidden/Disabled)</w:t>
+            </w:r>
+          </w:p>
+        </w:tc>
+        <w:tc>
+          <w:tcPr>
+            <w:tcW w:type="dxa" w:w="1656"/>
+            <w:tcMar>
+              <w:top w:w="100" w:type="dxa"/>
+              <w:bottom w:w="100" w:type="dxa"/>
+              <w:left w:w="150" w:type="dxa"/>
+              <w:right w:w="150" w:type="dxa"/>
+            </w:tcMar>
+          </w:tcPr>
+          <w:p>
+            <w:pPr>
+              <w:spacing w:before="40" w:after="40" w:line="276" w:lineRule="auto"/>
+              <w:jc w:val="left"/>
+            </w:pPr>
+            <w:r>
+              <w:rPr>
+                <w:rFonts w:ascii="Arial" w:hAnsi="Arial"/>
+                <w:sz w:val="18"/>
+              </w:rPr>
+              <w:t>❌ (403 Forbidden)</w:t>
+            </w:r>
+          </w:p>
+        </w:tc>
+      </w:tr>
+      <w:tr>
+        <w:tc>
+          <w:tcPr>
+            <w:tcW w:type="dxa" w:w="1656"/>
+            <w:tcMar>
+              <w:top w:w="100" w:type="dxa"/>
+              <w:bottom w:w="100" w:type="dxa"/>
+              <w:left w:w="150" w:type="dxa"/>
+              <w:right w:w="150" w:type="dxa"/>
+            </w:tcMar>
+          </w:tcPr>
+          <w:p>
+            <w:pPr>
+              <w:spacing w:before="40" w:after="40" w:line="276" w:lineRule="auto"/>
+              <w:jc w:val="left"/>
+            </w:pPr>
+            <w:r>
+              <w:rPr>
+                <w:rFonts w:ascii="Arial" w:hAnsi="Arial"/>
+                <w:sz w:val="18"/>
+              </w:rPr>
+              <w:t>**Lihat Pengeluaran Bulan Ini (WABA)**</w:t>
             </w:r>
           </w:p>
         </w:tc>
@@ -4491,7 +2407,79 @@
                 <w:rFonts w:ascii="Arial" w:hAnsi="Arial"/>
                 <w:sz w:val="18"/>
               </w:rPr>
-              <w:t>❌</w:t>
+              <w:t>✅</w:t>
+            </w:r>
+          </w:p>
+        </w:tc>
+        <w:tc>
+          <w:tcPr>
+            <w:tcW w:type="dxa" w:w="1656"/>
+            <w:tcMar>
+              <w:top w:w="100" w:type="dxa"/>
+              <w:bottom w:w="100" w:type="dxa"/>
+              <w:left w:w="150" w:type="dxa"/>
+              <w:right w:w="150" w:type="dxa"/>
+            </w:tcMar>
+          </w:tcPr>
+          <w:p>
+            <w:pPr>
+              <w:spacing w:before="40" w:after="40" w:line="276" w:lineRule="auto"/>
+              <w:jc w:val="center"/>
+            </w:pPr>
+            <w:r>
+              <w:rPr>
+                <w:rFonts w:ascii="Arial" w:hAnsi="Arial"/>
+                <w:sz w:val="18"/>
+              </w:rPr>
+              <w:t>✅</w:t>
+            </w:r>
+          </w:p>
+        </w:tc>
+        <w:tc>
+          <w:tcPr>
+            <w:tcW w:type="dxa" w:w="1656"/>
+            <w:tcMar>
+              <w:top w:w="100" w:type="dxa"/>
+              <w:bottom w:w="100" w:type="dxa"/>
+              <w:left w:w="150" w:type="dxa"/>
+              <w:right w:w="150" w:type="dxa"/>
+            </w:tcMar>
+          </w:tcPr>
+          <w:p>
+            <w:pPr>
+              <w:spacing w:before="40" w:after="40" w:line="276" w:lineRule="auto"/>
+              <w:jc w:val="left"/>
+            </w:pPr>
+            <w:r>
+              <w:rPr>
+                <w:rFonts w:ascii="Arial" w:hAnsi="Arial"/>
+                <w:sz w:val="18"/>
+              </w:rPr>
+              <w:t>❌ (Hidden)</w:t>
+            </w:r>
+          </w:p>
+        </w:tc>
+        <w:tc>
+          <w:tcPr>
+            <w:tcW w:type="dxa" w:w="1656"/>
+            <w:tcMar>
+              <w:top w:w="100" w:type="dxa"/>
+              <w:bottom w:w="100" w:type="dxa"/>
+              <w:left w:w="150" w:type="dxa"/>
+              <w:right w:w="150" w:type="dxa"/>
+            </w:tcMar>
+          </w:tcPr>
+          <w:p>
+            <w:pPr>
+              <w:spacing w:before="40" w:after="40" w:line="276" w:lineRule="auto"/>
+              <w:jc w:val="left"/>
+            </w:pPr>
+            <w:r>
+              <w:rPr>
+                <w:rFonts w:ascii="Arial" w:hAnsi="Arial"/>
+                <w:sz w:val="18"/>
+              </w:rPr>
+              <w:t>❌ (403 Forbidden)</w:t>
             </w:r>
           </w:p>
         </w:tc>
@@ -4517,7 +2505,79 @@
                 <w:rFonts w:ascii="Arial" w:hAnsi="Arial"/>
                 <w:sz w:val="18"/>
               </w:rPr>
-              <w:t>**Log History Transaksi Tercatat**</w:t>
+              <w:t>**Atur Monthly Credit Limit**</w:t>
+            </w:r>
+          </w:p>
+        </w:tc>
+        <w:tc>
+          <w:tcPr>
+            <w:tcW w:type="dxa" w:w="1656"/>
+            <w:tcMar>
+              <w:top w:w="100" w:type="dxa"/>
+              <w:bottom w:w="100" w:type="dxa"/>
+              <w:left w:w="150" w:type="dxa"/>
+              <w:right w:w="150" w:type="dxa"/>
+            </w:tcMar>
+          </w:tcPr>
+          <w:p>
+            <w:pPr>
+              <w:spacing w:before="40" w:after="40" w:line="276" w:lineRule="auto"/>
+              <w:jc w:val="center"/>
+            </w:pPr>
+            <w:r>
+              <w:rPr>
+                <w:rFonts w:ascii="Arial" w:hAnsi="Arial"/>
+                <w:sz w:val="18"/>
+              </w:rPr>
+              <w:t>❌</w:t>
+            </w:r>
+          </w:p>
+        </w:tc>
+        <w:tc>
+          <w:tcPr>
+            <w:tcW w:type="dxa" w:w="1656"/>
+            <w:tcMar>
+              <w:top w:w="100" w:type="dxa"/>
+              <w:bottom w:w="100" w:type="dxa"/>
+              <w:left w:w="150" w:type="dxa"/>
+              <w:right w:w="150" w:type="dxa"/>
+            </w:tcMar>
+          </w:tcPr>
+          <w:p>
+            <w:pPr>
+              <w:spacing w:before="40" w:after="40" w:line="276" w:lineRule="auto"/>
+              <w:jc w:val="center"/>
+            </w:pPr>
+            <w:r>
+              <w:rPr>
+                <w:rFonts w:ascii="Arial" w:hAnsi="Arial"/>
+                <w:sz w:val="18"/>
+              </w:rPr>
+              <w:t>✅</w:t>
+            </w:r>
+          </w:p>
+        </w:tc>
+        <w:tc>
+          <w:tcPr>
+            <w:tcW w:type="dxa" w:w="1656"/>
+            <w:tcMar>
+              <w:top w:w="100" w:type="dxa"/>
+              <w:bottom w:w="100" w:type="dxa"/>
+              <w:left w:w="150" w:type="dxa"/>
+              <w:right w:w="150" w:type="dxa"/>
+            </w:tcMar>
+          </w:tcPr>
+          <w:p>
+            <w:pPr>
+              <w:spacing w:before="40" w:after="40" w:line="276" w:lineRule="auto"/>
+              <w:jc w:val="center"/>
+            </w:pPr>
+            <w:r>
+              <w:rPr>
+                <w:rFonts w:ascii="Arial" w:hAnsi="Arial"/>
+                <w:sz w:val="18"/>
+              </w:rPr>
+              <w:t>✅</w:t>
             </w:r>
           </w:p>
         </w:tc>
@@ -4541,7 +2601,7 @@
                 <w:rFonts w:ascii="Arial" w:hAnsi="Arial"/>
                 <w:sz w:val="18"/>
               </w:rPr>
-              <w:t>Free (Rp 0)</w:t>
+              <w:t>❌ (Hidden/Disabled)</w:t>
             </w:r>
           </w:p>
         </w:tc>
@@ -4565,7 +2625,105 @@
                 <w:rFonts w:ascii="Arial" w:hAnsi="Arial"/>
                 <w:sz w:val="18"/>
               </w:rPr>
-              <w:t>Deducted (Nett)</w:t>
+              <w:t>❌ (403 Forbidden)</w:t>
+            </w:r>
+          </w:p>
+        </w:tc>
+      </w:tr>
+      <w:tr>
+        <w:tc>
+          <w:tcPr>
+            <w:tcW w:type="dxa" w:w="1656"/>
+            <w:tcMar>
+              <w:top w:w="100" w:type="dxa"/>
+              <w:bottom w:w="100" w:type="dxa"/>
+              <w:left w:w="150" w:type="dxa"/>
+              <w:right w:w="150" w:type="dxa"/>
+            </w:tcMar>
+          </w:tcPr>
+          <w:p>
+            <w:pPr>
+              <w:spacing w:before="40" w:after="40" w:line="276" w:lineRule="auto"/>
+              <w:jc w:val="left"/>
+            </w:pPr>
+            <w:r>
+              <w:rPr>
+                <w:rFonts w:ascii="Arial" w:hAnsi="Arial"/>
+                <w:sz w:val="18"/>
+              </w:rPr>
+              <w:t>**Download Credit Usage History**</w:t>
+            </w:r>
+          </w:p>
+        </w:tc>
+        <w:tc>
+          <w:tcPr>
+            <w:tcW w:type="dxa" w:w="1656"/>
+            <w:tcMar>
+              <w:top w:w="100" w:type="dxa"/>
+              <w:bottom w:w="100" w:type="dxa"/>
+              <w:left w:w="150" w:type="dxa"/>
+              <w:right w:w="150" w:type="dxa"/>
+            </w:tcMar>
+          </w:tcPr>
+          <w:p>
+            <w:pPr>
+              <w:spacing w:before="40" w:after="40" w:line="276" w:lineRule="auto"/>
+              <w:jc w:val="center"/>
+            </w:pPr>
+            <w:r>
+              <w:rPr>
+                <w:rFonts w:ascii="Arial" w:hAnsi="Arial"/>
+                <w:sz w:val="18"/>
+              </w:rPr>
+              <w:t>❌</w:t>
+            </w:r>
+          </w:p>
+        </w:tc>
+        <w:tc>
+          <w:tcPr>
+            <w:tcW w:type="dxa" w:w="1656"/>
+            <w:tcMar>
+              <w:top w:w="100" w:type="dxa"/>
+              <w:bottom w:w="100" w:type="dxa"/>
+              <w:left w:w="150" w:type="dxa"/>
+              <w:right w:w="150" w:type="dxa"/>
+            </w:tcMar>
+          </w:tcPr>
+          <w:p>
+            <w:pPr>
+              <w:spacing w:before="40" w:after="40" w:line="276" w:lineRule="auto"/>
+              <w:jc w:val="center"/>
+            </w:pPr>
+            <w:r>
+              <w:rPr>
+                <w:rFonts w:ascii="Arial" w:hAnsi="Arial"/>
+                <w:sz w:val="18"/>
+              </w:rPr>
+              <w:t>✅</w:t>
+            </w:r>
+          </w:p>
+        </w:tc>
+        <w:tc>
+          <w:tcPr>
+            <w:tcW w:type="dxa" w:w="1656"/>
+            <w:tcMar>
+              <w:top w:w="100" w:type="dxa"/>
+              <w:bottom w:w="100" w:type="dxa"/>
+              <w:left w:w="150" w:type="dxa"/>
+              <w:right w:w="150" w:type="dxa"/>
+            </w:tcMar>
+          </w:tcPr>
+          <w:p>
+            <w:pPr>
+              <w:spacing w:before="40" w:after="40" w:line="276" w:lineRule="auto"/>
+              <w:jc w:val="center"/>
+            </w:pPr>
+            <w:r>
+              <w:rPr>
+                <w:rFonts w:ascii="Arial" w:hAnsi="Arial"/>
+                <w:sz w:val="18"/>
+              </w:rPr>
+              <w:t>✅</w:t>
             </w:r>
           </w:p>
         </w:tc>
@@ -4589,7 +2747,57 @@
                 <w:rFonts w:ascii="Arial" w:hAnsi="Arial"/>
                 <w:sz w:val="18"/>
               </w:rPr>
-              <w:t>Rolled Back (Nett 0)</w:t>
+              <w:t>❌ (Hidden)</w:t>
+            </w:r>
+          </w:p>
+        </w:tc>
+        <w:tc>
+          <w:tcPr>
+            <w:tcW w:type="dxa" w:w="1656"/>
+            <w:tcMar>
+              <w:top w:w="100" w:type="dxa"/>
+              <w:bottom w:w="100" w:type="dxa"/>
+              <w:left w:w="150" w:type="dxa"/>
+              <w:right w:w="150" w:type="dxa"/>
+            </w:tcMar>
+          </w:tcPr>
+          <w:p>
+            <w:pPr>
+              <w:spacing w:before="40" w:after="40" w:line="276" w:lineRule="auto"/>
+              <w:jc w:val="left"/>
+            </w:pPr>
+            <w:r>
+              <w:rPr>
+                <w:rFonts w:ascii="Arial" w:hAnsi="Arial"/>
+                <w:sz w:val="18"/>
+              </w:rPr>
+              <w:t>❌ (403 Forbidden)</w:t>
+            </w:r>
+          </w:p>
+        </w:tc>
+      </w:tr>
+      <w:tr>
+        <w:tc>
+          <w:tcPr>
+            <w:tcW w:type="dxa" w:w="1656"/>
+            <w:tcMar>
+              <w:top w:w="100" w:type="dxa"/>
+              <w:bottom w:w="100" w:type="dxa"/>
+              <w:left w:w="150" w:type="dxa"/>
+              <w:right w:w="150" w:type="dxa"/>
+            </w:tcMar>
+          </w:tcPr>
+          <w:p>
+            <w:pPr>
+              <w:spacing w:before="40" w:after="40" w:line="276" w:lineRule="auto"/>
+              <w:jc w:val="left"/>
+            </w:pPr>
+            <w:r>
+              <w:rPr>
+                <w:rFonts w:ascii="Arial" w:hAnsi="Arial"/>
+                <w:sz w:val="18"/>
+              </w:rPr>
+              <w:t>**Akses Chatroom Web (Assigned Room)**</w:t>
             </w:r>
           </w:p>
         </w:tc>
@@ -4613,7 +2821,7 @@
                 <w:rFonts w:ascii="Arial" w:hAnsi="Arial"/>
                 <w:sz w:val="18"/>
               </w:rPr>
-              <w:t>-</w:t>
+              <w:t>❌</w:t>
             </w:r>
           </w:p>
         </w:tc>
@@ -4637,13 +2845,538 @@
                 <w:rFonts w:ascii="Arial" w:hAnsi="Arial"/>
                 <w:sz w:val="18"/>
               </w:rPr>
-              <w:t>Blocked Alert</w:t>
+              <w:t>✅ (All Rooms)</w:t>
+            </w:r>
+          </w:p>
+        </w:tc>
+        <w:tc>
+          <w:tcPr>
+            <w:tcW w:type="dxa" w:w="1656"/>
+            <w:tcMar>
+              <w:top w:w="100" w:type="dxa"/>
+              <w:bottom w:w="100" w:type="dxa"/>
+              <w:left w:w="150" w:type="dxa"/>
+              <w:right w:w="150" w:type="dxa"/>
+            </w:tcMar>
+          </w:tcPr>
+          <w:p>
+            <w:pPr>
+              <w:spacing w:before="40" w:after="40" w:line="276" w:lineRule="auto"/>
+              <w:jc w:val="left"/>
+            </w:pPr>
+            <w:r>
+              <w:rPr>
+                <w:rFonts w:ascii="Arial" w:hAnsi="Arial"/>
+                <w:sz w:val="18"/>
+              </w:rPr>
+              <w:t>✅ (All Rooms)</w:t>
+            </w:r>
+          </w:p>
+        </w:tc>
+        <w:tc>
+          <w:tcPr>
+            <w:tcW w:type="dxa" w:w="1656"/>
+            <w:tcMar>
+              <w:top w:w="100" w:type="dxa"/>
+              <w:bottom w:w="100" w:type="dxa"/>
+              <w:left w:w="150" w:type="dxa"/>
+              <w:right w:w="150" w:type="dxa"/>
+            </w:tcMar>
+          </w:tcPr>
+          <w:p>
+            <w:pPr>
+              <w:spacing w:before="40" w:after="40" w:line="276" w:lineRule="auto"/>
+              <w:jc w:val="left"/>
+            </w:pPr>
+            <w:r>
+              <w:rPr>
+                <w:rFonts w:ascii="Arial" w:hAnsi="Arial"/>
+                <w:sz w:val="18"/>
+              </w:rPr>
+              <w:t>✅ (Assigned Only)</w:t>
+            </w:r>
+          </w:p>
+        </w:tc>
+        <w:tc>
+          <w:tcPr>
+            <w:tcW w:type="dxa" w:w="1656"/>
+            <w:tcMar>
+              <w:top w:w="100" w:type="dxa"/>
+              <w:bottom w:w="100" w:type="dxa"/>
+              <w:left w:w="150" w:type="dxa"/>
+              <w:right w:w="150" w:type="dxa"/>
+            </w:tcMar>
+          </w:tcPr>
+          <w:p>
+            <w:pPr>
+              <w:spacing w:before="40" w:after="40" w:line="276" w:lineRule="auto"/>
+              <w:jc w:val="left"/>
+            </w:pPr>
+            <w:r>
+              <w:rPr>
+                <w:rFonts w:ascii="Arial" w:hAnsi="Arial"/>
+                <w:sz w:val="18"/>
+              </w:rPr>
+              <w:t>❌ (401/403)</w:t>
+            </w:r>
+          </w:p>
+        </w:tc>
+      </w:tr>
+      <w:tr>
+        <w:tc>
+          <w:tcPr>
+            <w:tcW w:type="dxa" w:w="1656"/>
+            <w:tcMar>
+              <w:top w:w="100" w:type="dxa"/>
+              <w:bottom w:w="100" w:type="dxa"/>
+              <w:left w:w="150" w:type="dxa"/>
+              <w:right w:w="150" w:type="dxa"/>
+            </w:tcMar>
+          </w:tcPr>
+          <w:p>
+            <w:pPr>
+              <w:spacing w:before="40" w:after="40" w:line="276" w:lineRule="auto"/>
+              <w:jc w:val="left"/>
+            </w:pPr>
+            <w:r>
+              <w:rPr>
+                <w:rFonts w:ascii="Arial" w:hAnsi="Arial"/>
+                <w:sz w:val="18"/>
+              </w:rPr>
+              <w:t>**Lihat Ongoing Session Cost**</w:t>
+            </w:r>
+          </w:p>
+        </w:tc>
+        <w:tc>
+          <w:tcPr>
+            <w:tcW w:type="dxa" w:w="1656"/>
+            <w:tcMar>
+              <w:top w:w="100" w:type="dxa"/>
+              <w:bottom w:w="100" w:type="dxa"/>
+              <w:left w:w="150" w:type="dxa"/>
+              <w:right w:w="150" w:type="dxa"/>
+            </w:tcMar>
+          </w:tcPr>
+          <w:p>
+            <w:pPr>
+              <w:spacing w:before="40" w:after="40" w:line="276" w:lineRule="auto"/>
+              <w:jc w:val="center"/>
+            </w:pPr>
+            <w:r>
+              <w:rPr>
+                <w:rFonts w:ascii="Arial" w:hAnsi="Arial"/>
+                <w:sz w:val="18"/>
+              </w:rPr>
+              <w:t>❌</w:t>
+            </w:r>
+          </w:p>
+        </w:tc>
+        <w:tc>
+          <w:tcPr>
+            <w:tcW w:type="dxa" w:w="1656"/>
+            <w:tcMar>
+              <w:top w:w="100" w:type="dxa"/>
+              <w:bottom w:w="100" w:type="dxa"/>
+              <w:left w:w="150" w:type="dxa"/>
+              <w:right w:w="150" w:type="dxa"/>
+            </w:tcMar>
+          </w:tcPr>
+          <w:p>
+            <w:pPr>
+              <w:spacing w:before="40" w:after="40" w:line="276" w:lineRule="auto"/>
+              <w:jc w:val="center"/>
+            </w:pPr>
+            <w:r>
+              <w:rPr>
+                <w:rFonts w:ascii="Arial" w:hAnsi="Arial"/>
+                <w:sz w:val="18"/>
+              </w:rPr>
+              <w:t>✅</w:t>
+            </w:r>
+          </w:p>
+        </w:tc>
+        <w:tc>
+          <w:tcPr>
+            <w:tcW w:type="dxa" w:w="1656"/>
+            <w:tcMar>
+              <w:top w:w="100" w:type="dxa"/>
+              <w:bottom w:w="100" w:type="dxa"/>
+              <w:left w:w="150" w:type="dxa"/>
+              <w:right w:w="150" w:type="dxa"/>
+            </w:tcMar>
+          </w:tcPr>
+          <w:p>
+            <w:pPr>
+              <w:spacing w:before="40" w:after="40" w:line="276" w:lineRule="auto"/>
+              <w:jc w:val="center"/>
+            </w:pPr>
+            <w:r>
+              <w:rPr>
+                <w:rFonts w:ascii="Arial" w:hAnsi="Arial"/>
+                <w:sz w:val="18"/>
+              </w:rPr>
+              <w:t>✅</w:t>
+            </w:r>
+          </w:p>
+        </w:tc>
+        <w:tc>
+          <w:tcPr>
+            <w:tcW w:type="dxa" w:w="1656"/>
+            <w:tcMar>
+              <w:top w:w="100" w:type="dxa"/>
+              <w:bottom w:w="100" w:type="dxa"/>
+              <w:left w:w="150" w:type="dxa"/>
+              <w:right w:w="150" w:type="dxa"/>
+            </w:tcMar>
+          </w:tcPr>
+          <w:p>
+            <w:pPr>
+              <w:spacing w:before="40" w:after="40" w:line="276" w:lineRule="auto"/>
+              <w:jc w:val="center"/>
+            </w:pPr>
+            <w:r>
+              <w:rPr>
+                <w:rFonts w:ascii="Arial" w:hAnsi="Arial"/>
+                <w:sz w:val="18"/>
+              </w:rPr>
+              <w:t>✅</w:t>
+            </w:r>
+          </w:p>
+        </w:tc>
+        <w:tc>
+          <w:tcPr>
+            <w:tcW w:type="dxa" w:w="1656"/>
+            <w:tcMar>
+              <w:top w:w="100" w:type="dxa"/>
+              <w:bottom w:w="100" w:type="dxa"/>
+              <w:left w:w="150" w:type="dxa"/>
+              <w:right w:w="150" w:type="dxa"/>
+            </w:tcMar>
+          </w:tcPr>
+          <w:p>
+            <w:pPr>
+              <w:spacing w:before="40" w:after="40" w:line="276" w:lineRule="auto"/>
+              <w:jc w:val="left"/>
+            </w:pPr>
+            <w:r>
+              <w:rPr>
+                <w:rFonts w:ascii="Arial" w:hAnsi="Arial"/>
+                <w:sz w:val="18"/>
+              </w:rPr>
+              <w:t>❌ (403)</w:t>
+            </w:r>
+          </w:p>
+        </w:tc>
+      </w:tr>
+      <w:tr>
+        <w:tc>
+          <w:tcPr>
+            <w:tcW w:type="dxa" w:w="1656"/>
+            <w:tcMar>
+              <w:top w:w="100" w:type="dxa"/>
+              <w:bottom w:w="100" w:type="dxa"/>
+              <w:left w:w="150" w:type="dxa"/>
+              <w:right w:w="150" w:type="dxa"/>
+            </w:tcMar>
+          </w:tcPr>
+          <w:p>
+            <w:pPr>
+              <w:spacing w:before="40" w:after="40" w:line="276" w:lineRule="auto"/>
+              <w:jc w:val="left"/>
+            </w:pPr>
+            <w:r>
+              <w:rPr>
+                <w:rFonts w:ascii="Arial" w:hAnsi="Arial"/>
+                <w:sz w:val="18"/>
+              </w:rPr>
+              <w:t>**Atur Flat Session Limit Chatroom**</w:t>
+            </w:r>
+          </w:p>
+        </w:tc>
+        <w:tc>
+          <w:tcPr>
+            <w:tcW w:type="dxa" w:w="1656"/>
+            <w:tcMar>
+              <w:top w:w="100" w:type="dxa"/>
+              <w:bottom w:w="100" w:type="dxa"/>
+              <w:left w:w="150" w:type="dxa"/>
+              <w:right w:w="150" w:type="dxa"/>
+            </w:tcMar>
+          </w:tcPr>
+          <w:p>
+            <w:pPr>
+              <w:spacing w:before="40" w:after="40" w:line="276" w:lineRule="auto"/>
+              <w:jc w:val="center"/>
+            </w:pPr>
+            <w:r>
+              <w:rPr>
+                <w:rFonts w:ascii="Arial" w:hAnsi="Arial"/>
+                <w:sz w:val="18"/>
+              </w:rPr>
+              <w:t>❌</w:t>
+            </w:r>
+          </w:p>
+        </w:tc>
+        <w:tc>
+          <w:tcPr>
+            <w:tcW w:type="dxa" w:w="1656"/>
+            <w:tcMar>
+              <w:top w:w="100" w:type="dxa"/>
+              <w:bottom w:w="100" w:type="dxa"/>
+              <w:left w:w="150" w:type="dxa"/>
+              <w:right w:w="150" w:type="dxa"/>
+            </w:tcMar>
+          </w:tcPr>
+          <w:p>
+            <w:pPr>
+              <w:spacing w:before="40" w:after="40" w:line="276" w:lineRule="auto"/>
+              <w:jc w:val="center"/>
+            </w:pPr>
+            <w:r>
+              <w:rPr>
+                <w:rFonts w:ascii="Arial" w:hAnsi="Arial"/>
+                <w:sz w:val="18"/>
+              </w:rPr>
+              <w:t>✅</w:t>
+            </w:r>
+          </w:p>
+        </w:tc>
+        <w:tc>
+          <w:tcPr>
+            <w:tcW w:type="dxa" w:w="1656"/>
+            <w:tcMar>
+              <w:top w:w="100" w:type="dxa"/>
+              <w:bottom w:w="100" w:type="dxa"/>
+              <w:left w:w="150" w:type="dxa"/>
+              <w:right w:w="150" w:type="dxa"/>
+            </w:tcMar>
+          </w:tcPr>
+          <w:p>
+            <w:pPr>
+              <w:spacing w:before="40" w:after="40" w:line="276" w:lineRule="auto"/>
+              <w:jc w:val="center"/>
+            </w:pPr>
+            <w:r>
+              <w:rPr>
+                <w:rFonts w:ascii="Arial" w:hAnsi="Arial"/>
+                <w:sz w:val="18"/>
+              </w:rPr>
+              <w:t>✅</w:t>
+            </w:r>
+          </w:p>
+        </w:tc>
+        <w:tc>
+          <w:tcPr>
+            <w:tcW w:type="dxa" w:w="1656"/>
+            <w:tcMar>
+              <w:top w:w="100" w:type="dxa"/>
+              <w:bottom w:w="100" w:type="dxa"/>
+              <w:left w:w="150" w:type="dxa"/>
+              <w:right w:w="150" w:type="dxa"/>
+            </w:tcMar>
+          </w:tcPr>
+          <w:p>
+            <w:pPr>
+              <w:spacing w:before="40" w:after="40" w:line="276" w:lineRule="auto"/>
+              <w:jc w:val="left"/>
+            </w:pPr>
+            <w:r>
+              <w:rPr>
+                <w:rFonts w:ascii="Arial" w:hAnsi="Arial"/>
+                <w:sz w:val="18"/>
+              </w:rPr>
+              <w:t>❌ (Hidden/Disabled)</w:t>
+            </w:r>
+          </w:p>
+        </w:tc>
+        <w:tc>
+          <w:tcPr>
+            <w:tcW w:type="dxa" w:w="1656"/>
+            <w:tcMar>
+              <w:top w:w="100" w:type="dxa"/>
+              <w:bottom w:w="100" w:type="dxa"/>
+              <w:left w:w="150" w:type="dxa"/>
+              <w:right w:w="150" w:type="dxa"/>
+            </w:tcMar>
+          </w:tcPr>
+          <w:p>
+            <w:pPr>
+              <w:spacing w:before="40" w:after="40" w:line="276" w:lineRule="auto"/>
+              <w:jc w:val="left"/>
+            </w:pPr>
+            <w:r>
+              <w:rPr>
+                <w:rFonts w:ascii="Arial" w:hAnsi="Arial"/>
+                <w:sz w:val="18"/>
+              </w:rPr>
+              <w:t>❌ (403)</w:t>
+            </w:r>
+          </w:p>
+        </w:tc>
+      </w:tr>
+      <w:tr>
+        <w:tc>
+          <w:tcPr>
+            <w:tcW w:type="dxa" w:w="1656"/>
+            <w:tcMar>
+              <w:top w:w="100" w:type="dxa"/>
+              <w:bottom w:w="100" w:type="dxa"/>
+              <w:left w:w="150" w:type="dxa"/>
+              <w:right w:w="150" w:type="dxa"/>
+            </w:tcMar>
+          </w:tcPr>
+          <w:p>
+            <w:pPr>
+              <w:spacing w:before="40" w:after="40" w:line="276" w:lineRule="auto"/>
+              <w:jc w:val="left"/>
+            </w:pPr>
+            <w:r>
+              <w:rPr>
+                <w:rFonts w:ascii="Arial" w:hAnsi="Arial"/>
+                <w:sz w:val="18"/>
+              </w:rPr>
+              <w:t>**Top-up Limit Percakapan (Rp2k/5k/10k)**</w:t>
+            </w:r>
+          </w:p>
+        </w:tc>
+        <w:tc>
+          <w:tcPr>
+            <w:tcW w:type="dxa" w:w="1656"/>
+            <w:tcMar>
+              <w:top w:w="100" w:type="dxa"/>
+              <w:bottom w:w="100" w:type="dxa"/>
+              <w:left w:w="150" w:type="dxa"/>
+              <w:right w:w="150" w:type="dxa"/>
+            </w:tcMar>
+          </w:tcPr>
+          <w:p>
+            <w:pPr>
+              <w:spacing w:before="40" w:after="40" w:line="276" w:lineRule="auto"/>
+              <w:jc w:val="center"/>
+            </w:pPr>
+            <w:r>
+              <w:rPr>
+                <w:rFonts w:ascii="Arial" w:hAnsi="Arial"/>
+                <w:sz w:val="18"/>
+              </w:rPr>
+              <w:t>❌</w:t>
+            </w:r>
+          </w:p>
+        </w:tc>
+        <w:tc>
+          <w:tcPr>
+            <w:tcW w:type="dxa" w:w="1656"/>
+            <w:tcMar>
+              <w:top w:w="100" w:type="dxa"/>
+              <w:bottom w:w="100" w:type="dxa"/>
+              <w:left w:w="150" w:type="dxa"/>
+              <w:right w:w="150" w:type="dxa"/>
+            </w:tcMar>
+          </w:tcPr>
+          <w:p>
+            <w:pPr>
+              <w:spacing w:before="40" w:after="40" w:line="276" w:lineRule="auto"/>
+              <w:jc w:val="center"/>
+            </w:pPr>
+            <w:r>
+              <w:rPr>
+                <w:rFonts w:ascii="Arial" w:hAnsi="Arial"/>
+                <w:sz w:val="18"/>
+              </w:rPr>
+              <w:t>✅</w:t>
+            </w:r>
+          </w:p>
+        </w:tc>
+        <w:tc>
+          <w:tcPr>
+            <w:tcW w:type="dxa" w:w="1656"/>
+            <w:tcMar>
+              <w:top w:w="100" w:type="dxa"/>
+              <w:bottom w:w="100" w:type="dxa"/>
+              <w:left w:w="150" w:type="dxa"/>
+              <w:right w:w="150" w:type="dxa"/>
+            </w:tcMar>
+          </w:tcPr>
+          <w:p>
+            <w:pPr>
+              <w:spacing w:before="40" w:after="40" w:line="276" w:lineRule="auto"/>
+              <w:jc w:val="center"/>
+            </w:pPr>
+            <w:r>
+              <w:rPr>
+                <w:rFonts w:ascii="Arial" w:hAnsi="Arial"/>
+                <w:sz w:val="18"/>
+              </w:rPr>
+              <w:t>✅</w:t>
+            </w:r>
+          </w:p>
+        </w:tc>
+        <w:tc>
+          <w:tcPr>
+            <w:tcW w:type="dxa" w:w="1656"/>
+            <w:tcMar>
+              <w:top w:w="100" w:type="dxa"/>
+              <w:bottom w:w="100" w:type="dxa"/>
+              <w:left w:w="150" w:type="dxa"/>
+              <w:right w:w="150" w:type="dxa"/>
+            </w:tcMar>
+          </w:tcPr>
+          <w:p>
+            <w:pPr>
+              <w:spacing w:before="40" w:after="40" w:line="276" w:lineRule="auto"/>
+              <w:jc w:val="left"/>
+            </w:pPr>
+            <w:r>
+              <w:rPr>
+                <w:rFonts w:ascii="Arial" w:hAnsi="Arial"/>
+                <w:sz w:val="18"/>
+              </w:rPr>
+              <w:t>✅ (Assigned Room)</w:t>
+            </w:r>
+          </w:p>
+        </w:tc>
+        <w:tc>
+          <w:tcPr>
+            <w:tcW w:type="dxa" w:w="1656"/>
+            <w:tcMar>
+              <w:top w:w="100" w:type="dxa"/>
+              <w:bottom w:w="100" w:type="dxa"/>
+              <w:left w:w="150" w:type="dxa"/>
+              <w:right w:w="150" w:type="dxa"/>
+            </w:tcMar>
+          </w:tcPr>
+          <w:p>
+            <w:pPr>
+              <w:spacing w:before="40" w:after="40" w:line="276" w:lineRule="auto"/>
+              <w:jc w:val="left"/>
+            </w:pPr>
+            <w:r>
+              <w:rPr>
+                <w:rFonts w:ascii="Arial" w:hAnsi="Arial"/>
+                <w:sz w:val="18"/>
+              </w:rPr>
+              <w:t>❌ (403)</w:t>
             </w:r>
           </w:p>
         </w:tc>
       </w:tr>
     </w:tbl>
     <w:p/>
+    <w:p>
+      <w:pPr>
+        <w:keepNext/>
+        <w:spacing w:before="280" w:after="80"/>
+      </w:pPr>
+      <w:r>
+        <w:rPr>
+          <w:rFonts w:ascii="Arial" w:hAnsi="Arial"/>
+          <w:b/>
+          <w:color w:val="000000"/>
+          <w:sz w:val="24"/>
+        </w:rPr>
+        <w:t>4. Pemodelan Logika Bisnis, State Transition &amp; Decision Matrix</w:t>
+      </w:r>
+    </w:p>
     <w:p>
       <w:pPr>
         <w:keepNext/>
@@ -4656,7 +3389,19 @@
           <w:color w:val="1E1E1E"/>
           <w:sz w:val="21"/>
         </w:rPr>
-        <w:t>B. Decision Table: Chatroom Session Limit &amp; Top-Up Matrix</w:t>
+        <w:t>A. Decision Table: Hierarki Penentuan Harga &amp; Kalkulasi Kredit</w:t>
+      </w:r>
+    </w:p>
+    <w:p>
+      <w:pPr>
+        <w:spacing w:before="40" w:after="40" w:line="276" w:lineRule="auto"/>
+      </w:pPr>
+      <w:r>
+        <w:rPr>
+          <w:rFonts w:ascii="Arial" w:hAnsi="Arial"/>
+          <w:sz w:val="19"/>
+        </w:rPr>
+        <w:t>Kalkulasi biaya per pesan: $\text{Biaya Akhir} = \text{Base Price Meta} + \text{Margin Markup}$, dibulatkan ke atas (*ceiling*) ke Rupiah bulat.</w:t>
       </w:r>
     </w:p>
     <w:tbl>
@@ -4703,7 +3448,7 @@
                 <w:b/>
                 <w:sz w:val="18"/>
               </w:rPr>
-              <w:t>Skenario / Kondisi</w:t>
+              <w:t>Kondisi Custom User ID</w:t>
             </w:r>
           </w:p>
         </w:tc>
@@ -4729,7 +3474,7 @@
                 <w:b/>
                 <w:sz w:val="18"/>
               </w:rPr>
-              <w:t>Status Limit Sesi</w:t>
+              <w:t>Kondisi General Markup</w:t>
             </w:r>
           </w:p>
         </w:tc>
@@ -4755,7 +3500,7 @@
                 <w:b/>
                 <w:sz w:val="18"/>
               </w:rPr>
-              <w:t>Saldo Utama WA Credit</w:t>
+              <w:t>Status `effective_at`</w:t>
             </w:r>
           </w:p>
         </w:tc>
@@ -4781,7 +3526,7 @@
                 <w:b/>
                 <w:sz w:val="18"/>
               </w:rPr>
-              <w:t>Aksi User</w:t>
+              <w:t>Harga yang Dikenakan ke Pesan</w:t>
             </w:r>
           </w:p>
         </w:tc>
@@ -4807,7 +3552,7 @@
                 <w:b/>
                 <w:sz w:val="18"/>
               </w:rPr>
-              <w:t>Expected System Behavior</w:t>
+              <w:t>Status Eksekusi</w:t>
             </w:r>
           </w:p>
         </w:tc>
@@ -4833,7 +3578,7 @@
                 <w:rFonts w:ascii="Arial" w:hAnsi="Arial"/>
                 <w:sz w:val="18"/>
               </w:rPr>
-              <w:t>**Normal Outbound**</w:t>
+              <w:t>Ada di DB (Rp 450)</w:t>
             </w:r>
           </w:p>
         </w:tc>
@@ -4857,7 +3602,7 @@
                 <w:rFonts w:ascii="Arial" w:hAnsi="Arial"/>
                 <w:sz w:val="18"/>
               </w:rPr>
-              <w:t>&lt; Flat Limit</w:t>
+              <w:t>Ada di DB (Rp 500)</w:t>
             </w:r>
           </w:p>
         </w:tc>
@@ -4881,7 +3626,7 @@
                 <w:rFonts w:ascii="Arial" w:hAnsi="Arial"/>
                 <w:sz w:val="18"/>
               </w:rPr>
-              <w:t>Cukup</w:t>
+              <w:t>$\le$ Timestamp Kirim</w:t>
             </w:r>
           </w:p>
         </w:tc>
@@ -4905,7 +3650,7 @@
                 <w:rFonts w:ascii="Arial" w:hAnsi="Arial"/>
                 <w:sz w:val="18"/>
               </w:rPr>
-              <w:t>CS kirim pesan template/service</w:t>
+              <w:t>Custom Markup (Rp 450 + Base Price)</w:t>
             </w:r>
           </w:p>
         </w:tc>
@@ -4929,7 +3674,7 @@
                 <w:rFonts w:ascii="Arial" w:hAnsi="Arial"/>
                 <w:sz w:val="18"/>
               </w:rPr>
-              <w:t>Pesan terkirim, running cost bertambah, saldo terpotong.</w:t>
+              <w:t>✅ Override General</w:t>
             </w:r>
           </w:p>
         </w:tc>
@@ -4955,7 +3700,7 @@
                 <w:rFonts w:ascii="Arial" w:hAnsi="Arial"/>
                 <w:sz w:val="18"/>
               </w:rPr>
-              <w:t>**Limit Reached Inbound**</w:t>
+              <w:t>Tidak Ada di DB</w:t>
             </w:r>
           </w:p>
         </w:tc>
@@ -4979,7 +3724,7 @@
                 <w:rFonts w:ascii="Arial" w:hAnsi="Arial"/>
                 <w:sz w:val="18"/>
               </w:rPr>
-              <w:t>&gt;= Flat Limit</w:t>
+              <w:t>Ada di DB (Rp 500)</w:t>
             </w:r>
           </w:p>
         </w:tc>
@@ -5003,7 +3748,7 @@
                 <w:rFonts w:ascii="Arial" w:hAnsi="Arial"/>
                 <w:sz w:val="18"/>
               </w:rPr>
-              <w:t>Cukup</w:t>
+              <w:t>$\le$ Timestamp Kirim</w:t>
             </w:r>
           </w:p>
         </w:tc>
@@ -5027,7 +3772,7 @@
                 <w:rFonts w:ascii="Arial" w:hAnsi="Arial"/>
                 <w:sz w:val="18"/>
               </w:rPr>
-              <w:t>Customer kirim pesan ke CS</w:t>
+              <w:t>General Markup (Rp 500 + Base Price)</w:t>
             </w:r>
           </w:p>
         </w:tc>
@@ -5051,7 +3796,7 @@
                 <w:rFonts w:ascii="Arial" w:hAnsi="Arial"/>
                 <w:sz w:val="18"/>
               </w:rPr>
-              <w:t>Pesan masuk &amp; terlihat normal di chatroom.</w:t>
+              <w:t>✅ Standard Pricing</w:t>
             </w:r>
           </w:p>
         </w:tc>
@@ -5077,7 +3822,7 @@
                 <w:rFonts w:ascii="Arial" w:hAnsi="Arial"/>
                 <w:sz w:val="18"/>
               </w:rPr>
-              <w:t>**Limit Reached Outbound**</w:t>
+              <w:t>Ada di DB (Rp 450)</w:t>
             </w:r>
           </w:p>
         </w:tc>
@@ -5101,7 +3846,7 @@
                 <w:rFonts w:ascii="Arial" w:hAnsi="Arial"/>
                 <w:sz w:val="18"/>
               </w:rPr>
-              <w:t>&gt;= Flat Limit</w:t>
+              <w:t>Ada di DB (Rp 500)</w:t>
             </w:r>
           </w:p>
         </w:tc>
@@ -5125,7 +3870,7 @@
                 <w:rFonts w:ascii="Arial" w:hAnsi="Arial"/>
                 <w:sz w:val="18"/>
               </w:rPr>
-              <w:t>Cukup</w:t>
+              <w:t>$&gt;$ Timestamp Kirim (Future)</w:t>
             </w:r>
           </w:p>
         </w:tc>
@@ -5149,7 +3894,7 @@
                 <w:rFonts w:ascii="Arial" w:hAnsi="Arial"/>
                 <w:sz w:val="18"/>
               </w:rPr>
-              <w:t>CS mencoba kirim pesan keluar</w:t>
+              <w:t>Menggunakan harga aktif sebelum tanggal baru</w:t>
             </w:r>
           </w:p>
         </w:tc>
@@ -5173,7 +3918,7 @@
                 <w:rFonts w:ascii="Arial" w:hAnsi="Arial"/>
                 <w:sz w:val="18"/>
               </w:rPr>
-              <w:t>Pengiriman diblokir; alert *"Batas limit sesi tercapai"*.</w:t>
+              <w:t>✅ Old Pricing Active</w:t>
             </w:r>
           </w:p>
         </w:tc>
@@ -5199,7 +3944,7 @@
                 <w:rFonts w:ascii="Arial" w:hAnsi="Arial"/>
                 <w:sz w:val="18"/>
               </w:rPr>
-              <w:t>**Top-Up Valid**</w:t>
+              <w:t>Tidak Ada Custom/General</w:t>
             </w:r>
           </w:p>
         </w:tc>
@@ -5223,7 +3968,31 @@
                 <w:rFonts w:ascii="Arial" w:hAnsi="Arial"/>
                 <w:sz w:val="18"/>
               </w:rPr>
-              <w:t>&gt;= Flat Limit</w:t>
+              <w:t>Tidak Ada di DB</w:t>
+            </w:r>
+          </w:p>
+        </w:tc>
+        <w:tc>
+          <w:tcPr>
+            <w:tcW w:type="dxa" w:w="1987"/>
+            <w:tcMar>
+              <w:top w:w="100" w:type="dxa"/>
+              <w:bottom w:w="100" w:type="dxa"/>
+              <w:left w:w="150" w:type="dxa"/>
+              <w:right w:w="150" w:type="dxa"/>
+            </w:tcMar>
+          </w:tcPr>
+          <w:p>
+            <w:pPr>
+              <w:spacing w:before="40" w:after="40" w:line="276" w:lineRule="auto"/>
+              <w:jc w:val="center"/>
+            </w:pPr>
+            <w:r>
+              <w:rPr>
+                <w:rFonts w:ascii="Arial" w:hAnsi="Arial"/>
+                <w:sz w:val="18"/>
+              </w:rPr>
+              <w:t>-</w:t>
             </w:r>
           </w:p>
         </w:tc>
@@ -5247,7 +4016,7 @@
                 <w:rFonts w:ascii="Arial" w:hAnsi="Arial"/>
                 <w:sz w:val="18"/>
               </w:rPr>
-              <w:t>&gt;= Nilai Top-Up (e.g. 5k)</w:t>
+              <w:t>Fallback / Blocker Alert (Tolak Pengiriman)</w:t>
             </w:r>
           </w:p>
         </w:tc>
@@ -5271,7 +4040,73 @@
                 <w:rFonts w:ascii="Arial" w:hAnsi="Arial"/>
                 <w:sz w:val="18"/>
               </w:rPr>
-              <w:t>CS klik Top-up Rp5.000</w:t>
+              <w:t>❌ Block &amp; Log Error</w:t>
+            </w:r>
+          </w:p>
+        </w:tc>
+      </w:tr>
+    </w:tbl>
+    <w:p/>
+    <w:p>
+      <w:pPr>
+        <w:keepNext/>
+        <w:spacing w:before="200" w:after="80"/>
+      </w:pPr>
+      <w:r>
+        <w:rPr>
+          <w:rFonts w:ascii="Arial" w:hAnsi="Arial"/>
+          <w:b/>
+          <w:color w:val="1E1E1E"/>
+          <w:sz w:val="21"/>
+        </w:rPr>
+        <w:t>B. Decision Table: Eksekusi Pengiriman &amp; Pengurangan Saldo Kredit</w:t>
+      </w:r>
+    </w:p>
+    <w:tbl>
+      <w:tblPr>
+        <w:tblW w:type="auto" w:w="0"/>
+        <w:jc w:val="center"/>
+        <w:tblLook w:firstColumn="1" w:firstRow="1" w:lastColumn="0" w:lastRow="0" w:noHBand="0" w:noVBand="1" w:val="04A0"/>
+        <w:tblBorders>
+          <w:top w:val="single" w:sz="6" w:space="0" w:color="000000"/>
+          <w:bottom w:val="single" w:sz="6" w:space="0" w:color="000000"/>
+          <w:left w:val="single" w:sz="6" w:space="0" w:color="000000"/>
+          <w:right w:val="single" w:sz="6" w:space="0" w:color="000000"/>
+          <w:insideH w:val="single" w:sz="6" w:space="0" w:color="000000"/>
+          <w:insideV w:val="single" w:sz="6" w:space="0" w:color="000000"/>
+        </w:tblBorders>
+      </w:tblPr>
+      <w:tblGrid>
+        <w:gridCol w:w="1987"/>
+        <w:gridCol w:w="1987"/>
+        <w:gridCol w:w="1987"/>
+        <w:gridCol w:w="1987"/>
+        <w:gridCol w:w="1987"/>
+      </w:tblGrid>
+      <w:tr>
+        <w:tc>
+          <w:tcPr>
+            <w:tcW w:type="dxa" w:w="1987"/>
+            <w:tcMar>
+              <w:top w:w="100" w:type="dxa"/>
+              <w:bottom w:w="100" w:type="dxa"/>
+              <w:left w:w="150" w:type="dxa"/>
+              <w:right w:w="150" w:type="dxa"/>
+            </w:tcMar>
+            <w:shd w:fill="00FFFF"/>
+          </w:tcPr>
+          <w:p>
+            <w:pPr>
+              <w:spacing w:before="40" w:after="40" w:line="276" w:lineRule="auto"/>
+              <w:jc w:val="left"/>
+            </w:pPr>
+            <w:r>
+              <w:rPr>
+                <w:rFonts w:ascii="Arial" w:hAnsi="Arial"/>
+                <w:b/>
+                <w:sz w:val="18"/>
+              </w:rPr>
+              <w:t>Fitur / Channel</w:t>
             </w:r>
           </w:p>
         </w:tc>
@@ -5284,6 +4119,7 @@
               <w:left w:w="150" w:type="dxa"/>
               <w:right w:w="150" w:type="dxa"/>
             </w:tcMar>
+            <w:shd w:fill="00FFFF"/>
           </w:tcPr>
           <w:p>
             <w:pPr>
@@ -5293,9 +4129,88 @@
             <w:r>
               <w:rPr>
                 <w:rFonts w:ascii="Arial" w:hAnsi="Arial"/>
+                <w:b/>
                 <w:sz w:val="18"/>
               </w:rPr>
-              <w:t>Limit sesi bertambah Rp5.000, blokir terbuka, log tercatat.</w:t>
+              <w:t>Status Window FEP</w:t>
+            </w:r>
+          </w:p>
+        </w:tc>
+        <w:tc>
+          <w:tcPr>
+            <w:tcW w:type="dxa" w:w="1987"/>
+            <w:tcMar>
+              <w:top w:w="100" w:type="dxa"/>
+              <w:bottom w:w="100" w:type="dxa"/>
+              <w:left w:w="150" w:type="dxa"/>
+              <w:right w:w="150" w:type="dxa"/>
+            </w:tcMar>
+            <w:shd w:fill="00FFFF"/>
+          </w:tcPr>
+          <w:p>
+            <w:pPr>
+              <w:spacing w:before="40" w:after="40" w:line="276" w:lineRule="auto"/>
+              <w:jc w:val="left"/>
+            </w:pPr>
+            <w:r>
+              <w:rPr>
+                <w:rFonts w:ascii="Arial" w:hAnsi="Arial"/>
+                <w:b/>
+                <w:sz w:val="18"/>
+              </w:rPr>
+              <w:t>Kondisi Saldo Kredit Utama</w:t>
+            </w:r>
+          </w:p>
+        </w:tc>
+        <w:tc>
+          <w:tcPr>
+            <w:tcW w:type="dxa" w:w="1987"/>
+            <w:tcMar>
+              <w:top w:w="100" w:type="dxa"/>
+              <w:bottom w:w="100" w:type="dxa"/>
+              <w:left w:w="150" w:type="dxa"/>
+              <w:right w:w="150" w:type="dxa"/>
+            </w:tcMar>
+            <w:shd w:fill="00FFFF"/>
+          </w:tcPr>
+          <w:p>
+            <w:pPr>
+              <w:spacing w:before="40" w:after="40" w:line="276" w:lineRule="auto"/>
+              <w:jc w:val="left"/>
+            </w:pPr>
+            <w:r>
+              <w:rPr>
+                <w:rFonts w:ascii="Arial" w:hAnsi="Arial"/>
+                <w:b/>
+                <w:sz w:val="18"/>
+              </w:rPr>
+              <w:t>Status Pesan di Meta</w:t>
+            </w:r>
+          </w:p>
+        </w:tc>
+        <w:tc>
+          <w:tcPr>
+            <w:tcW w:type="dxa" w:w="1987"/>
+            <w:tcMar>
+              <w:top w:w="100" w:type="dxa"/>
+              <w:bottom w:w="100" w:type="dxa"/>
+              <w:left w:w="150" w:type="dxa"/>
+              <w:right w:w="150" w:type="dxa"/>
+            </w:tcMar>
+            <w:shd w:fill="00FFFF"/>
+          </w:tcPr>
+          <w:p>
+            <w:pPr>
+              <w:spacing w:before="40" w:after="40" w:line="276" w:lineRule="auto"/>
+              <w:jc w:val="left"/>
+            </w:pPr>
+            <w:r>
+              <w:rPr>
+                <w:rFonts w:ascii="Arial" w:hAnsi="Arial"/>
+                <w:b/>
+                <w:sz w:val="18"/>
+              </w:rPr>
+              <w:t>Tindakan Sistem &amp; Dampak Saldo</w:t>
             </w:r>
           </w:p>
         </w:tc>
@@ -5321,7 +4236,7 @@
                 <w:rFonts w:ascii="Arial" w:hAnsi="Arial"/>
                 <w:sz w:val="18"/>
               </w:rPr>
-              <w:t>**Top-Up Saldo Kurang**</w:t>
+              <w:t>**Broadcast (100 Target)**</w:t>
             </w:r>
           </w:p>
         </w:tc>
@@ -5345,7 +4260,7 @@
                 <w:rFonts w:ascii="Arial" w:hAnsi="Arial"/>
                 <w:sz w:val="18"/>
               </w:rPr>
-              <w:t>&gt;= Flat Limit</w:t>
+              <w:t>Non-Aktif</w:t>
             </w:r>
           </w:p>
         </w:tc>
@@ -5369,7 +4284,7 @@
                 <w:rFonts w:ascii="Arial" w:hAnsi="Arial"/>
                 <w:sz w:val="18"/>
               </w:rPr>
-              <w:t>&lt; Nilai Top-Up (e.g. 1k)</w:t>
+              <w:t>Cukup untuk 100 pesan</w:t>
             </w:r>
           </w:p>
         </w:tc>
@@ -5393,7 +4308,7 @@
                 <w:rFonts w:ascii="Arial" w:hAnsi="Arial"/>
                 <w:sz w:val="18"/>
               </w:rPr>
-              <w:t>CS klik Top-up Rp5.000</w:t>
+              <w:t>All Delivered</w:t>
             </w:r>
           </w:p>
         </w:tc>
@@ -5417,7 +4332,7 @@
                 <w:rFonts w:ascii="Arial" w:hAnsi="Arial"/>
                 <w:sz w:val="18"/>
               </w:rPr>
-              <w:t>Gagal top-up; muncul toast *"Saldo WhatsApp Credit tidak mencukupi"*.</w:t>
+              <w:t>Isolasi 100 pesan $\rightarrow$ Finalize Deduct 100 pesan.</w:t>
             </w:r>
           </w:p>
         </w:tc>
@@ -5443,7 +4358,7 @@
                 <w:rFonts w:ascii="Arial" w:hAnsi="Arial"/>
                 <w:sz w:val="18"/>
               </w:rPr>
-              <w:t>**Closing Room Reset**</w:t>
+              <w:t>**Broadcast (100 Target)**</w:t>
             </w:r>
           </w:p>
         </w:tc>
@@ -5467,7 +4382,7 @@
                 <w:rFonts w:ascii="Arial" w:hAnsi="Arial"/>
                 <w:sz w:val="18"/>
               </w:rPr>
-              <w:t>&gt;= Flat Limit</w:t>
+              <w:t>Non-Aktif</w:t>
             </w:r>
           </w:p>
         </w:tc>
@@ -5491,7 +4406,7 @@
                 <w:rFonts w:ascii="Arial" w:hAnsi="Arial"/>
                 <w:sz w:val="18"/>
               </w:rPr>
-              <w:t>Cukup</w:t>
+              <w:t>Hanya cukup untuk 60 pesan</w:t>
             </w:r>
           </w:p>
         </w:tc>
@@ -5515,7 +4430,7 @@
                 <w:rFonts w:ascii="Arial" w:hAnsi="Arial"/>
                 <w:sz w:val="18"/>
               </w:rPr>
-              <w:t>CS klik tombol `Closing / Selesaikan Chat`</w:t>
+              <w:t>60 Delivered</w:t>
             </w:r>
           </w:p>
         </w:tc>
@@ -5539,7 +4454,495 @@
                 <w:rFonts w:ascii="Arial" w:hAnsi="Arial"/>
                 <w:sz w:val="18"/>
               </w:rPr>
-              <w:t>Room tertutup. Saat customer chat lagi, limit sesi di-reset default.</w:t>
+              <w:t>Kirim 60 pesan (Deduct 60), 40 pesan sisanya `Failed - Saldo Tidak Cukup`.</w:t>
+            </w:r>
+          </w:p>
+        </w:tc>
+      </w:tr>
+      <w:tr>
+        <w:tc>
+          <w:tcPr>
+            <w:tcW w:type="dxa" w:w="1987"/>
+            <w:tcMar>
+              <w:top w:w="100" w:type="dxa"/>
+              <w:bottom w:w="100" w:type="dxa"/>
+              <w:left w:w="150" w:type="dxa"/>
+              <w:right w:w="150" w:type="dxa"/>
+            </w:tcMar>
+          </w:tcPr>
+          <w:p>
+            <w:pPr>
+              <w:spacing w:before="40" w:after="40" w:line="276" w:lineRule="auto"/>
+              <w:jc w:val="left"/>
+            </w:pPr>
+            <w:r>
+              <w:rPr>
+                <w:rFonts w:ascii="Arial" w:hAnsi="Arial"/>
+                <w:sz w:val="18"/>
+              </w:rPr>
+              <w:t>**Broadcast / Chat / API**</w:t>
+            </w:r>
+          </w:p>
+        </w:tc>
+        <w:tc>
+          <w:tcPr>
+            <w:tcW w:type="dxa" w:w="1987"/>
+            <w:tcMar>
+              <w:top w:w="100" w:type="dxa"/>
+              <w:bottom w:w="100" w:type="dxa"/>
+              <w:left w:w="150" w:type="dxa"/>
+              <w:right w:w="150" w:type="dxa"/>
+            </w:tcMar>
+          </w:tcPr>
+          <w:p>
+            <w:pPr>
+              <w:spacing w:before="40" w:after="40" w:line="276" w:lineRule="auto"/>
+              <w:jc w:val="left"/>
+            </w:pPr>
+            <w:r>
+              <w:rPr>
+                <w:rFonts w:ascii="Arial" w:hAnsi="Arial"/>
+                <w:sz w:val="18"/>
+              </w:rPr>
+              <w:t>**Aktif (FEP)**</w:t>
+            </w:r>
+          </w:p>
+        </w:tc>
+        <w:tc>
+          <w:tcPr>
+            <w:tcW w:type="dxa" w:w="1987"/>
+            <w:tcMar>
+              <w:top w:w="100" w:type="dxa"/>
+              <w:bottom w:w="100" w:type="dxa"/>
+              <w:left w:w="150" w:type="dxa"/>
+              <w:right w:w="150" w:type="dxa"/>
+            </w:tcMar>
+          </w:tcPr>
+          <w:p>
+            <w:pPr>
+              <w:spacing w:before="40" w:after="40" w:line="276" w:lineRule="auto"/>
+              <w:jc w:val="left"/>
+            </w:pPr>
+            <w:r>
+              <w:rPr>
+                <w:rFonts w:ascii="Arial" w:hAnsi="Arial"/>
+                <w:sz w:val="18"/>
+              </w:rPr>
+              <w:t>Berapa pun / Saldo 0</w:t>
+            </w:r>
+          </w:p>
+        </w:tc>
+        <w:tc>
+          <w:tcPr>
+            <w:tcW w:type="dxa" w:w="1987"/>
+            <w:tcMar>
+              <w:top w:w="100" w:type="dxa"/>
+              <w:bottom w:w="100" w:type="dxa"/>
+              <w:left w:w="150" w:type="dxa"/>
+              <w:right w:w="150" w:type="dxa"/>
+            </w:tcMar>
+          </w:tcPr>
+          <w:p>
+            <w:pPr>
+              <w:spacing w:before="40" w:after="40" w:line="276" w:lineRule="auto"/>
+              <w:jc w:val="center"/>
+            </w:pPr>
+            <w:r>
+              <w:rPr>
+                <w:rFonts w:ascii="Arial" w:hAnsi="Arial"/>
+                <w:sz w:val="18"/>
+              </w:rPr>
+              <w:t>Delivered</w:t>
+            </w:r>
+          </w:p>
+        </w:tc>
+        <w:tc>
+          <w:tcPr>
+            <w:tcW w:type="dxa" w:w="1987"/>
+            <w:tcMar>
+              <w:top w:w="100" w:type="dxa"/>
+              <w:bottom w:w="100" w:type="dxa"/>
+              <w:left w:w="150" w:type="dxa"/>
+              <w:right w:w="150" w:type="dxa"/>
+            </w:tcMar>
+          </w:tcPr>
+          <w:p>
+            <w:pPr>
+              <w:spacing w:before="40" w:after="40" w:line="276" w:lineRule="auto"/>
+              <w:jc w:val="left"/>
+            </w:pPr>
+            <w:r>
+              <w:rPr>
+                <w:rFonts w:ascii="Arial" w:hAnsi="Arial"/>
+                <w:sz w:val="18"/>
+              </w:rPr>
+              <w:t>**Gratis (0 Biaya)**, tanpa isolasi &amp; tanpa potong saldo.</w:t>
+            </w:r>
+          </w:p>
+        </w:tc>
+      </w:tr>
+      <w:tr>
+        <w:tc>
+          <w:tcPr>
+            <w:tcW w:type="dxa" w:w="1987"/>
+            <w:tcMar>
+              <w:top w:w="100" w:type="dxa"/>
+              <w:bottom w:w="100" w:type="dxa"/>
+              <w:left w:w="150" w:type="dxa"/>
+              <w:right w:w="150" w:type="dxa"/>
+            </w:tcMar>
+          </w:tcPr>
+          <w:p>
+            <w:pPr>
+              <w:spacing w:before="40" w:after="40" w:line="276" w:lineRule="auto"/>
+              <w:jc w:val="left"/>
+            </w:pPr>
+            <w:r>
+              <w:rPr>
+                <w:rFonts w:ascii="Arial" w:hAnsi="Arial"/>
+                <w:sz w:val="18"/>
+              </w:rPr>
+              <w:t>**Chatroom (Kirim 1 Pesan)**</w:t>
+            </w:r>
+          </w:p>
+        </w:tc>
+        <w:tc>
+          <w:tcPr>
+            <w:tcW w:type="dxa" w:w="1987"/>
+            <w:tcMar>
+              <w:top w:w="100" w:type="dxa"/>
+              <w:bottom w:w="100" w:type="dxa"/>
+              <w:left w:w="150" w:type="dxa"/>
+              <w:right w:w="150" w:type="dxa"/>
+            </w:tcMar>
+          </w:tcPr>
+          <w:p>
+            <w:pPr>
+              <w:spacing w:before="40" w:after="40" w:line="276" w:lineRule="auto"/>
+              <w:jc w:val="left"/>
+            </w:pPr>
+            <w:r>
+              <w:rPr>
+                <w:rFonts w:ascii="Arial" w:hAnsi="Arial"/>
+                <w:sz w:val="18"/>
+              </w:rPr>
+              <w:t>Non-Aktif</w:t>
+            </w:r>
+          </w:p>
+        </w:tc>
+        <w:tc>
+          <w:tcPr>
+            <w:tcW w:type="dxa" w:w="1987"/>
+            <w:tcMar>
+              <w:top w:w="100" w:type="dxa"/>
+              <w:bottom w:w="100" w:type="dxa"/>
+              <w:left w:w="150" w:type="dxa"/>
+              <w:right w:w="150" w:type="dxa"/>
+            </w:tcMar>
+          </w:tcPr>
+          <w:p>
+            <w:pPr>
+              <w:spacing w:before="40" w:after="40" w:line="276" w:lineRule="auto"/>
+              <w:jc w:val="left"/>
+            </w:pPr>
+            <w:r>
+              <w:rPr>
+                <w:rFonts w:ascii="Arial" w:hAnsi="Arial"/>
+                <w:sz w:val="18"/>
+              </w:rPr>
+              <w:t>Saldo Kurang</w:t>
+            </w:r>
+          </w:p>
+        </w:tc>
+        <w:tc>
+          <w:tcPr>
+            <w:tcW w:type="dxa" w:w="1987"/>
+            <w:tcMar>
+              <w:top w:w="100" w:type="dxa"/>
+              <w:bottom w:w="100" w:type="dxa"/>
+              <w:left w:w="150" w:type="dxa"/>
+              <w:right w:w="150" w:type="dxa"/>
+            </w:tcMar>
+          </w:tcPr>
+          <w:p>
+            <w:pPr>
+              <w:spacing w:before="40" w:after="40" w:line="276" w:lineRule="auto"/>
+              <w:jc w:val="center"/>
+            </w:pPr>
+            <w:r>
+              <w:rPr>
+                <w:rFonts w:ascii="Arial" w:hAnsi="Arial"/>
+                <w:sz w:val="18"/>
+              </w:rPr>
+              <w:t>-</w:t>
+            </w:r>
+          </w:p>
+        </w:tc>
+        <w:tc>
+          <w:tcPr>
+            <w:tcW w:type="dxa" w:w="1987"/>
+            <w:tcMar>
+              <w:top w:w="100" w:type="dxa"/>
+              <w:bottom w:w="100" w:type="dxa"/>
+              <w:left w:w="150" w:type="dxa"/>
+              <w:right w:w="150" w:type="dxa"/>
+            </w:tcMar>
+          </w:tcPr>
+          <w:p>
+            <w:pPr>
+              <w:spacing w:before="40" w:after="40" w:line="276" w:lineRule="auto"/>
+              <w:jc w:val="left"/>
+            </w:pPr>
+            <w:r>
+              <w:rPr>
+                <w:rFonts w:ascii="Arial" w:hAnsi="Arial"/>
+                <w:sz w:val="18"/>
+              </w:rPr>
+              <w:t>Blokir kirim, bubble menampilkan *"Gagal kirim karena saldo tidak cukup"*.</w:t>
+            </w:r>
+          </w:p>
+        </w:tc>
+      </w:tr>
+      <w:tr>
+        <w:tc>
+          <w:tcPr>
+            <w:tcW w:type="dxa" w:w="1987"/>
+            <w:tcMar>
+              <w:top w:w="100" w:type="dxa"/>
+              <w:bottom w:w="100" w:type="dxa"/>
+              <w:left w:w="150" w:type="dxa"/>
+              <w:right w:w="150" w:type="dxa"/>
+            </w:tcMar>
+          </w:tcPr>
+          <w:p>
+            <w:pPr>
+              <w:spacing w:before="40" w:after="40" w:line="276" w:lineRule="auto"/>
+              <w:jc w:val="left"/>
+            </w:pPr>
+            <w:r>
+              <w:rPr>
+                <w:rFonts w:ascii="Arial" w:hAnsi="Arial"/>
+                <w:sz w:val="18"/>
+              </w:rPr>
+              <w:t>**Semua Channel**</w:t>
+            </w:r>
+          </w:p>
+        </w:tc>
+        <w:tc>
+          <w:tcPr>
+            <w:tcW w:type="dxa" w:w="1987"/>
+            <w:tcMar>
+              <w:top w:w="100" w:type="dxa"/>
+              <w:bottom w:w="100" w:type="dxa"/>
+              <w:left w:w="150" w:type="dxa"/>
+              <w:right w:w="150" w:type="dxa"/>
+            </w:tcMar>
+          </w:tcPr>
+          <w:p>
+            <w:pPr>
+              <w:spacing w:before="40" w:after="40" w:line="276" w:lineRule="auto"/>
+              <w:jc w:val="left"/>
+            </w:pPr>
+            <w:r>
+              <w:rPr>
+                <w:rFonts w:ascii="Arial" w:hAnsi="Arial"/>
+                <w:sz w:val="18"/>
+              </w:rPr>
+              <w:t>Non-Aktif</w:t>
+            </w:r>
+          </w:p>
+        </w:tc>
+        <w:tc>
+          <w:tcPr>
+            <w:tcW w:type="dxa" w:w="1987"/>
+            <w:tcMar>
+              <w:top w:w="100" w:type="dxa"/>
+              <w:bottom w:w="100" w:type="dxa"/>
+              <w:left w:w="150" w:type="dxa"/>
+              <w:right w:w="150" w:type="dxa"/>
+            </w:tcMar>
+          </w:tcPr>
+          <w:p>
+            <w:pPr>
+              <w:spacing w:before="40" w:after="40" w:line="276" w:lineRule="auto"/>
+              <w:jc w:val="left"/>
+            </w:pPr>
+            <w:r>
+              <w:rPr>
+                <w:rFonts w:ascii="Arial" w:hAnsi="Arial"/>
+                <w:sz w:val="18"/>
+              </w:rPr>
+              <w:t>Cukup (Telah diisolasi)</w:t>
+            </w:r>
+          </w:p>
+        </w:tc>
+        <w:tc>
+          <w:tcPr>
+            <w:tcW w:type="dxa" w:w="1987"/>
+            <w:tcMar>
+              <w:top w:w="100" w:type="dxa"/>
+              <w:bottom w:w="100" w:type="dxa"/>
+              <w:left w:w="150" w:type="dxa"/>
+              <w:right w:w="150" w:type="dxa"/>
+            </w:tcMar>
+          </w:tcPr>
+          <w:p>
+            <w:pPr>
+              <w:spacing w:before="40" w:after="40" w:line="276" w:lineRule="auto"/>
+              <w:jc w:val="left"/>
+            </w:pPr>
+            <w:r>
+              <w:rPr>
+                <w:rFonts w:ascii="Arial" w:hAnsi="Arial"/>
+                <w:sz w:val="18"/>
+              </w:rPr>
+              <w:t>**Failed Signal Meta**</w:t>
+            </w:r>
+          </w:p>
+        </w:tc>
+        <w:tc>
+          <w:tcPr>
+            <w:tcW w:type="dxa" w:w="1987"/>
+            <w:tcMar>
+              <w:top w:w="100" w:type="dxa"/>
+              <w:bottom w:w="100" w:type="dxa"/>
+              <w:left w:w="150" w:type="dxa"/>
+              <w:right w:w="150" w:type="dxa"/>
+            </w:tcMar>
+          </w:tcPr>
+          <w:p>
+            <w:pPr>
+              <w:spacing w:before="40" w:after="40" w:line="276" w:lineRule="auto"/>
+              <w:jc w:val="left"/>
+            </w:pPr>
+            <w:r>
+              <w:rPr>
+                <w:rFonts w:ascii="Arial" w:hAnsi="Arial"/>
+                <w:sz w:val="18"/>
+              </w:rPr>
+              <w:t>**Otomatis Rollback** saldo kredit sebesar nilai isolasi.</w:t>
+            </w:r>
+          </w:p>
+        </w:tc>
+      </w:tr>
+      <w:tr>
+        <w:tc>
+          <w:tcPr>
+            <w:tcW w:type="dxa" w:w="1987"/>
+            <w:tcMar>
+              <w:top w:w="100" w:type="dxa"/>
+              <w:bottom w:w="100" w:type="dxa"/>
+              <w:left w:w="150" w:type="dxa"/>
+              <w:right w:w="150" w:type="dxa"/>
+            </w:tcMar>
+          </w:tcPr>
+          <w:p>
+            <w:pPr>
+              <w:spacing w:before="40" w:after="40" w:line="276" w:lineRule="auto"/>
+              <w:jc w:val="left"/>
+            </w:pPr>
+            <w:r>
+              <w:rPr>
+                <w:rFonts w:ascii="Arial" w:hAnsi="Arial"/>
+                <w:sz w:val="18"/>
+              </w:rPr>
+              <w:t>**Semua Channel**</w:t>
+            </w:r>
+          </w:p>
+        </w:tc>
+        <w:tc>
+          <w:tcPr>
+            <w:tcW w:type="dxa" w:w="1987"/>
+            <w:tcMar>
+              <w:top w:w="100" w:type="dxa"/>
+              <w:bottom w:w="100" w:type="dxa"/>
+              <w:left w:w="150" w:type="dxa"/>
+              <w:right w:w="150" w:type="dxa"/>
+            </w:tcMar>
+          </w:tcPr>
+          <w:p>
+            <w:pPr>
+              <w:spacing w:before="40" w:after="40" w:line="276" w:lineRule="auto"/>
+              <w:jc w:val="left"/>
+            </w:pPr>
+            <w:r>
+              <w:rPr>
+                <w:rFonts w:ascii="Arial" w:hAnsi="Arial"/>
+                <w:sz w:val="18"/>
+              </w:rPr>
+              <w:t>Non-Aktif</w:t>
+            </w:r>
+          </w:p>
+        </w:tc>
+        <w:tc>
+          <w:tcPr>
+            <w:tcW w:type="dxa" w:w="1987"/>
+            <w:tcMar>
+              <w:top w:w="100" w:type="dxa"/>
+              <w:bottom w:w="100" w:type="dxa"/>
+              <w:left w:w="150" w:type="dxa"/>
+              <w:right w:w="150" w:type="dxa"/>
+            </w:tcMar>
+          </w:tcPr>
+          <w:p>
+            <w:pPr>
+              <w:spacing w:before="40" w:after="40" w:line="276" w:lineRule="auto"/>
+              <w:jc w:val="left"/>
+            </w:pPr>
+            <w:r>
+              <w:rPr>
+                <w:rFonts w:ascii="Arial" w:hAnsi="Arial"/>
+                <w:sz w:val="18"/>
+              </w:rPr>
+              <w:t>Telah di-rollback</w:t>
+            </w:r>
+          </w:p>
+        </w:tc>
+        <w:tc>
+          <w:tcPr>
+            <w:tcW w:type="dxa" w:w="1987"/>
+            <w:tcMar>
+              <w:top w:w="100" w:type="dxa"/>
+              <w:bottom w:w="100" w:type="dxa"/>
+              <w:left w:w="150" w:type="dxa"/>
+              <w:right w:w="150" w:type="dxa"/>
+            </w:tcMar>
+          </w:tcPr>
+          <w:p>
+            <w:pPr>
+              <w:spacing w:before="40" w:after="40" w:line="276" w:lineRule="auto"/>
+              <w:jc w:val="left"/>
+            </w:pPr>
+            <w:r>
+              <w:rPr>
+                <w:rFonts w:ascii="Arial" w:hAnsi="Arial"/>
+                <w:sz w:val="18"/>
+              </w:rPr>
+              <w:t>**Late Delivered Signal**</w:t>
+            </w:r>
+          </w:p>
+        </w:tc>
+        <w:tc>
+          <w:tcPr>
+            <w:tcW w:type="dxa" w:w="1987"/>
+            <w:tcMar>
+              <w:top w:w="100" w:type="dxa"/>
+              <w:bottom w:w="100" w:type="dxa"/>
+              <w:left w:w="150" w:type="dxa"/>
+              <w:right w:w="150" w:type="dxa"/>
+            </w:tcMar>
+          </w:tcPr>
+          <w:p>
+            <w:pPr>
+              <w:spacing w:before="40" w:after="40" w:line="276" w:lineRule="auto"/>
+              <w:jc w:val="left"/>
+            </w:pPr>
+            <w:r>
+              <w:rPr>
+                <w:rFonts w:ascii="Arial" w:hAnsi="Arial"/>
+                <w:sz w:val="18"/>
+              </w:rPr>
+              <w:t>**Re-deduct** saldo kredit sejumlah biaya pesan.</w:t>
             </w:r>
           </w:p>
         </w:tc>
@@ -5558,7 +4961,202 @@
           <w:color w:val="1E1E1E"/>
           <w:sz w:val="21"/>
         </w:rPr>
-        <w:t>C. Boundary Value Analysis (BVA): Monthly Limit &amp; Top-Up Presets</w:t>
+        <w:t>C. State Transition Lifecycle: WhatsApp Message Credit Flow</w:t>
+      </w:r>
+    </w:p>
+    <w:p>
+      <w:pPr>
+        <w:spacing w:before="40" w:after="40" w:line="276" w:lineRule="auto"/>
+      </w:pPr>
+      <w:r>
+        <w:rPr>
+          <w:rFonts w:ascii="Arial" w:hAnsi="Arial"/>
+          <w:sz w:val="19"/>
+        </w:rPr>
+        <w:t>```mermaid</w:t>
+      </w:r>
+    </w:p>
+    <w:p>
+      <w:pPr>
+        <w:spacing w:before="40" w:after="40" w:line="276" w:lineRule="auto"/>
+      </w:pPr>
+      <w:r>
+        <w:rPr>
+          <w:rFonts w:ascii="Arial" w:hAnsi="Arial"/>
+          <w:sz w:val="19"/>
+        </w:rPr>
+        <w:t>graph TD</w:t>
+      </w:r>
+    </w:p>
+    <w:p>
+      <w:pPr>
+        <w:spacing w:before="40" w:after="40" w:line="276" w:lineRule="auto"/>
+      </w:pPr>
+      <w:r>
+        <w:rPr>
+          <w:rFonts w:ascii="Arial" w:hAnsi="Arial"/>
+          <w:sz w:val="19"/>
+        </w:rPr>
+        <w:t>A["Inisiasi Pesan (Broadcast / Chat / API)"] --&gt; B{"Apakah FEP Window Aktif?"}</w:t>
+      </w:r>
+    </w:p>
+    <w:p>
+      <w:pPr>
+        <w:spacing w:before="40" w:after="40" w:line="276" w:lineRule="auto"/>
+      </w:pPr>
+      <w:r>
+        <w:rPr>
+          <w:rFonts w:ascii="Arial" w:hAnsi="Arial"/>
+          <w:sz w:val="19"/>
+        </w:rPr>
+        <w:t>B -- "Ya (Free Entry Point)" --&gt; C["Kirim Bebas Biaya (Rp 0)"]</w:t>
+      </w:r>
+    </w:p>
+    <w:p>
+      <w:pPr>
+        <w:spacing w:before="40" w:after="40" w:line="276" w:lineRule="auto"/>
+      </w:pPr>
+      <w:r>
+        <w:rPr>
+          <w:rFonts w:ascii="Arial" w:hAnsi="Arial"/>
+          <w:sz w:val="19"/>
+        </w:rPr>
+        <w:t>B -- "Tidak" --&gt; D{"Cek Saldo Utama"}</w:t>
+      </w:r>
+    </w:p>
+    <w:p>
+      <w:pPr>
+        <w:spacing w:before="40" w:after="40" w:line="276" w:lineRule="auto"/>
+      </w:pPr>
+      <w:r>
+        <w:rPr>
+          <w:rFonts w:ascii="Arial" w:hAnsi="Arial"/>
+          <w:sz w:val="19"/>
+        </w:rPr>
+        <w:t>D -- "Saldo Kurang" --&gt; E["Failed: Saldo Tidak Cukup"]</w:t>
+      </w:r>
+    </w:p>
+    <w:p>
+      <w:pPr>
+        <w:spacing w:before="40" w:after="40" w:line="276" w:lineRule="auto"/>
+      </w:pPr>
+      <w:r>
+        <w:rPr>
+          <w:rFonts w:ascii="Arial" w:hAnsi="Arial"/>
+          <w:sz w:val="19"/>
+        </w:rPr>
+        <w:t>D -- "Saldo Cukup" --&gt; F["Status: Isolated / Temporary Deducted"]</w:t>
+      </w:r>
+    </w:p>
+    <w:p>
+      <w:pPr>
+        <w:spacing w:before="40" w:after="40" w:line="276" w:lineRule="auto"/>
+      </w:pPr>
+      <w:r>
+        <w:rPr>
+          <w:rFonts w:ascii="Arial" w:hAnsi="Arial"/>
+          <w:sz w:val="19"/>
+        </w:rPr>
+        <w:t>F --&gt; G["Kirim Outbound ke Meta"]</w:t>
+      </w:r>
+    </w:p>
+    <w:p>
+      <w:pPr>
+        <w:spacing w:before="40" w:after="40" w:line="276" w:lineRule="auto"/>
+      </w:pPr>
+      <w:r>
+        <w:rPr>
+          <w:rFonts w:ascii="Arial" w:hAnsi="Arial"/>
+          <w:sz w:val="19"/>
+        </w:rPr>
+        <w:t>G --&gt; H{"Response Signal dari Meta"}</w:t>
+      </w:r>
+    </w:p>
+    <w:p>
+      <w:pPr>
+        <w:spacing w:before="40" w:after="40" w:line="276" w:lineRule="auto"/>
+      </w:pPr>
+      <w:r>
+        <w:rPr>
+          <w:rFonts w:ascii="Arial" w:hAnsi="Arial"/>
+          <w:sz w:val="19"/>
+        </w:rPr>
+        <w:t>H -- "Delivered" --&gt; I["Status: Final Deducted (Nett Log)"]</w:t>
+      </w:r>
+    </w:p>
+    <w:p>
+      <w:pPr>
+        <w:spacing w:before="40" w:after="40" w:line="276" w:lineRule="auto"/>
+      </w:pPr>
+      <w:r>
+        <w:rPr>
+          <w:rFonts w:ascii="Arial" w:hAnsi="Arial"/>
+          <w:sz w:val="19"/>
+        </w:rPr>
+        <w:t>H -- "Failed" --&gt; J["Status: Credit Rolled Back (Refund Saldo)"]</w:t>
+      </w:r>
+    </w:p>
+    <w:p>
+      <w:pPr>
+        <w:spacing w:before="40" w:after="40" w:line="276" w:lineRule="auto"/>
+      </w:pPr>
+      <w:r>
+        <w:rPr>
+          <w:rFonts w:ascii="Arial" w:hAnsi="Arial"/>
+          <w:sz w:val="19"/>
+        </w:rPr>
+        <w:t>J --&gt; K{"Webhook Delivered Tiba Terlambat?"}</w:t>
+      </w:r>
+    </w:p>
+    <w:p>
+      <w:pPr>
+        <w:spacing w:before="40" w:after="40" w:line="276" w:lineRule="auto"/>
+      </w:pPr>
+      <w:r>
+        <w:rPr>
+          <w:rFonts w:ascii="Arial" w:hAnsi="Arial"/>
+          <w:sz w:val="19"/>
+        </w:rPr>
+        <w:t>K -- "Ya" --&gt; L["Status: Re-Deducted (Potong Ulang Saldo)"]</w:t>
+      </w:r>
+    </w:p>
+    <w:p>
+      <w:pPr>
+        <w:spacing w:before="40" w:after="40" w:line="276" w:lineRule="auto"/>
+      </w:pPr>
+      <w:r>
+        <w:rPr>
+          <w:rFonts w:ascii="Arial" w:hAnsi="Arial"/>
+          <w:sz w:val="19"/>
+        </w:rPr>
+        <w:t>K -- "Tidak" --&gt; M["Selesai (Saldo Refunded)"]</w:t>
+      </w:r>
+    </w:p>
+    <w:p>
+      <w:pPr>
+        <w:spacing w:before="40" w:after="40" w:line="276" w:lineRule="auto"/>
+      </w:pPr>
+      <w:r>
+        <w:rPr>
+          <w:rFonts w:ascii="Arial" w:hAnsi="Arial"/>
+          <w:sz w:val="19"/>
+        </w:rPr>
+        <w:t>```</w:t>
+      </w:r>
+    </w:p>
+    <w:p>
+      <w:pPr>
+        <w:keepNext/>
+        <w:spacing w:before="200" w:after="80"/>
+      </w:pPr>
+      <w:r>
+        <w:rPr>
+          <w:rFonts w:ascii="Arial" w:hAnsi="Arial"/>
+          <w:b/>
+          <w:color w:val="1E1E1E"/>
+          <w:sz w:val="21"/>
+        </w:rPr>
+        <w:t>D. Decision Table: Chatroom Session Limit &amp; Top-up</w:t>
       </w:r>
     </w:p>
     <w:tbl>
@@ -5576,14 +5174,16 @@
         </w:tblBorders>
       </w:tblPr>
       <w:tblGrid>
-        <w:gridCol w:w="3312"/>
-        <w:gridCol w:w="3312"/>
-        <w:gridCol w:w="3312"/>
+        <w:gridCol w:w="1987"/>
+        <w:gridCol w:w="1987"/>
+        <w:gridCol w:w="1987"/>
+        <w:gridCol w:w="1987"/>
+        <w:gridCol w:w="1987"/>
       </w:tblGrid>
       <w:tr>
         <w:tc>
           <w:tcPr>
-            <w:tcW w:type="dxa" w:w="3312"/>
+            <w:tcW w:type="dxa" w:w="1987"/>
             <w:tcMar>
               <w:top w:w="100" w:type="dxa"/>
               <w:bottom w:w="100" w:type="dxa"/>
@@ -5603,13 +5203,13 @@
                 <w:b/>
                 <w:sz w:val="18"/>
               </w:rPr>
-              <w:t>Variabel Uji</w:t>
+              <w:t>Ongoing Session Spend</w:t>
             </w:r>
           </w:p>
         </w:tc>
         <w:tc>
           <w:tcPr>
-            <w:tcW w:type="dxa" w:w="3312"/>
+            <w:tcW w:type="dxa" w:w="1987"/>
             <w:tcMar>
               <w:top w:w="100" w:type="dxa"/>
               <w:bottom w:w="100" w:type="dxa"/>
@@ -5629,13 +5229,13 @@
                 <w:b/>
                 <w:sz w:val="18"/>
               </w:rPr>
-              <w:t>Nilai Batas / Kasus Uji</w:t>
+              <w:t>Configured Flat Limit</w:t>
             </w:r>
           </w:p>
         </w:tc>
         <w:tc>
           <w:tcPr>
-            <w:tcW w:type="dxa" w:w="3312"/>
+            <w:tcW w:type="dxa" w:w="1987"/>
             <w:tcMar>
               <w:top w:w="100" w:type="dxa"/>
               <w:bottom w:w="100" w:type="dxa"/>
@@ -5655,7 +5255,59 @@
                 <w:b/>
                 <w:sz w:val="18"/>
               </w:rPr>
-              <w:t>Expected Result</w:t>
+              <w:t>Aksi Agent / User</w:t>
+            </w:r>
+          </w:p>
+        </w:tc>
+        <w:tc>
+          <w:tcPr>
+            <w:tcW w:type="dxa" w:w="1987"/>
+            <w:tcMar>
+              <w:top w:w="100" w:type="dxa"/>
+              <w:bottom w:w="100" w:type="dxa"/>
+              <w:left w:w="150" w:type="dxa"/>
+              <w:right w:w="150" w:type="dxa"/>
+            </w:tcMar>
+            <w:shd w:fill="CCCCCC"/>
+          </w:tcPr>
+          <w:p>
+            <w:pPr>
+              <w:spacing w:before="40" w:after="40" w:line="276" w:lineRule="auto"/>
+              <w:jc w:val="left"/>
+            </w:pPr>
+            <w:r>
+              <w:rPr>
+                <w:rFonts w:ascii="Arial" w:hAnsi="Arial"/>
+                <w:b/>
+                <w:sz w:val="18"/>
+              </w:rPr>
+              <w:t>Status Percakapan</w:t>
+            </w:r>
+          </w:p>
+        </w:tc>
+        <w:tc>
+          <w:tcPr>
+            <w:tcW w:type="dxa" w:w="1987"/>
+            <w:tcMar>
+              <w:top w:w="100" w:type="dxa"/>
+              <w:bottom w:w="100" w:type="dxa"/>
+              <w:left w:w="150" w:type="dxa"/>
+              <w:right w:w="150" w:type="dxa"/>
+            </w:tcMar>
+            <w:shd w:fill="CCCCCC"/>
+          </w:tcPr>
+          <w:p>
+            <w:pPr>
+              <w:spacing w:before="40" w:after="40" w:line="276" w:lineRule="auto"/>
+              <w:jc w:val="left"/>
+            </w:pPr>
+            <w:r>
+              <w:rPr>
+                <w:rFonts w:ascii="Arial" w:hAnsi="Arial"/>
+                <w:b/>
+                <w:sz w:val="18"/>
+              </w:rPr>
+              <w:t>Respon Sistem</w:t>
             </w:r>
           </w:p>
         </w:tc>
@@ -5663,7 +5315,7 @@
       <w:tr>
         <w:tc>
           <w:tcPr>
-            <w:tcW w:type="dxa" w:w="3312"/>
+            <w:tcW w:type="dxa" w:w="1987"/>
             <w:tcMar>
               <w:top w:w="100" w:type="dxa"/>
               <w:bottom w:w="100" w:type="dxa"/>
@@ -5681,13 +5333,13 @@
                 <w:rFonts w:ascii="Arial" w:hAnsi="Arial"/>
                 <w:sz w:val="18"/>
               </w:rPr>
-              <w:t>**Monthly Credit Limit**</w:t>
+              <w:t>Rp 8.000</w:t>
             </w:r>
           </w:p>
         </w:tc>
         <w:tc>
           <w:tcPr>
-            <w:tcW w:type="dxa" w:w="3312"/>
+            <w:tcW w:type="dxa" w:w="1987"/>
             <w:tcMar>
               <w:top w:w="100" w:type="dxa"/>
               <w:bottom w:w="100" w:type="dxa"/>
@@ -5705,13 +5357,13 @@
                 <w:rFonts w:ascii="Arial" w:hAnsi="Arial"/>
                 <w:sz w:val="18"/>
               </w:rPr>
-              <w:t>`Limit = Rp 1.000.000` / Total terpakai `Rp 999.000`</w:t>
+              <w:t>Rp 10.000</w:t>
             </w:r>
           </w:p>
         </w:tc>
         <w:tc>
           <w:tcPr>
-            <w:tcW w:type="dxa" w:w="3312"/>
+            <w:tcW w:type="dxa" w:w="1987"/>
             <w:tcMar>
               <w:top w:w="100" w:type="dxa"/>
               <w:bottom w:w="100" w:type="dxa"/>
@@ -5729,15 +5381,13 @@
                 <w:rFonts w:ascii="Arial" w:hAnsi="Arial"/>
                 <w:sz w:val="18"/>
               </w:rPr>
-              <w:t>Pesan seharga Rp 1.500 berhasil terkirim sebagian/terisolasi.</w:t>
+              <w:t>Kirim pesan Service (Rp 500)</w:t>
             </w:r>
           </w:p>
         </w:tc>
-      </w:tr>
-      <w:tr>
         <w:tc>
           <w:tcPr>
-            <w:tcW w:type="dxa" w:w="3312"/>
+            <w:tcW w:type="dxa" w:w="1987"/>
             <w:tcMar>
               <w:top w:w="100" w:type="dxa"/>
               <w:bottom w:w="100" w:type="dxa"/>
@@ -5755,13 +5405,13 @@
                 <w:rFonts w:ascii="Arial" w:hAnsi="Arial"/>
                 <w:sz w:val="18"/>
               </w:rPr>
-              <w:t>**Monthly Credit Limit**</w:t>
+              <w:t>`Normal`</w:t>
             </w:r>
           </w:p>
         </w:tc>
         <w:tc>
           <w:tcPr>
-            <w:tcW w:type="dxa" w:w="3312"/>
+            <w:tcW w:type="dxa" w:w="1987"/>
             <w:tcMar>
               <w:top w:w="100" w:type="dxa"/>
               <w:bottom w:w="100" w:type="dxa"/>
@@ -5779,13 +5429,15 @@
                 <w:rFonts w:ascii="Arial" w:hAnsi="Arial"/>
                 <w:sz w:val="18"/>
               </w:rPr>
-              <w:t>`Limit = Rp 1.000.000` / Total terpakai `Rp 1.000.000`</w:t>
+              <w:t>Pesan terkirim, Ongoing Cost menjadi Rp 8.500.</w:t>
             </w:r>
           </w:p>
         </w:tc>
+      </w:tr>
+      <w:tr>
         <w:tc>
           <w:tcPr>
-            <w:tcW w:type="dxa" w:w="3312"/>
+            <w:tcW w:type="dxa" w:w="1987"/>
             <w:tcMar>
               <w:top w:w="100" w:type="dxa"/>
               <w:bottom w:w="100" w:type="dxa"/>
@@ -5803,15 +5455,13 @@
                 <w:rFonts w:ascii="Arial" w:hAnsi="Arial"/>
                 <w:sz w:val="18"/>
               </w:rPr>
-              <w:t>Pesan berikutnya ditolak: *"Monthly credit limit has exhausted"*.</w:t>
+              <w:t>Rp 10.000</w:t>
             </w:r>
           </w:p>
         </w:tc>
-      </w:tr>
-      <w:tr>
         <w:tc>
           <w:tcPr>
-            <w:tcW w:type="dxa" w:w="3312"/>
+            <w:tcW w:type="dxa" w:w="1987"/>
             <w:tcMar>
               <w:top w:w="100" w:type="dxa"/>
               <w:bottom w:w="100" w:type="dxa"/>
@@ -5829,13 +5479,13 @@
                 <w:rFonts w:ascii="Arial" w:hAnsi="Arial"/>
                 <w:sz w:val="18"/>
               </w:rPr>
-              <w:t>**Top-Up Presets**</w:t>
+              <w:t>Rp 10.000</w:t>
             </w:r>
           </w:p>
         </w:tc>
         <w:tc>
           <w:tcPr>
-            <w:tcW w:type="dxa" w:w="3312"/>
+            <w:tcW w:type="dxa" w:w="1987"/>
             <w:tcMar>
               <w:top w:w="100" w:type="dxa"/>
               <w:bottom w:w="100" w:type="dxa"/>
@@ -5853,13 +5503,13 @@
                 <w:rFonts w:ascii="Arial" w:hAnsi="Arial"/>
                 <w:sz w:val="18"/>
               </w:rPr>
-              <w:t>Pilihan dropdown: Rp2.000, Rp5.000, Rp10.000</w:t>
+              <w:t>Kirim pesan berbayar</w:t>
             </w:r>
           </w:p>
         </w:tc>
         <w:tc>
           <w:tcPr>
-            <w:tcW w:type="dxa" w:w="3312"/>
+            <w:tcW w:type="dxa" w:w="1987"/>
             <w:tcMar>
               <w:top w:w="100" w:type="dxa"/>
               <w:bottom w:w="100" w:type="dxa"/>
@@ -5877,7 +5527,275 @@
                 <w:rFonts w:ascii="Arial" w:hAnsi="Arial"/>
                 <w:sz w:val="18"/>
               </w:rPr>
-              <w:t>Hanya nilai preset yang dapat dipilih (tidak ada input custom liar).</w:t>
+              <w:t>`Limit Reached`</w:t>
+            </w:r>
+          </w:p>
+        </w:tc>
+        <w:tc>
+          <w:tcPr>
+            <w:tcW w:type="dxa" w:w="1987"/>
+            <w:tcMar>
+              <w:top w:w="100" w:type="dxa"/>
+              <w:bottom w:w="100" w:type="dxa"/>
+              <w:left w:w="150" w:type="dxa"/>
+              <w:right w:w="150" w:type="dxa"/>
+            </w:tcMar>
+          </w:tcPr>
+          <w:p>
+            <w:pPr>
+              <w:spacing w:before="40" w:after="40" w:line="276" w:lineRule="auto"/>
+              <w:jc w:val="left"/>
+            </w:pPr>
+            <w:r>
+              <w:rPr>
+                <w:rFonts w:ascii="Arial" w:hAnsi="Arial"/>
+                <w:sz w:val="18"/>
+              </w:rPr>
+              <w:t>**Blokir pengiriman pesan**, flag limit reached aktif di chatroom.</w:t>
+            </w:r>
+          </w:p>
+        </w:tc>
+      </w:tr>
+      <w:tr>
+        <w:tc>
+          <w:tcPr>
+            <w:tcW w:type="dxa" w:w="1987"/>
+            <w:tcMar>
+              <w:top w:w="100" w:type="dxa"/>
+              <w:bottom w:w="100" w:type="dxa"/>
+              <w:left w:w="150" w:type="dxa"/>
+              <w:right w:w="150" w:type="dxa"/>
+            </w:tcMar>
+          </w:tcPr>
+          <w:p>
+            <w:pPr>
+              <w:spacing w:before="40" w:after="40" w:line="276" w:lineRule="auto"/>
+              <w:jc w:val="left"/>
+            </w:pPr>
+            <w:r>
+              <w:rPr>
+                <w:rFonts w:ascii="Arial" w:hAnsi="Arial"/>
+                <w:sz w:val="18"/>
+              </w:rPr>
+              <w:t>Rp 10.000 (Limit Reached)</w:t>
+            </w:r>
+          </w:p>
+        </w:tc>
+        <w:tc>
+          <w:tcPr>
+            <w:tcW w:type="dxa" w:w="1987"/>
+            <w:tcMar>
+              <w:top w:w="100" w:type="dxa"/>
+              <w:bottom w:w="100" w:type="dxa"/>
+              <w:left w:w="150" w:type="dxa"/>
+              <w:right w:w="150" w:type="dxa"/>
+            </w:tcMar>
+          </w:tcPr>
+          <w:p>
+            <w:pPr>
+              <w:spacing w:before="40" w:after="40" w:line="276" w:lineRule="auto"/>
+              <w:jc w:val="left"/>
+            </w:pPr>
+            <w:r>
+              <w:rPr>
+                <w:rFonts w:ascii="Arial" w:hAnsi="Arial"/>
+                <w:sz w:val="18"/>
+              </w:rPr>
+              <w:t>Rp 10.000</w:t>
+            </w:r>
+          </w:p>
+        </w:tc>
+        <w:tc>
+          <w:tcPr>
+            <w:tcW w:type="dxa" w:w="1987"/>
+            <w:tcMar>
+              <w:top w:w="100" w:type="dxa"/>
+              <w:bottom w:w="100" w:type="dxa"/>
+              <w:left w:w="150" w:type="dxa"/>
+              <w:right w:w="150" w:type="dxa"/>
+            </w:tcMar>
+          </w:tcPr>
+          <w:p>
+            <w:pPr>
+              <w:spacing w:before="40" w:after="40" w:line="276" w:lineRule="auto"/>
+              <w:jc w:val="left"/>
+            </w:pPr>
+            <w:r>
+              <w:rPr>
+                <w:rFonts w:ascii="Arial" w:hAnsi="Arial"/>
+                <w:sz w:val="18"/>
+              </w:rPr>
+              <w:t>Agent pilih Top-up Rp 5.000 (Saldo cukup)</w:t>
+            </w:r>
+          </w:p>
+        </w:tc>
+        <w:tc>
+          <w:tcPr>
+            <w:tcW w:type="dxa" w:w="1987"/>
+            <w:tcMar>
+              <w:top w:w="100" w:type="dxa"/>
+              <w:bottom w:w="100" w:type="dxa"/>
+              <w:left w:w="150" w:type="dxa"/>
+              <w:right w:w="150" w:type="dxa"/>
+            </w:tcMar>
+          </w:tcPr>
+          <w:p>
+            <w:pPr>
+              <w:spacing w:before="40" w:after="40" w:line="276" w:lineRule="auto"/>
+              <w:jc w:val="left"/>
+            </w:pPr>
+            <w:r>
+              <w:rPr>
+                <w:rFonts w:ascii="Arial" w:hAnsi="Arial"/>
+                <w:sz w:val="18"/>
+              </w:rPr>
+              <w:t>`Unblocked`</w:t>
+            </w:r>
+          </w:p>
+        </w:tc>
+        <w:tc>
+          <w:tcPr>
+            <w:tcW w:type="dxa" w:w="1987"/>
+            <w:tcMar>
+              <w:top w:w="100" w:type="dxa"/>
+              <w:bottom w:w="100" w:type="dxa"/>
+              <w:left w:w="150" w:type="dxa"/>
+              <w:right w:w="150" w:type="dxa"/>
+            </w:tcMar>
+          </w:tcPr>
+          <w:p>
+            <w:pPr>
+              <w:spacing w:before="40" w:after="40" w:line="276" w:lineRule="auto"/>
+              <w:jc w:val="left"/>
+            </w:pPr>
+            <w:r>
+              <w:rPr>
+                <w:rFonts w:ascii="Arial" w:hAnsi="Arial"/>
+                <w:sz w:val="18"/>
+              </w:rPr>
+              <w:t>Limit sesi menjadi Rp 15.000, chatroom unblocked, log audit top-up tercatat.</w:t>
+            </w:r>
+          </w:p>
+        </w:tc>
+      </w:tr>
+      <w:tr>
+        <w:tc>
+          <w:tcPr>
+            <w:tcW w:type="dxa" w:w="1987"/>
+            <w:tcMar>
+              <w:top w:w="100" w:type="dxa"/>
+              <w:bottom w:w="100" w:type="dxa"/>
+              <w:left w:w="150" w:type="dxa"/>
+              <w:right w:w="150" w:type="dxa"/>
+            </w:tcMar>
+          </w:tcPr>
+          <w:p>
+            <w:pPr>
+              <w:spacing w:before="40" w:after="40" w:line="276" w:lineRule="auto"/>
+              <w:jc w:val="left"/>
+            </w:pPr>
+            <w:r>
+              <w:rPr>
+                <w:rFonts w:ascii="Arial" w:hAnsi="Arial"/>
+                <w:sz w:val="18"/>
+              </w:rPr>
+              <w:t>Rp 10.000 (Limit Reached)</w:t>
+            </w:r>
+          </w:p>
+        </w:tc>
+        <w:tc>
+          <w:tcPr>
+            <w:tcW w:type="dxa" w:w="1987"/>
+            <w:tcMar>
+              <w:top w:w="100" w:type="dxa"/>
+              <w:bottom w:w="100" w:type="dxa"/>
+              <w:left w:w="150" w:type="dxa"/>
+              <w:right w:w="150" w:type="dxa"/>
+            </w:tcMar>
+          </w:tcPr>
+          <w:p>
+            <w:pPr>
+              <w:spacing w:before="40" w:after="40" w:line="276" w:lineRule="auto"/>
+              <w:jc w:val="left"/>
+            </w:pPr>
+            <w:r>
+              <w:rPr>
+                <w:rFonts w:ascii="Arial" w:hAnsi="Arial"/>
+                <w:sz w:val="18"/>
+              </w:rPr>
+              <w:t>Rp 10.000</w:t>
+            </w:r>
+          </w:p>
+        </w:tc>
+        <w:tc>
+          <w:tcPr>
+            <w:tcW w:type="dxa" w:w="1987"/>
+            <w:tcMar>
+              <w:top w:w="100" w:type="dxa"/>
+              <w:bottom w:w="100" w:type="dxa"/>
+              <w:left w:w="150" w:type="dxa"/>
+              <w:right w:w="150" w:type="dxa"/>
+            </w:tcMar>
+          </w:tcPr>
+          <w:p>
+            <w:pPr>
+              <w:spacing w:before="40" w:after="40" w:line="276" w:lineRule="auto"/>
+              <w:jc w:val="left"/>
+            </w:pPr>
+            <w:r>
+              <w:rPr>
+                <w:rFonts w:ascii="Arial" w:hAnsi="Arial"/>
+                <w:sz w:val="18"/>
+              </w:rPr>
+              <w:t>Agent pilih Top-up Rp 5.000 (Saldo utama 0)</w:t>
+            </w:r>
+          </w:p>
+        </w:tc>
+        <w:tc>
+          <w:tcPr>
+            <w:tcW w:type="dxa" w:w="1987"/>
+            <w:tcMar>
+              <w:top w:w="100" w:type="dxa"/>
+              <w:bottom w:w="100" w:type="dxa"/>
+              <w:left w:w="150" w:type="dxa"/>
+              <w:right w:w="150" w:type="dxa"/>
+            </w:tcMar>
+          </w:tcPr>
+          <w:p>
+            <w:pPr>
+              <w:spacing w:before="40" w:after="40" w:line="276" w:lineRule="auto"/>
+              <w:jc w:val="left"/>
+            </w:pPr>
+            <w:r>
+              <w:rPr>
+                <w:rFonts w:ascii="Arial" w:hAnsi="Arial"/>
+                <w:sz w:val="18"/>
+              </w:rPr>
+              <w:t>`Limit Reached`</w:t>
+            </w:r>
+          </w:p>
+        </w:tc>
+        <w:tc>
+          <w:tcPr>
+            <w:tcW w:type="dxa" w:w="1987"/>
+            <w:tcMar>
+              <w:top w:w="100" w:type="dxa"/>
+              <w:bottom w:w="100" w:type="dxa"/>
+              <w:left w:w="150" w:type="dxa"/>
+              <w:right w:w="150" w:type="dxa"/>
+            </w:tcMar>
+          </w:tcPr>
+          <w:p>
+            <w:pPr>
+              <w:spacing w:before="40" w:after="40" w:line="276" w:lineRule="auto"/>
+              <w:jc w:val="left"/>
+            </w:pPr>
+            <w:r>
+              <w:rPr>
+                <w:rFonts w:ascii="Arial" w:hAnsi="Arial"/>
+                <w:sz w:val="18"/>
+              </w:rPr>
+              <w:t>**Top-up Gagal**: *"Saldo utama akun tidak mencukupi untuk top-up limit"*.</w:t>
             </w:r>
           </w:p>
         </w:tc>
@@ -5896,7 +5814,7 @@
           <w:color w:val="000000"/>
           <w:sz w:val="24"/>
         </w:rPr>
-        <w:t>5. Integrasi Teknis, Penanganan Kegagalan &amp; Edge Cases</w:t>
+        <w:t>5. Non-Functional Requirements, Integrasi Teknis &amp; Error Handling</w:t>
       </w:r>
     </w:p>
     <w:p>
@@ -5909,7 +5827,84 @@
           <w:b/>
           <w:sz w:val="19"/>
         </w:rPr>
-        <w:t>1. Error Handling &amp; Validations:</w:t>
+        <w:t>1. Idempotency &amp; Concurrency Guardrails:</w:t>
+      </w:r>
+      <w:r>
+        <w:rPr>
+          <w:rFonts w:ascii="Arial" w:hAnsi="Arial"/>
+          <w:sz w:val="19"/>
+        </w:rPr>
+      </w:r>
+    </w:p>
+    <w:p>
+      <w:pPr>
+        <w:spacing w:before="40" w:after="40" w:line="276" w:lineRule="auto"/>
+        <w:ind w:left="360"/>
+      </w:pPr>
+      <w:r>
+        <w:rPr>
+          <w:rFonts w:ascii="Arial" w:hAnsi="Arial"/>
+          <w:b/>
+          <w:sz w:val="19"/>
+        </w:rPr>
+        <w:t xml:space="preserve">•  </w:t>
+      </w:r>
+      <w:r>
+        <w:rPr>
+          <w:rFonts w:ascii="Arial" w:hAnsi="Arial"/>
+          <w:b/>
+          <w:sz w:val="19"/>
+        </w:rPr>
+        <w:t>Simultaneous Top-up:</w:t>
+      </w:r>
+      <w:r>
+        <w:rPr>
+          <w:rFonts w:ascii="Arial" w:hAnsi="Arial"/>
+          <w:sz w:val="19"/>
+        </w:rPr>
+        <w:t xml:space="preserve"> Jika Agent dan Owner/Supervisor berada di room yang sama dan melakukan top-up Rp 5.000 secara bersamaan, sistem memproses kedua mutasi limit (total limit bertambah Rp 10.000) selama saldo kredit utama mencukupi.</w:t>
+      </w:r>
+    </w:p>
+    <w:p>
+      <w:pPr>
+        <w:spacing w:before="40" w:after="40" w:line="276" w:lineRule="auto"/>
+        <w:ind w:left="360"/>
+      </w:pPr>
+      <w:r>
+        <w:rPr>
+          <w:rFonts w:ascii="Arial" w:hAnsi="Arial"/>
+          <w:b/>
+          <w:sz w:val="19"/>
+        </w:rPr>
+        <w:t xml:space="preserve">•  </w:t>
+      </w:r>
+      <w:r>
+        <w:rPr>
+          <w:rFonts w:ascii="Arial" w:hAnsi="Arial"/>
+          <w:b/>
+          <w:sz w:val="19"/>
+        </w:rPr>
+        <w:t>Broadcast Dispatch Idempotency:</w:t>
+      </w:r>
+      <w:r>
+        <w:rPr>
+          <w:rFonts w:ascii="Arial" w:hAnsi="Arial"/>
+          <w:sz w:val="19"/>
+        </w:rPr>
+        <w:t xml:space="preserve"> Scheduler broadcast wajib menggunakan penguncian *distributed lock (Redis/DB mutex)* untuk mencegah pengiriman pesan ganda saat cron job trigger secara paralel.</w:t>
+      </w:r>
+    </w:p>
+    <w:p>
+      <w:pPr>
+        <w:spacing w:before="40" w:after="40" w:line="276" w:lineRule="auto"/>
+      </w:pPr>
+      <w:r>
+        <w:rPr>
+          <w:rFonts w:ascii="Arial" w:hAnsi="Arial"/>
+          <w:b/>
+          <w:sz w:val="19"/>
+        </w:rPr>
+        <w:t>2. API &amp; Webhook Resiliency:</w:t>
       </w:r>
       <w:r>
         <w:rPr>
@@ -5936,7 +5931,7 @@
           <w:rFonts w:ascii="Arial" w:hAnsi="Arial"/>
           <w:sz w:val="19"/>
         </w:rPr>
-        <w:t>Respon penolakan ketika saldo kredit tidak mencukupi untuk mengisolasi pengiriman broadcast massal.</w:t>
+        <w:t>Webhook Meta untuk status *delivered* / *failed* harus bersifat idempoten (pengecekan ID pesan unik).</w:t>
       </w:r>
     </w:p>
     <w:p>
@@ -5957,7 +5952,7 @@
           <w:rFonts w:ascii="Arial" w:hAnsi="Arial"/>
           <w:sz w:val="19"/>
         </w:rPr>
-        <w:t>Pesan error jelas di chatroom ketika CS mencoba mengirim pesan saat session limit tercapai.</w:t>
+        <w:t>Penanganan *Re-deduct* saat status *delivered* datang terlambat setelah *rollback* dilakukan dengan mencatat baris mutasi kredit baru bertipe `RE_DEDUCTION`.</w:t>
       </w:r>
     </w:p>
     <w:p>
@@ -5970,7 +5965,7 @@
           <w:b/>
           <w:sz w:val="19"/>
         </w:rPr>
-        <w:t>2. Third-Party &amp; Meta Webhook Failure:</w:t>
+        <w:t>3. Data Persistence &amp; Audit Logging:</w:t>
       </w:r>
       <w:r>
         <w:rPr>
@@ -5997,7 +5992,28 @@
           <w:rFonts w:ascii="Arial" w:hAnsi="Arial"/>
           <w:sz w:val="19"/>
         </w:rPr>
-        <w:t>Jika Meta mengembalikan status *Explicit Failed* (e.g. Nomor tidak terdaftar di WA, template ditolak, akun tujuan diblokir), sistem wajib langsung merollback kredit seketika tanpa jeda waktu buffer.</w:t>
+        <w:t>Setiap perubahan harga oleh Biz Ops wajib mencatat: `actor_id`, `new_base_price`, `new_markup_price`, `message_category`, `country_code`, `target_user_id`, dan `timestamp`.</w:t>
+      </w:r>
+    </w:p>
+    <w:p>
+      <w:pPr>
+        <w:spacing w:before="40" w:after="40" w:line="276" w:lineRule="auto"/>
+        <w:ind w:left="360"/>
+      </w:pPr>
+      <w:r>
+        <w:rPr>
+          <w:rFonts w:ascii="Arial" w:hAnsi="Arial"/>
+          <w:b/>
+          <w:sz w:val="19"/>
+        </w:rPr>
+        <w:t xml:space="preserve">•  </w:t>
+      </w:r>
+      <w:r>
+        <w:rPr>
+          <w:rFonts w:ascii="Arial" w:hAnsi="Arial"/>
+          <w:sz w:val="19"/>
+        </w:rPr>
+        <w:t>Setiap penambahan limit oleh Agent wajib mencatat: `agent_id`, `room_id`, `amount_added`, `previous_limit`, `new_limit`, dan `timestamp`.</w:t>
       </w:r>
     </w:p>
     <w:p>
@@ -6010,7 +6026,7 @@
           <w:b/>
           <w:sz w:val="19"/>
         </w:rPr>
-        <w:t>3. Database &amp; Data Integrity:</w:t>
+        <w:t>4. Rounding &amp; Currency Standards:</w:t>
       </w:r>
       <w:r>
         <w:rPr>
@@ -6037,28 +6053,7 @@
           <w:rFonts w:ascii="Arial" w:hAnsi="Arial"/>
           <w:sz w:val="19"/>
         </w:rPr>
-        <w:t>Transaksi pemotongan, isolasi, dan rollback menggunakan database atomic transaction untuk mencegah ketidaksesuaian saldo (*race condition* saat concurrent broadcast dan chatroom outbound).</w:t>
-      </w:r>
-    </w:p>
-    <w:p>
-      <w:pPr>
-        <w:spacing w:before="40" w:after="40" w:line="276" w:lineRule="auto"/>
-        <w:ind w:left="360"/>
-      </w:pPr>
-      <w:r>
-        <w:rPr>
-          <w:rFonts w:ascii="Arial" w:hAnsi="Arial"/>
-          <w:b/>
-          <w:sz w:val="19"/>
-        </w:rPr>
-        <w:t xml:space="preserve">•  </w:t>
-      </w:r>
-      <w:r>
-        <w:rPr>
-          <w:rFonts w:ascii="Arial" w:hAnsi="Arial"/>
-          <w:sz w:val="19"/>
-        </w:rPr>
-        <w:t>Log history pencatatan mencakup: `Actor`, `WABA Number`, `Message Category`, `Template Type (Service/Marketing/Utility)`, `Gross Deducted`, `Rolled Back`, dan `Nett Amount`.</w:t>
+        <w:t>Seluruh nilai tagihan dan saldo disimpan dalam mata uang Rupiah bulat (Integer) dengan pembulatan ke atas (*ceiling*).</w:t>
       </w:r>
     </w:p>
     <w:p>
@@ -6073,109 +6068,7 @@
           <w:color w:val="000000"/>
           <w:sz w:val="24"/>
         </w:rPr>
-        <w:t>6. Dampak Regresi (Impact &amp; Regression Scope)</w:t>
-      </w:r>
-    </w:p>
-    <w:p>
-      <w:pPr>
-        <w:spacing w:before="40" w:after="40" w:line="276" w:lineRule="auto"/>
-        <w:ind w:left="360"/>
-      </w:pPr>
-      <w:r>
-        <w:rPr>
-          <w:rFonts w:ascii="Arial" w:hAnsi="Arial"/>
-          <w:b/>
-          <w:sz w:val="19"/>
-        </w:rPr>
-        <w:t xml:space="preserve">•  </w:t>
-      </w:r>
-      <w:r>
-        <w:rPr>
-          <w:rFonts w:ascii="Arial" w:hAnsi="Arial"/>
-          <w:b/>
-          <w:sz w:val="19"/>
-        </w:rPr>
-        <w:t>Modul Broadcast Existing:</w:t>
-      </w:r>
-      <w:r>
-        <w:rPr>
-          <w:rFonts w:ascii="Arial" w:hAnsi="Arial"/>
-          <w:sz w:val="19"/>
-        </w:rPr>
-        <w:t xml:space="preserve"> Pengiriman broadcast reguler &amp; interaktif harus tetap berjalan normal dengan skema isolasi kredit baru.</w:t>
-      </w:r>
-    </w:p>
-    <w:p>
-      <w:pPr>
-        <w:spacing w:before="40" w:after="40" w:line="276" w:lineRule="auto"/>
-        <w:ind w:left="360"/>
-      </w:pPr>
-      <w:r>
-        <w:rPr>
-          <w:rFonts w:ascii="Arial" w:hAnsi="Arial"/>
-          <w:b/>
-          <w:sz w:val="19"/>
-        </w:rPr>
-        <w:t xml:space="preserve">•  </w:t>
-      </w:r>
-      <w:r>
-        <w:rPr>
-          <w:rFonts w:ascii="Arial" w:hAnsi="Arial"/>
-          <w:b/>
-          <w:sz w:val="19"/>
-        </w:rPr>
-        <w:t>Chatroom Web CS Flow:</w:t>
-      </w:r>
-      <w:r>
-        <w:rPr>
-          <w:rFonts w:ascii="Arial" w:hAnsi="Arial"/>
-          <w:sz w:val="19"/>
-        </w:rPr>
-        <w:t xml:space="preserve"> Pengiriman pesan teks biasa, quick reply, dan media tidak boleh mengalami lag/delay akibat kalkulasi real-time running cost.</w:t>
-      </w:r>
-    </w:p>
-    <w:p>
-      <w:pPr>
-        <w:spacing w:before="40" w:after="40" w:line="276" w:lineRule="auto"/>
-        <w:ind w:left="360"/>
-      </w:pPr>
-      <w:r>
-        <w:rPr>
-          <w:rFonts w:ascii="Arial" w:hAnsi="Arial"/>
-          <w:b/>
-          <w:sz w:val="19"/>
-        </w:rPr>
-        <w:t xml:space="preserve">•  </w:t>
-      </w:r>
-      <w:r>
-        <w:rPr>
-          <w:rFonts w:ascii="Arial" w:hAnsi="Arial"/>
-          <w:b/>
-          <w:sz w:val="19"/>
-        </w:rPr>
-        <w:t>Export Data &amp; Reporting:</w:t>
-      </w:r>
-      <w:r>
-        <w:rPr>
-          <w:rFonts w:ascii="Arial" w:hAnsi="Arial"/>
-          <w:sz w:val="19"/>
-        </w:rPr>
-        <w:t xml:space="preserve"> Format export credit history tidak boleh merusak kolom existing pada parser reporting keuangan.</w:t>
-      </w:r>
-    </w:p>
-    <w:p>
-      <w:pPr>
-        <w:keepNext/>
-        <w:spacing w:before="280" w:after="80"/>
-      </w:pPr>
-      <w:r>
-        <w:rPr>
-          <w:rFonts w:ascii="Arial" w:hAnsi="Arial"/>
-          <w:b/>
-          <w:color w:val="000000"/>
-          <w:sz w:val="24"/>
-        </w:rPr>
-        <w:t>7. Catatan Klarifikasi &amp; Keputusan Produk (Clarification &amp; Alignment Log)</w:t>
+        <w:t>6. Requirements Traceability Matrix (RTM)</w:t>
       </w:r>
     </w:p>
     <w:tbl>
@@ -6193,14 +6086,16 @@
         </w:tblBorders>
       </w:tblPr>
       <w:tblGrid>
-        <w:gridCol w:w="3312"/>
-        <w:gridCol w:w="3312"/>
-        <w:gridCol w:w="3312"/>
+        <w:gridCol w:w="1987"/>
+        <w:gridCol w:w="1987"/>
+        <w:gridCol w:w="1987"/>
+        <w:gridCol w:w="1987"/>
+        <w:gridCol w:w="1987"/>
       </w:tblGrid>
       <w:tr>
         <w:tc>
           <w:tcPr>
-            <w:tcW w:type="dxa" w:w="3312"/>
+            <w:tcW w:type="dxa" w:w="1987"/>
             <w:tcMar>
               <w:top w:w="100" w:type="dxa"/>
               <w:bottom w:w="100" w:type="dxa"/>
@@ -6220,13 +6115,13 @@
                 <w:b/>
                 <w:sz w:val="18"/>
               </w:rPr>
-              <w:t>No</w:t>
+              <w:t>User Story ID</w:t>
             </w:r>
           </w:p>
         </w:tc>
         <w:tc>
           <w:tcPr>
-            <w:tcW w:type="dxa" w:w="3312"/>
+            <w:tcW w:type="dxa" w:w="1987"/>
             <w:tcMar>
               <w:top w:w="100" w:type="dxa"/>
               <w:bottom w:w="100" w:type="dxa"/>
@@ -6246,13 +6141,13 @@
                 <w:b/>
                 <w:sz w:val="18"/>
               </w:rPr>
-              <w:t>Topik Pertanyaan</w:t>
+              <w:t>Acceptance Criteria (AC)</w:t>
             </w:r>
           </w:p>
         </w:tc>
         <w:tc>
           <w:tcPr>
-            <w:tcW w:type="dxa" w:w="3312"/>
+            <w:tcW w:type="dxa" w:w="1987"/>
             <w:tcMar>
               <w:top w:w="100" w:type="dxa"/>
               <w:bottom w:w="100" w:type="dxa"/>
@@ -6272,7 +6167,59 @@
                 <w:b/>
                 <w:sz w:val="18"/>
               </w:rPr>
-              <w:t>Hasil Konfirmasi &amp; Keputusan</w:t>
+              <w:t>Deskripsi Kebutuhan</w:t>
+            </w:r>
+          </w:p>
+        </w:tc>
+        <w:tc>
+          <w:tcPr>
+            <w:tcW w:type="dxa" w:w="1987"/>
+            <w:tcMar>
+              <w:top w:w="100" w:type="dxa"/>
+              <w:bottom w:w="100" w:type="dxa"/>
+              <w:left w:w="150" w:type="dxa"/>
+              <w:right w:w="150" w:type="dxa"/>
+            </w:tcMar>
+            <w:shd w:fill="CCCCCC"/>
+          </w:tcPr>
+          <w:p>
+            <w:pPr>
+              <w:spacing w:before="40" w:after="40" w:line="276" w:lineRule="auto"/>
+              <w:jc w:val="left"/>
+            </w:pPr>
+            <w:r>
+              <w:rPr>
+                <w:rFonts w:ascii="Arial" w:hAnsi="Arial"/>
+                <w:b/>
+                <w:sz w:val="18"/>
+              </w:rPr>
+              <w:t>Target Modul / Layer</w:t>
+            </w:r>
+          </w:p>
+        </w:tc>
+        <w:tc>
+          <w:tcPr>
+            <w:tcW w:type="dxa" w:w="1987"/>
+            <w:tcMar>
+              <w:top w:w="100" w:type="dxa"/>
+              <w:bottom w:w="100" w:type="dxa"/>
+              <w:left w:w="150" w:type="dxa"/>
+              <w:right w:w="150" w:type="dxa"/>
+            </w:tcMar>
+            <w:shd w:fill="CCCCCC"/>
+          </w:tcPr>
+          <w:p>
+            <w:pPr>
+              <w:spacing w:before="40" w:after="40" w:line="276" w:lineRule="auto"/>
+              <w:jc w:val="left"/>
+            </w:pPr>
+            <w:r>
+              <w:rPr>
+                <w:rFonts w:ascii="Arial" w:hAnsi="Arial"/>
+                <w:b/>
+                <w:sz w:val="18"/>
+              </w:rPr>
+              <w:t>Rencana Prioritas</w:t>
             </w:r>
           </w:p>
         </w:tc>
@@ -6280,7 +6227,7 @@
       <w:tr>
         <w:tc>
           <w:tcPr>
-            <w:tcW w:type="dxa" w:w="3312"/>
+            <w:tcW w:type="dxa" w:w="1987"/>
             <w:tcMar>
               <w:top w:w="100" w:type="dxa"/>
               <w:bottom w:w="100" w:type="dxa"/>
@@ -6298,13 +6245,13 @@
                 <w:rFonts w:ascii="Arial" w:hAnsi="Arial"/>
                 <w:sz w:val="18"/>
               </w:rPr>
-              <w:t>1</w:t>
+              <w:t>**US-01**</w:t>
             </w:r>
           </w:p>
         </w:tc>
         <w:tc>
           <w:tcPr>
-            <w:tcW w:type="dxa" w:w="3312"/>
+            <w:tcW w:type="dxa" w:w="1987"/>
             <w:tcMar>
               <w:top w:w="100" w:type="dxa"/>
               <w:bottom w:w="100" w:type="dxa"/>
@@ -6322,13 +6269,13 @@
                 <w:rFonts w:ascii="Arial" w:hAnsi="Arial"/>
                 <w:sz w:val="18"/>
               </w:rPr>
-              <w:t>**Internal Admin Portal**</w:t>
+              <w:t>AC-1, AC-2, AC-3</w:t>
             </w:r>
           </w:p>
         </w:tc>
         <w:tc>
           <w:tcPr>
-            <w:tcW w:type="dxa" w:w="3312"/>
+            <w:tcW w:type="dxa" w:w="1987"/>
             <w:tcMar>
               <w:top w:w="100" w:type="dxa"/>
               <w:bottom w:w="100" w:type="dxa"/>
@@ -6346,15 +6293,13 @@
                 <w:rFonts w:ascii="Arial" w:hAnsi="Arial"/>
                 <w:sz w:val="18"/>
               </w:rPr>
-              <w:t>Tidak ada portal UI web khusus ops; update harga base &amp; markup dilakukan langsung di database.</w:t>
+              <w:t>Pengaturan Base Price &amp; Markup (General &amp; Custom) + Effective Date</w:t>
             </w:r>
           </w:p>
         </w:tc>
-      </w:tr>
-      <w:tr>
         <w:tc>
           <w:tcPr>
-            <w:tcW w:type="dxa" w:w="3312"/>
+            <w:tcW w:type="dxa" w:w="1987"/>
             <w:tcMar>
               <w:top w:w="100" w:type="dxa"/>
               <w:bottom w:w="100" w:type="dxa"/>
@@ -6372,13 +6317,13 @@
                 <w:rFonts w:ascii="Arial" w:hAnsi="Arial"/>
                 <w:sz w:val="18"/>
               </w:rPr>
-              <w:t>2</w:t>
+              <w:t>DB / API Backend</w:t>
             </w:r>
           </w:p>
         </w:tc>
         <w:tc>
           <w:tcPr>
-            <w:tcW w:type="dxa" w:w="3312"/>
+            <w:tcW w:type="dxa" w:w="1987"/>
             <w:tcMar>
               <w:top w:w="100" w:type="dxa"/>
               <w:bottom w:w="100" w:type="dxa"/>
@@ -6396,13 +6341,15 @@
                 <w:rFonts w:ascii="Arial" w:hAnsi="Arial"/>
                 <w:sz w:val="18"/>
               </w:rPr>
-              <w:t>**Mekanisme Buffer Time Rollback**</w:t>
+              <w:t>**P1 (Critical)**</w:t>
             </w:r>
           </w:p>
         </w:tc>
+      </w:tr>
+      <w:tr>
         <w:tc>
           <w:tcPr>
-            <w:tcW w:type="dxa" w:w="3312"/>
+            <w:tcW w:type="dxa" w:w="1987"/>
             <w:tcMar>
               <w:top w:w="100" w:type="dxa"/>
               <w:bottom w:w="100" w:type="dxa"/>
@@ -6420,15 +6367,13 @@
                 <w:rFonts w:ascii="Arial" w:hAnsi="Arial"/>
                 <w:sz w:val="18"/>
               </w:rPr>
-              <w:t>Tidak ada timer buffer tunggu; rollback dieksekusi instan saat Meta mengembalikan respon *Explicit Failed*.</w:t>
+              <w:t>**US-01**</w:t>
             </w:r>
           </w:p>
         </w:tc>
-      </w:tr>
-      <w:tr>
         <w:tc>
           <w:tcPr>
-            <w:tcW w:type="dxa" w:w="3312"/>
+            <w:tcW w:type="dxa" w:w="1987"/>
             <w:tcMar>
               <w:top w:w="100" w:type="dxa"/>
               <w:bottom w:w="100" w:type="dxa"/>
@@ -6446,13 +6391,13 @@
                 <w:rFonts w:ascii="Arial" w:hAnsi="Arial"/>
                 <w:sz w:val="18"/>
               </w:rPr>
-              <w:t>3</w:t>
+              <w:t>AC-4</w:t>
             </w:r>
           </w:p>
         </w:tc>
         <w:tc>
           <w:tcPr>
-            <w:tcW w:type="dxa" w:w="3312"/>
+            <w:tcW w:type="dxa" w:w="1987"/>
             <w:tcMar>
               <w:top w:w="100" w:type="dxa"/>
               <w:bottom w:w="100" w:type="dxa"/>
@@ -6470,13 +6415,13 @@
                 <w:rFonts w:ascii="Arial" w:hAnsi="Arial"/>
                 <w:sz w:val="18"/>
               </w:rPr>
-              <w:t>**Pesan Masuk saat Limit Tercapai**</w:t>
+              <w:t>Audit Logging Perubahan Harga</w:t>
             </w:r>
           </w:p>
         </w:tc>
         <w:tc>
           <w:tcPr>
-            <w:tcW w:type="dxa" w:w="3312"/>
+            <w:tcW w:type="dxa" w:w="1987"/>
             <w:tcMar>
               <w:top w:w="100" w:type="dxa"/>
               <w:bottom w:w="100" w:type="dxa"/>
@@ -6494,15 +6439,13 @@
                 <w:rFonts w:ascii="Arial" w:hAnsi="Arial"/>
                 <w:sz w:val="18"/>
               </w:rPr>
-              <w:t>Pesan *inbound* dari customer tetap masuk normal; hanya pesan *outbound* dari agen yang dibatasi.</w:t>
+              <w:t>DB / Audit Trail</w:t>
             </w:r>
           </w:p>
         </w:tc>
-      </w:tr>
-      <w:tr>
         <w:tc>
           <w:tcPr>
-            <w:tcW w:type="dxa" w:w="3312"/>
+            <w:tcW w:type="dxa" w:w="1987"/>
             <w:tcMar>
               <w:top w:w="100" w:type="dxa"/>
               <w:bottom w:w="100" w:type="dxa"/>
@@ -6520,13 +6463,15 @@
                 <w:rFonts w:ascii="Arial" w:hAnsi="Arial"/>
                 <w:sz w:val="18"/>
               </w:rPr>
-              <w:t>4</w:t>
+              <w:t>**P2 (High)**</w:t>
             </w:r>
           </w:p>
         </w:tc>
+      </w:tr>
+      <w:tr>
         <w:tc>
           <w:tcPr>
-            <w:tcW w:type="dxa" w:w="3312"/>
+            <w:tcW w:type="dxa" w:w="1987"/>
             <w:tcMar>
               <w:top w:w="100" w:type="dxa"/>
               <w:bottom w:w="100" w:type="dxa"/>
@@ -6544,13 +6489,13 @@
                 <w:rFonts w:ascii="Arial" w:hAnsi="Arial"/>
                 <w:sz w:val="18"/>
               </w:rPr>
-              <w:t>**Siklus Reset Flat Session Limit**</w:t>
+              <w:t>**US-02**</w:t>
             </w:r>
           </w:p>
         </w:tc>
         <w:tc>
           <w:tcPr>
-            <w:tcW w:type="dxa" w:w="3312"/>
+            <w:tcW w:type="dxa" w:w="1987"/>
             <w:tcMar>
               <w:top w:w="100" w:type="dxa"/>
               <w:bottom w:w="100" w:type="dxa"/>
@@ -6568,15 +6513,13 @@
                 <w:rFonts w:ascii="Arial" w:hAnsi="Arial"/>
                 <w:sz w:val="18"/>
               </w:rPr>
-              <w:t>Limit sesi di-reset kembali ke nilai default saat percakapan di-closing oleh CS/Owner.</w:t>
+              <w:t>AC-1</w:t>
             </w:r>
           </w:p>
         </w:tc>
-      </w:tr>
-      <w:tr>
         <w:tc>
           <w:tcPr>
-            <w:tcW w:type="dxa" w:w="3312"/>
+            <w:tcW w:type="dxa" w:w="1987"/>
             <w:tcMar>
               <w:top w:w="100" w:type="dxa"/>
               <w:bottom w:w="100" w:type="dxa"/>
@@ -6594,13 +6537,13 @@
                 <w:rFonts w:ascii="Arial" w:hAnsi="Arial"/>
                 <w:sz w:val="18"/>
               </w:rPr>
-              <w:t>5</w:t>
+              <w:t>Free Entry Point (FEP) Window menggratiskan 4 tipe pesan</w:t>
             </w:r>
           </w:p>
         </w:tc>
         <w:tc>
           <w:tcPr>
-            <w:tcW w:type="dxa" w:w="3312"/>
+            <w:tcW w:type="dxa" w:w="1987"/>
             <w:tcMar>
               <w:top w:w="100" w:type="dxa"/>
               <w:bottom w:w="100" w:type="dxa"/>
@@ -6618,13 +6561,13 @@
                 <w:rFonts w:ascii="Arial" w:hAnsi="Arial"/>
                 <w:sz w:val="18"/>
               </w:rPr>
-              <w:t>**Validasi Saldo pada Top-Up Limit**</w:t>
+              <w:t>Scheduler / Chat / API</w:t>
             </w:r>
           </w:p>
         </w:tc>
         <w:tc>
           <w:tcPr>
-            <w:tcW w:type="dxa" w:w="3312"/>
+            <w:tcW w:type="dxa" w:w="1987"/>
             <w:tcMar>
               <w:top w:w="100" w:type="dxa"/>
               <w:bottom w:w="100" w:type="dxa"/>
@@ -6642,13 +6585,1575 @@
                 <w:rFonts w:ascii="Arial" w:hAnsi="Arial"/>
                 <w:sz w:val="18"/>
               </w:rPr>
-              <w:t>Validasi mengacu pada ketersediaan saldo utama WhatsApp Credit; jika saldo &lt; nominal top-up, sistem memunculkan pesan error saldo tidak mencukupi.</w:t>
+              <w:t>**P1 (Critical)**</w:t>
+            </w:r>
+          </w:p>
+        </w:tc>
+      </w:tr>
+      <w:tr>
+        <w:tc>
+          <w:tcPr>
+            <w:tcW w:type="dxa" w:w="1987"/>
+            <w:tcMar>
+              <w:top w:w="100" w:type="dxa"/>
+              <w:bottom w:w="100" w:type="dxa"/>
+              <w:left w:w="150" w:type="dxa"/>
+              <w:right w:w="150" w:type="dxa"/>
+            </w:tcMar>
+          </w:tcPr>
+          <w:p>
+            <w:pPr>
+              <w:spacing w:before="40" w:after="40" w:line="276" w:lineRule="auto"/>
+              <w:jc w:val="left"/>
+            </w:pPr>
+            <w:r>
+              <w:rPr>
+                <w:rFonts w:ascii="Arial" w:hAnsi="Arial"/>
+                <w:sz w:val="18"/>
+              </w:rPr>
+              <w:t>**US-02**</w:t>
+            </w:r>
+          </w:p>
+        </w:tc>
+        <w:tc>
+          <w:tcPr>
+            <w:tcW w:type="dxa" w:w="1987"/>
+            <w:tcMar>
+              <w:top w:w="100" w:type="dxa"/>
+              <w:bottom w:w="100" w:type="dxa"/>
+              <w:left w:w="150" w:type="dxa"/>
+              <w:right w:w="150" w:type="dxa"/>
+            </w:tcMar>
+          </w:tcPr>
+          <w:p>
+            <w:pPr>
+              <w:spacing w:before="40" w:after="40" w:line="276" w:lineRule="auto"/>
+              <w:jc w:val="left"/>
+            </w:pPr>
+            <w:r>
+              <w:rPr>
+                <w:rFonts w:ascii="Arial" w:hAnsi="Arial"/>
+                <w:sz w:val="18"/>
+              </w:rPr>
+              <w:t>AC-2 (a)</w:t>
+            </w:r>
+          </w:p>
+        </w:tc>
+        <w:tc>
+          <w:tcPr>
+            <w:tcW w:type="dxa" w:w="1987"/>
+            <w:tcMar>
+              <w:top w:w="100" w:type="dxa"/>
+              <w:bottom w:w="100" w:type="dxa"/>
+              <w:left w:w="150" w:type="dxa"/>
+              <w:right w:w="150" w:type="dxa"/>
+            </w:tcMar>
+          </w:tcPr>
+          <w:p>
+            <w:pPr>
+              <w:spacing w:before="40" w:after="40" w:line="276" w:lineRule="auto"/>
+              <w:jc w:val="left"/>
+            </w:pPr>
+            <w:r>
+              <w:rPr>
+                <w:rFonts w:ascii="Arial" w:hAnsi="Arial"/>
+                <w:sz w:val="18"/>
+              </w:rPr>
+              <w:t>Credit Isolation &amp; Perhitungan Tarif (Base + Margin)</w:t>
+            </w:r>
+          </w:p>
+        </w:tc>
+        <w:tc>
+          <w:tcPr>
+            <w:tcW w:type="dxa" w:w="1987"/>
+            <w:tcMar>
+              <w:top w:w="100" w:type="dxa"/>
+              <w:bottom w:w="100" w:type="dxa"/>
+              <w:left w:w="150" w:type="dxa"/>
+              <w:right w:w="150" w:type="dxa"/>
+            </w:tcMar>
+          </w:tcPr>
+          <w:p>
+            <w:pPr>
+              <w:spacing w:before="40" w:after="40" w:line="276" w:lineRule="auto"/>
+              <w:jc w:val="left"/>
+            </w:pPr>
+            <w:r>
+              <w:rPr>
+                <w:rFonts w:ascii="Arial" w:hAnsi="Arial"/>
+                <w:sz w:val="18"/>
+              </w:rPr>
+              <w:t>Billing Worker</w:t>
+            </w:r>
+          </w:p>
+        </w:tc>
+        <w:tc>
+          <w:tcPr>
+            <w:tcW w:type="dxa" w:w="1987"/>
+            <w:tcMar>
+              <w:top w:w="100" w:type="dxa"/>
+              <w:bottom w:w="100" w:type="dxa"/>
+              <w:left w:w="150" w:type="dxa"/>
+              <w:right w:w="150" w:type="dxa"/>
+            </w:tcMar>
+          </w:tcPr>
+          <w:p>
+            <w:pPr>
+              <w:spacing w:before="40" w:after="40" w:line="276" w:lineRule="auto"/>
+              <w:jc w:val="left"/>
+            </w:pPr>
+            <w:r>
+              <w:rPr>
+                <w:rFonts w:ascii="Arial" w:hAnsi="Arial"/>
+                <w:sz w:val="18"/>
+              </w:rPr>
+              <w:t>**P1 (Critical)**</w:t>
+            </w:r>
+          </w:p>
+        </w:tc>
+      </w:tr>
+      <w:tr>
+        <w:tc>
+          <w:tcPr>
+            <w:tcW w:type="dxa" w:w="1987"/>
+            <w:tcMar>
+              <w:top w:w="100" w:type="dxa"/>
+              <w:bottom w:w="100" w:type="dxa"/>
+              <w:left w:w="150" w:type="dxa"/>
+              <w:right w:w="150" w:type="dxa"/>
+            </w:tcMar>
+          </w:tcPr>
+          <w:p>
+            <w:pPr>
+              <w:spacing w:before="40" w:after="40" w:line="276" w:lineRule="auto"/>
+              <w:jc w:val="left"/>
+            </w:pPr>
+            <w:r>
+              <w:rPr>
+                <w:rFonts w:ascii="Arial" w:hAnsi="Arial"/>
+                <w:sz w:val="18"/>
+              </w:rPr>
+              <w:t>**US-02**</w:t>
+            </w:r>
+          </w:p>
+        </w:tc>
+        <w:tc>
+          <w:tcPr>
+            <w:tcW w:type="dxa" w:w="1987"/>
+            <w:tcMar>
+              <w:top w:w="100" w:type="dxa"/>
+              <w:bottom w:w="100" w:type="dxa"/>
+              <w:left w:w="150" w:type="dxa"/>
+              <w:right w:w="150" w:type="dxa"/>
+            </w:tcMar>
+          </w:tcPr>
+          <w:p>
+            <w:pPr>
+              <w:spacing w:before="40" w:after="40" w:line="276" w:lineRule="auto"/>
+              <w:jc w:val="left"/>
+            </w:pPr>
+            <w:r>
+              <w:rPr>
+                <w:rFonts w:ascii="Arial" w:hAnsi="Arial"/>
+                <w:sz w:val="18"/>
+              </w:rPr>
+              <w:t>AC-2 (b)</w:t>
+            </w:r>
+          </w:p>
+        </w:tc>
+        <w:tc>
+          <w:tcPr>
+            <w:tcW w:type="dxa" w:w="1987"/>
+            <w:tcMar>
+              <w:top w:w="100" w:type="dxa"/>
+              <w:bottom w:w="100" w:type="dxa"/>
+              <w:left w:w="150" w:type="dxa"/>
+              <w:right w:w="150" w:type="dxa"/>
+            </w:tcMar>
+          </w:tcPr>
+          <w:p>
+            <w:pPr>
+              <w:spacing w:before="40" w:after="40" w:line="276" w:lineRule="auto"/>
+              <w:jc w:val="left"/>
+            </w:pPr>
+            <w:r>
+              <w:rPr>
+                <w:rFonts w:ascii="Arial" w:hAnsi="Arial"/>
+                <w:sz w:val="18"/>
+              </w:rPr>
+              <w:t>Credit Rollback saat Pesan Gagal di Meta &amp; Re-deduct Late Delivery</w:t>
+            </w:r>
+          </w:p>
+        </w:tc>
+        <w:tc>
+          <w:tcPr>
+            <w:tcW w:type="dxa" w:w="1987"/>
+            <w:tcMar>
+              <w:top w:w="100" w:type="dxa"/>
+              <w:bottom w:w="100" w:type="dxa"/>
+              <w:left w:w="150" w:type="dxa"/>
+              <w:right w:w="150" w:type="dxa"/>
+            </w:tcMar>
+          </w:tcPr>
+          <w:p>
+            <w:pPr>
+              <w:spacing w:before="40" w:after="40" w:line="276" w:lineRule="auto"/>
+              <w:jc w:val="left"/>
+            </w:pPr>
+            <w:r>
+              <w:rPr>
+                <w:rFonts w:ascii="Arial" w:hAnsi="Arial"/>
+                <w:sz w:val="18"/>
+              </w:rPr>
+              <w:t>Webhook Handler</w:t>
+            </w:r>
+          </w:p>
+        </w:tc>
+        <w:tc>
+          <w:tcPr>
+            <w:tcW w:type="dxa" w:w="1987"/>
+            <w:tcMar>
+              <w:top w:w="100" w:type="dxa"/>
+              <w:bottom w:w="100" w:type="dxa"/>
+              <w:left w:w="150" w:type="dxa"/>
+              <w:right w:w="150" w:type="dxa"/>
+            </w:tcMar>
+          </w:tcPr>
+          <w:p>
+            <w:pPr>
+              <w:spacing w:before="40" w:after="40" w:line="276" w:lineRule="auto"/>
+              <w:jc w:val="left"/>
+            </w:pPr>
+            <w:r>
+              <w:rPr>
+                <w:rFonts w:ascii="Arial" w:hAnsi="Arial"/>
+                <w:sz w:val="18"/>
+              </w:rPr>
+              <w:t>**P1 (Critical)**</w:t>
+            </w:r>
+          </w:p>
+        </w:tc>
+      </w:tr>
+      <w:tr>
+        <w:tc>
+          <w:tcPr>
+            <w:tcW w:type="dxa" w:w="1987"/>
+            <w:tcMar>
+              <w:top w:w="100" w:type="dxa"/>
+              <w:bottom w:w="100" w:type="dxa"/>
+              <w:left w:w="150" w:type="dxa"/>
+              <w:right w:w="150" w:type="dxa"/>
+            </w:tcMar>
+          </w:tcPr>
+          <w:p>
+            <w:pPr>
+              <w:spacing w:before="40" w:after="40" w:line="276" w:lineRule="auto"/>
+              <w:jc w:val="left"/>
+            </w:pPr>
+            <w:r>
+              <w:rPr>
+                <w:rFonts w:ascii="Arial" w:hAnsi="Arial"/>
+                <w:sz w:val="18"/>
+              </w:rPr>
+              <w:t>**US-02**</w:t>
+            </w:r>
+          </w:p>
+        </w:tc>
+        <w:tc>
+          <w:tcPr>
+            <w:tcW w:type="dxa" w:w="1987"/>
+            <w:tcMar>
+              <w:top w:w="100" w:type="dxa"/>
+              <w:bottom w:w="100" w:type="dxa"/>
+              <w:left w:w="150" w:type="dxa"/>
+              <w:right w:w="150" w:type="dxa"/>
+            </w:tcMar>
+          </w:tcPr>
+          <w:p>
+            <w:pPr>
+              <w:spacing w:before="40" w:after="40" w:line="276" w:lineRule="auto"/>
+              <w:jc w:val="left"/>
+            </w:pPr>
+            <w:r>
+              <w:rPr>
+                <w:rFonts w:ascii="Arial" w:hAnsi="Arial"/>
+                <w:sz w:val="18"/>
+              </w:rPr>
+              <w:t>AC-3</w:t>
+            </w:r>
+          </w:p>
+        </w:tc>
+        <w:tc>
+          <w:tcPr>
+            <w:tcW w:type="dxa" w:w="1987"/>
+            <w:tcMar>
+              <w:top w:w="100" w:type="dxa"/>
+              <w:bottom w:w="100" w:type="dxa"/>
+              <w:left w:w="150" w:type="dxa"/>
+              <w:right w:w="150" w:type="dxa"/>
+            </w:tcMar>
+          </w:tcPr>
+          <w:p>
+            <w:pPr>
+              <w:spacing w:before="40" w:after="40" w:line="276" w:lineRule="auto"/>
+              <w:jc w:val="left"/>
+            </w:pPr>
+            <w:r>
+              <w:rPr>
+                <w:rFonts w:ascii="Arial" w:hAnsi="Arial"/>
+                <w:sz w:val="18"/>
+              </w:rPr>
+              <w:t>Nett Credit Logging &amp; Export Credit History</w:t>
+            </w:r>
+          </w:p>
+        </w:tc>
+        <w:tc>
+          <w:tcPr>
+            <w:tcW w:type="dxa" w:w="1987"/>
+            <w:tcMar>
+              <w:top w:w="100" w:type="dxa"/>
+              <w:bottom w:w="100" w:type="dxa"/>
+              <w:left w:w="150" w:type="dxa"/>
+              <w:right w:w="150" w:type="dxa"/>
+            </w:tcMar>
+          </w:tcPr>
+          <w:p>
+            <w:pPr>
+              <w:spacing w:before="40" w:after="40" w:line="276" w:lineRule="auto"/>
+              <w:jc w:val="left"/>
+            </w:pPr>
+            <w:r>
+              <w:rPr>
+                <w:rFonts w:ascii="Arial" w:hAnsi="Arial"/>
+                <w:sz w:val="18"/>
+              </w:rPr>
+              <w:t>Billing / Credit Report</w:t>
+            </w:r>
+          </w:p>
+        </w:tc>
+        <w:tc>
+          <w:tcPr>
+            <w:tcW w:type="dxa" w:w="1987"/>
+            <w:tcMar>
+              <w:top w:w="100" w:type="dxa"/>
+              <w:bottom w:w="100" w:type="dxa"/>
+              <w:left w:w="150" w:type="dxa"/>
+              <w:right w:w="150" w:type="dxa"/>
+            </w:tcMar>
+          </w:tcPr>
+          <w:p>
+            <w:pPr>
+              <w:spacing w:before="40" w:after="40" w:line="276" w:lineRule="auto"/>
+              <w:jc w:val="left"/>
+            </w:pPr>
+            <w:r>
+              <w:rPr>
+                <w:rFonts w:ascii="Arial" w:hAnsi="Arial"/>
+                <w:sz w:val="18"/>
+              </w:rPr>
+              <w:t>**P2 (High)**</w:t>
+            </w:r>
+          </w:p>
+        </w:tc>
+      </w:tr>
+      <w:tr>
+        <w:tc>
+          <w:tcPr>
+            <w:tcW w:type="dxa" w:w="1987"/>
+            <w:tcMar>
+              <w:top w:w="100" w:type="dxa"/>
+              <w:bottom w:w="100" w:type="dxa"/>
+              <w:left w:w="150" w:type="dxa"/>
+              <w:right w:w="150" w:type="dxa"/>
+            </w:tcMar>
+          </w:tcPr>
+          <w:p>
+            <w:pPr>
+              <w:spacing w:before="40" w:after="40" w:line="276" w:lineRule="auto"/>
+              <w:jc w:val="left"/>
+            </w:pPr>
+            <w:r>
+              <w:rPr>
+                <w:rFonts w:ascii="Arial" w:hAnsi="Arial"/>
+                <w:sz w:val="18"/>
+              </w:rPr>
+              <w:t>**US-03**</w:t>
+            </w:r>
+          </w:p>
+        </w:tc>
+        <w:tc>
+          <w:tcPr>
+            <w:tcW w:type="dxa" w:w="1987"/>
+            <w:tcMar>
+              <w:top w:w="100" w:type="dxa"/>
+              <w:bottom w:w="100" w:type="dxa"/>
+              <w:left w:w="150" w:type="dxa"/>
+              <w:right w:w="150" w:type="dxa"/>
+            </w:tcMar>
+          </w:tcPr>
+          <w:p>
+            <w:pPr>
+              <w:spacing w:before="40" w:after="40" w:line="276" w:lineRule="auto"/>
+              <w:jc w:val="left"/>
+            </w:pPr>
+            <w:r>
+              <w:rPr>
+                <w:rFonts w:ascii="Arial" w:hAnsi="Arial"/>
+                <w:sz w:val="18"/>
+              </w:rPr>
+              <w:t>AC-1</w:t>
+            </w:r>
+          </w:p>
+        </w:tc>
+        <w:tc>
+          <w:tcPr>
+            <w:tcW w:type="dxa" w:w="1987"/>
+            <w:tcMar>
+              <w:top w:w="100" w:type="dxa"/>
+              <w:bottom w:w="100" w:type="dxa"/>
+              <w:left w:w="150" w:type="dxa"/>
+              <w:right w:w="150" w:type="dxa"/>
+            </w:tcMar>
+          </w:tcPr>
+          <w:p>
+            <w:pPr>
+              <w:spacing w:before="40" w:after="40" w:line="276" w:lineRule="auto"/>
+              <w:jc w:val="left"/>
+            </w:pPr>
+            <w:r>
+              <w:rPr>
+                <w:rFonts w:ascii="Arial" w:hAnsi="Arial"/>
+                <w:sz w:val="18"/>
+              </w:rPr>
+              <w:t>Pengeluaran Bulan Ini mencakup Service Message</w:t>
+            </w:r>
+          </w:p>
+        </w:tc>
+        <w:tc>
+          <w:tcPr>
+            <w:tcW w:type="dxa" w:w="1987"/>
+            <w:tcMar>
+              <w:top w:w="100" w:type="dxa"/>
+              <w:bottom w:w="100" w:type="dxa"/>
+              <w:left w:w="150" w:type="dxa"/>
+              <w:right w:w="150" w:type="dxa"/>
+            </w:tcMar>
+          </w:tcPr>
+          <w:p>
+            <w:pPr>
+              <w:spacing w:before="40" w:after="40" w:line="276" w:lineRule="auto"/>
+              <w:jc w:val="left"/>
+            </w:pPr>
+            <w:r>
+              <w:rPr>
+                <w:rFonts w:ascii="Arial" w:hAnsi="Arial"/>
+                <w:sz w:val="18"/>
+              </w:rPr>
+              <w:t>UI Customer Dashboard</w:t>
+            </w:r>
+          </w:p>
+        </w:tc>
+        <w:tc>
+          <w:tcPr>
+            <w:tcW w:type="dxa" w:w="1987"/>
+            <w:tcMar>
+              <w:top w:w="100" w:type="dxa"/>
+              <w:bottom w:w="100" w:type="dxa"/>
+              <w:left w:w="150" w:type="dxa"/>
+              <w:right w:w="150" w:type="dxa"/>
+            </w:tcMar>
+          </w:tcPr>
+          <w:p>
+            <w:pPr>
+              <w:spacing w:before="40" w:after="40" w:line="276" w:lineRule="auto"/>
+              <w:jc w:val="left"/>
+            </w:pPr>
+            <w:r>
+              <w:rPr>
+                <w:rFonts w:ascii="Arial" w:hAnsi="Arial"/>
+                <w:sz w:val="18"/>
+              </w:rPr>
+              <w:t>**P2 (High)**</w:t>
+            </w:r>
+          </w:p>
+        </w:tc>
+      </w:tr>
+      <w:tr>
+        <w:tc>
+          <w:tcPr>
+            <w:tcW w:type="dxa" w:w="1987"/>
+            <w:tcMar>
+              <w:top w:w="100" w:type="dxa"/>
+              <w:bottom w:w="100" w:type="dxa"/>
+              <w:left w:w="150" w:type="dxa"/>
+              <w:right w:w="150" w:type="dxa"/>
+            </w:tcMar>
+          </w:tcPr>
+          <w:p>
+            <w:pPr>
+              <w:spacing w:before="40" w:after="40" w:line="276" w:lineRule="auto"/>
+              <w:jc w:val="left"/>
+            </w:pPr>
+            <w:r>
+              <w:rPr>
+                <w:rFonts w:ascii="Arial" w:hAnsi="Arial"/>
+                <w:sz w:val="18"/>
+              </w:rPr>
+              <w:t>**US-03**</w:t>
+            </w:r>
+          </w:p>
+        </w:tc>
+        <w:tc>
+          <w:tcPr>
+            <w:tcW w:type="dxa" w:w="1987"/>
+            <w:tcMar>
+              <w:top w:w="100" w:type="dxa"/>
+              <w:bottom w:w="100" w:type="dxa"/>
+              <w:left w:w="150" w:type="dxa"/>
+              <w:right w:w="150" w:type="dxa"/>
+            </w:tcMar>
+          </w:tcPr>
+          <w:p>
+            <w:pPr>
+              <w:spacing w:before="40" w:after="40" w:line="276" w:lineRule="auto"/>
+              <w:jc w:val="left"/>
+            </w:pPr>
+            <w:r>
+              <w:rPr>
+                <w:rFonts w:ascii="Arial" w:hAnsi="Arial"/>
+                <w:sz w:val="18"/>
+              </w:rPr>
+              <w:t>AC-2</w:t>
+            </w:r>
+          </w:p>
+        </w:tc>
+        <w:tc>
+          <w:tcPr>
+            <w:tcW w:type="dxa" w:w="1987"/>
+            <w:tcMar>
+              <w:top w:w="100" w:type="dxa"/>
+              <w:bottom w:w="100" w:type="dxa"/>
+              <w:left w:w="150" w:type="dxa"/>
+              <w:right w:w="150" w:type="dxa"/>
+            </w:tcMar>
+          </w:tcPr>
+          <w:p>
+            <w:pPr>
+              <w:spacing w:before="40" w:after="40" w:line="276" w:lineRule="auto"/>
+              <w:jc w:val="left"/>
+            </w:pPr>
+            <w:r>
+              <w:rPr>
+                <w:rFonts w:ascii="Arial" w:hAnsi="Arial"/>
+                <w:sz w:val="18"/>
+              </w:rPr>
+              <w:t>Penegakan Monthly Credit Limit &amp; Blokir Kirim</w:t>
+            </w:r>
+          </w:p>
+        </w:tc>
+        <w:tc>
+          <w:tcPr>
+            <w:tcW w:type="dxa" w:w="1987"/>
+            <w:tcMar>
+              <w:top w:w="100" w:type="dxa"/>
+              <w:bottom w:w="100" w:type="dxa"/>
+              <w:left w:w="150" w:type="dxa"/>
+              <w:right w:w="150" w:type="dxa"/>
+            </w:tcMar>
+          </w:tcPr>
+          <w:p>
+            <w:pPr>
+              <w:spacing w:before="40" w:after="40" w:line="276" w:lineRule="auto"/>
+              <w:jc w:val="left"/>
+            </w:pPr>
+            <w:r>
+              <w:rPr>
+                <w:rFonts w:ascii="Arial" w:hAnsi="Arial"/>
+                <w:sz w:val="18"/>
+              </w:rPr>
+              <w:t>Billing / Message Validator</w:t>
+            </w:r>
+          </w:p>
+        </w:tc>
+        <w:tc>
+          <w:tcPr>
+            <w:tcW w:type="dxa" w:w="1987"/>
+            <w:tcMar>
+              <w:top w:w="100" w:type="dxa"/>
+              <w:bottom w:w="100" w:type="dxa"/>
+              <w:left w:w="150" w:type="dxa"/>
+              <w:right w:w="150" w:type="dxa"/>
+            </w:tcMar>
+          </w:tcPr>
+          <w:p>
+            <w:pPr>
+              <w:spacing w:before="40" w:after="40" w:line="276" w:lineRule="auto"/>
+              <w:jc w:val="left"/>
+            </w:pPr>
+            <w:r>
+              <w:rPr>
+                <w:rFonts w:ascii="Arial" w:hAnsi="Arial"/>
+                <w:sz w:val="18"/>
+              </w:rPr>
+              <w:t>**P1 (Critical)**</w:t>
+            </w:r>
+          </w:p>
+        </w:tc>
+      </w:tr>
+      <w:tr>
+        <w:tc>
+          <w:tcPr>
+            <w:tcW w:type="dxa" w:w="1987"/>
+            <w:tcMar>
+              <w:top w:w="100" w:type="dxa"/>
+              <w:bottom w:w="100" w:type="dxa"/>
+              <w:left w:w="150" w:type="dxa"/>
+              <w:right w:w="150" w:type="dxa"/>
+            </w:tcMar>
+          </w:tcPr>
+          <w:p>
+            <w:pPr>
+              <w:spacing w:before="40" w:after="40" w:line="276" w:lineRule="auto"/>
+              <w:jc w:val="left"/>
+            </w:pPr>
+            <w:r>
+              <w:rPr>
+                <w:rFonts w:ascii="Arial" w:hAnsi="Arial"/>
+                <w:sz w:val="18"/>
+              </w:rPr>
+              <w:t>**US-03**</w:t>
+            </w:r>
+          </w:p>
+        </w:tc>
+        <w:tc>
+          <w:tcPr>
+            <w:tcW w:type="dxa" w:w="1987"/>
+            <w:tcMar>
+              <w:top w:w="100" w:type="dxa"/>
+              <w:bottom w:w="100" w:type="dxa"/>
+              <w:left w:w="150" w:type="dxa"/>
+              <w:right w:w="150" w:type="dxa"/>
+            </w:tcMar>
+          </w:tcPr>
+          <w:p>
+            <w:pPr>
+              <w:spacing w:before="40" w:after="40" w:line="276" w:lineRule="auto"/>
+              <w:jc w:val="left"/>
+            </w:pPr>
+            <w:r>
+              <w:rPr>
+                <w:rFonts w:ascii="Arial" w:hAnsi="Arial"/>
+                <w:sz w:val="18"/>
+              </w:rPr>
+              <w:t>AC-3</w:t>
+            </w:r>
+          </w:p>
+        </w:tc>
+        <w:tc>
+          <w:tcPr>
+            <w:tcW w:type="dxa" w:w="1987"/>
+            <w:tcMar>
+              <w:top w:w="100" w:type="dxa"/>
+              <w:bottom w:w="100" w:type="dxa"/>
+              <w:left w:w="150" w:type="dxa"/>
+              <w:right w:w="150" w:type="dxa"/>
+            </w:tcMar>
+          </w:tcPr>
+          <w:p>
+            <w:pPr>
+              <w:spacing w:before="40" w:after="40" w:line="276" w:lineRule="auto"/>
+              <w:jc w:val="left"/>
+            </w:pPr>
+            <w:r>
+              <w:rPr>
+                <w:rFonts w:ascii="Arial" w:hAnsi="Arial"/>
+                <w:sz w:val="18"/>
+              </w:rPr>
+              <w:t>Download Credit Usage History dengan Template Type = Service</w:t>
+            </w:r>
+          </w:p>
+        </w:tc>
+        <w:tc>
+          <w:tcPr>
+            <w:tcW w:type="dxa" w:w="1987"/>
+            <w:tcMar>
+              <w:top w:w="100" w:type="dxa"/>
+              <w:bottom w:w="100" w:type="dxa"/>
+              <w:left w:w="150" w:type="dxa"/>
+              <w:right w:w="150" w:type="dxa"/>
+            </w:tcMar>
+          </w:tcPr>
+          <w:p>
+            <w:pPr>
+              <w:spacing w:before="40" w:after="40" w:line="276" w:lineRule="auto"/>
+              <w:jc w:val="left"/>
+            </w:pPr>
+            <w:r>
+              <w:rPr>
+                <w:rFonts w:ascii="Arial" w:hAnsi="Arial"/>
+                <w:sz w:val="18"/>
+              </w:rPr>
+              <w:t>UI / Export Engine</w:t>
+            </w:r>
+          </w:p>
+        </w:tc>
+        <w:tc>
+          <w:tcPr>
+            <w:tcW w:type="dxa" w:w="1987"/>
+            <w:tcMar>
+              <w:top w:w="100" w:type="dxa"/>
+              <w:bottom w:w="100" w:type="dxa"/>
+              <w:left w:w="150" w:type="dxa"/>
+              <w:right w:w="150" w:type="dxa"/>
+            </w:tcMar>
+          </w:tcPr>
+          <w:p>
+            <w:pPr>
+              <w:spacing w:before="40" w:after="40" w:line="276" w:lineRule="auto"/>
+              <w:jc w:val="left"/>
+            </w:pPr>
+            <w:r>
+              <w:rPr>
+                <w:rFonts w:ascii="Arial" w:hAnsi="Arial"/>
+                <w:sz w:val="18"/>
+              </w:rPr>
+              <w:t>**P2 (High)**</w:t>
+            </w:r>
+          </w:p>
+        </w:tc>
+      </w:tr>
+      <w:tr>
+        <w:tc>
+          <w:tcPr>
+            <w:tcW w:type="dxa" w:w="1987"/>
+            <w:tcMar>
+              <w:top w:w="100" w:type="dxa"/>
+              <w:bottom w:w="100" w:type="dxa"/>
+              <w:left w:w="150" w:type="dxa"/>
+              <w:right w:w="150" w:type="dxa"/>
+            </w:tcMar>
+          </w:tcPr>
+          <w:p>
+            <w:pPr>
+              <w:spacing w:before="40" w:after="40" w:line="276" w:lineRule="auto"/>
+              <w:jc w:val="left"/>
+            </w:pPr>
+            <w:r>
+              <w:rPr>
+                <w:rFonts w:ascii="Arial" w:hAnsi="Arial"/>
+                <w:sz w:val="18"/>
+              </w:rPr>
+              <w:t>**US-04**</w:t>
+            </w:r>
+          </w:p>
+        </w:tc>
+        <w:tc>
+          <w:tcPr>
+            <w:tcW w:type="dxa" w:w="1987"/>
+            <w:tcMar>
+              <w:top w:w="100" w:type="dxa"/>
+              <w:bottom w:w="100" w:type="dxa"/>
+              <w:left w:w="150" w:type="dxa"/>
+              <w:right w:w="150" w:type="dxa"/>
+            </w:tcMar>
+          </w:tcPr>
+          <w:p>
+            <w:pPr>
+              <w:spacing w:before="40" w:after="40" w:line="276" w:lineRule="auto"/>
+              <w:jc w:val="left"/>
+            </w:pPr>
+            <w:r>
+              <w:rPr>
+                <w:rFonts w:ascii="Arial" w:hAnsi="Arial"/>
+                <w:sz w:val="18"/>
+              </w:rPr>
+              <w:t>AC-1</w:t>
+            </w:r>
+          </w:p>
+        </w:tc>
+        <w:tc>
+          <w:tcPr>
+            <w:tcW w:type="dxa" w:w="1987"/>
+            <w:tcMar>
+              <w:top w:w="100" w:type="dxa"/>
+              <w:bottom w:w="100" w:type="dxa"/>
+              <w:left w:w="150" w:type="dxa"/>
+              <w:right w:w="150" w:type="dxa"/>
+            </w:tcMar>
+          </w:tcPr>
+          <w:p>
+            <w:pPr>
+              <w:spacing w:before="40" w:after="40" w:line="276" w:lineRule="auto"/>
+              <w:jc w:val="left"/>
+            </w:pPr>
+            <w:r>
+              <w:rPr>
+                <w:rFonts w:ascii="Arial" w:hAnsi="Arial"/>
+                <w:sz w:val="18"/>
+              </w:rPr>
+              <w:t>Tampilan Ongoing Session Cost Real-Time</w:t>
+            </w:r>
+          </w:p>
+        </w:tc>
+        <w:tc>
+          <w:tcPr>
+            <w:tcW w:type="dxa" w:w="1987"/>
+            <w:tcMar>
+              <w:top w:w="100" w:type="dxa"/>
+              <w:bottom w:w="100" w:type="dxa"/>
+              <w:left w:w="150" w:type="dxa"/>
+              <w:right w:w="150" w:type="dxa"/>
+            </w:tcMar>
+          </w:tcPr>
+          <w:p>
+            <w:pPr>
+              <w:spacing w:before="40" w:after="40" w:line="276" w:lineRule="auto"/>
+              <w:jc w:val="left"/>
+            </w:pPr>
+            <w:r>
+              <w:rPr>
+                <w:rFonts w:ascii="Arial" w:hAnsi="Arial"/>
+                <w:sz w:val="18"/>
+              </w:rPr>
+              <w:t>UI Chatroom Web</w:t>
+            </w:r>
+          </w:p>
+        </w:tc>
+        <w:tc>
+          <w:tcPr>
+            <w:tcW w:type="dxa" w:w="1987"/>
+            <w:tcMar>
+              <w:top w:w="100" w:type="dxa"/>
+              <w:bottom w:w="100" w:type="dxa"/>
+              <w:left w:w="150" w:type="dxa"/>
+              <w:right w:w="150" w:type="dxa"/>
+            </w:tcMar>
+          </w:tcPr>
+          <w:p>
+            <w:pPr>
+              <w:spacing w:before="40" w:after="40" w:line="276" w:lineRule="auto"/>
+              <w:jc w:val="left"/>
+            </w:pPr>
+            <w:r>
+              <w:rPr>
+                <w:rFonts w:ascii="Arial" w:hAnsi="Arial"/>
+                <w:sz w:val="18"/>
+              </w:rPr>
+              <w:t>**P2 (High)**</w:t>
+            </w:r>
+          </w:p>
+        </w:tc>
+      </w:tr>
+      <w:tr>
+        <w:tc>
+          <w:tcPr>
+            <w:tcW w:type="dxa" w:w="1987"/>
+            <w:tcMar>
+              <w:top w:w="100" w:type="dxa"/>
+              <w:bottom w:w="100" w:type="dxa"/>
+              <w:left w:w="150" w:type="dxa"/>
+              <w:right w:w="150" w:type="dxa"/>
+            </w:tcMar>
+          </w:tcPr>
+          <w:p>
+            <w:pPr>
+              <w:spacing w:before="40" w:after="40" w:line="276" w:lineRule="auto"/>
+              <w:jc w:val="left"/>
+            </w:pPr>
+            <w:r>
+              <w:rPr>
+                <w:rFonts w:ascii="Arial" w:hAnsi="Arial"/>
+                <w:sz w:val="18"/>
+              </w:rPr>
+              <w:t>**US-04**</w:t>
+            </w:r>
+          </w:p>
+        </w:tc>
+        <w:tc>
+          <w:tcPr>
+            <w:tcW w:type="dxa" w:w="1987"/>
+            <w:tcMar>
+              <w:top w:w="100" w:type="dxa"/>
+              <w:bottom w:w="100" w:type="dxa"/>
+              <w:left w:w="150" w:type="dxa"/>
+              <w:right w:w="150" w:type="dxa"/>
+            </w:tcMar>
+          </w:tcPr>
+          <w:p>
+            <w:pPr>
+              <w:spacing w:before="40" w:after="40" w:line="276" w:lineRule="auto"/>
+              <w:jc w:val="left"/>
+            </w:pPr>
+            <w:r>
+              <w:rPr>
+                <w:rFonts w:ascii="Arial" w:hAnsi="Arial"/>
+                <w:sz w:val="18"/>
+              </w:rPr>
+              <w:t>AC-2</w:t>
+            </w:r>
+          </w:p>
+        </w:tc>
+        <w:tc>
+          <w:tcPr>
+            <w:tcW w:type="dxa" w:w="1987"/>
+            <w:tcMar>
+              <w:top w:w="100" w:type="dxa"/>
+              <w:bottom w:w="100" w:type="dxa"/>
+              <w:left w:w="150" w:type="dxa"/>
+              <w:right w:w="150" w:type="dxa"/>
+            </w:tcMar>
+          </w:tcPr>
+          <w:p>
+            <w:pPr>
+              <w:spacing w:before="40" w:after="40" w:line="276" w:lineRule="auto"/>
+              <w:jc w:val="left"/>
+            </w:pPr>
+            <w:r>
+              <w:rPr>
+                <w:rFonts w:ascii="Arial" w:hAnsi="Arial"/>
+                <w:sz w:val="18"/>
+              </w:rPr>
+              <w:t>Konfigurasi Flat Session Limit oleh Owner/Supervisor</w:t>
+            </w:r>
+          </w:p>
+        </w:tc>
+        <w:tc>
+          <w:tcPr>
+            <w:tcW w:type="dxa" w:w="1987"/>
+            <w:tcMar>
+              <w:top w:w="100" w:type="dxa"/>
+              <w:bottom w:w="100" w:type="dxa"/>
+              <w:left w:w="150" w:type="dxa"/>
+              <w:right w:w="150" w:type="dxa"/>
+            </w:tcMar>
+          </w:tcPr>
+          <w:p>
+            <w:pPr>
+              <w:spacing w:before="40" w:after="40" w:line="276" w:lineRule="auto"/>
+              <w:jc w:val="left"/>
+            </w:pPr>
+            <w:r>
+              <w:rPr>
+                <w:rFonts w:ascii="Arial" w:hAnsi="Arial"/>
+                <w:sz w:val="18"/>
+              </w:rPr>
+              <w:t>UI / Chatroom Settings</w:t>
+            </w:r>
+          </w:p>
+        </w:tc>
+        <w:tc>
+          <w:tcPr>
+            <w:tcW w:type="dxa" w:w="1987"/>
+            <w:tcMar>
+              <w:top w:w="100" w:type="dxa"/>
+              <w:bottom w:w="100" w:type="dxa"/>
+              <w:left w:w="150" w:type="dxa"/>
+              <w:right w:w="150" w:type="dxa"/>
+            </w:tcMar>
+          </w:tcPr>
+          <w:p>
+            <w:pPr>
+              <w:spacing w:before="40" w:after="40" w:line="276" w:lineRule="auto"/>
+              <w:jc w:val="left"/>
+            </w:pPr>
+            <w:r>
+              <w:rPr>
+                <w:rFonts w:ascii="Arial" w:hAnsi="Arial"/>
+                <w:sz w:val="18"/>
+              </w:rPr>
+              <w:t>**P2 (High)**</w:t>
+            </w:r>
+          </w:p>
+        </w:tc>
+      </w:tr>
+      <w:tr>
+        <w:tc>
+          <w:tcPr>
+            <w:tcW w:type="dxa" w:w="1987"/>
+            <w:tcMar>
+              <w:top w:w="100" w:type="dxa"/>
+              <w:bottom w:w="100" w:type="dxa"/>
+              <w:left w:w="150" w:type="dxa"/>
+              <w:right w:w="150" w:type="dxa"/>
+            </w:tcMar>
+          </w:tcPr>
+          <w:p>
+            <w:pPr>
+              <w:spacing w:before="40" w:after="40" w:line="276" w:lineRule="auto"/>
+              <w:jc w:val="left"/>
+            </w:pPr>
+            <w:r>
+              <w:rPr>
+                <w:rFonts w:ascii="Arial" w:hAnsi="Arial"/>
+                <w:sz w:val="18"/>
+              </w:rPr>
+              <w:t>**US-04**</w:t>
+            </w:r>
+          </w:p>
+        </w:tc>
+        <w:tc>
+          <w:tcPr>
+            <w:tcW w:type="dxa" w:w="1987"/>
+            <w:tcMar>
+              <w:top w:w="100" w:type="dxa"/>
+              <w:bottom w:w="100" w:type="dxa"/>
+              <w:left w:w="150" w:type="dxa"/>
+              <w:right w:w="150" w:type="dxa"/>
+            </w:tcMar>
+          </w:tcPr>
+          <w:p>
+            <w:pPr>
+              <w:spacing w:before="40" w:after="40" w:line="276" w:lineRule="auto"/>
+              <w:jc w:val="left"/>
+            </w:pPr>
+            <w:r>
+              <w:rPr>
+                <w:rFonts w:ascii="Arial" w:hAnsi="Arial"/>
+                <w:sz w:val="18"/>
+              </w:rPr>
+              <w:t>AC-3</w:t>
+            </w:r>
+          </w:p>
+        </w:tc>
+        <w:tc>
+          <w:tcPr>
+            <w:tcW w:type="dxa" w:w="1987"/>
+            <w:tcMar>
+              <w:top w:w="100" w:type="dxa"/>
+              <w:bottom w:w="100" w:type="dxa"/>
+              <w:left w:w="150" w:type="dxa"/>
+              <w:right w:w="150" w:type="dxa"/>
+            </w:tcMar>
+          </w:tcPr>
+          <w:p>
+            <w:pPr>
+              <w:spacing w:before="40" w:after="40" w:line="276" w:lineRule="auto"/>
+              <w:jc w:val="left"/>
+            </w:pPr>
+            <w:r>
+              <w:rPr>
+                <w:rFonts w:ascii="Arial" w:hAnsi="Arial"/>
+                <w:sz w:val="18"/>
+              </w:rPr>
+              <w:t>Pemblokiran Pesan Berbayar saat Limit Sesi Tercapai</w:t>
+            </w:r>
+          </w:p>
+        </w:tc>
+        <w:tc>
+          <w:tcPr>
+            <w:tcW w:type="dxa" w:w="1987"/>
+            <w:tcMar>
+              <w:top w:w="100" w:type="dxa"/>
+              <w:bottom w:w="100" w:type="dxa"/>
+              <w:left w:w="150" w:type="dxa"/>
+              <w:right w:w="150" w:type="dxa"/>
+            </w:tcMar>
+          </w:tcPr>
+          <w:p>
+            <w:pPr>
+              <w:spacing w:before="40" w:after="40" w:line="276" w:lineRule="auto"/>
+              <w:jc w:val="left"/>
+            </w:pPr>
+            <w:r>
+              <w:rPr>
+                <w:rFonts w:ascii="Arial" w:hAnsi="Arial"/>
+                <w:sz w:val="18"/>
+              </w:rPr>
+              <w:t>UI Chatroom &amp; Validator</w:t>
+            </w:r>
+          </w:p>
+        </w:tc>
+        <w:tc>
+          <w:tcPr>
+            <w:tcW w:type="dxa" w:w="1987"/>
+            <w:tcMar>
+              <w:top w:w="100" w:type="dxa"/>
+              <w:bottom w:w="100" w:type="dxa"/>
+              <w:left w:w="150" w:type="dxa"/>
+              <w:right w:w="150" w:type="dxa"/>
+            </w:tcMar>
+          </w:tcPr>
+          <w:p>
+            <w:pPr>
+              <w:spacing w:before="40" w:after="40" w:line="276" w:lineRule="auto"/>
+              <w:jc w:val="left"/>
+            </w:pPr>
+            <w:r>
+              <w:rPr>
+                <w:rFonts w:ascii="Arial" w:hAnsi="Arial"/>
+                <w:sz w:val="18"/>
+              </w:rPr>
+              <w:t>**P1 (Critical)**</w:t>
+            </w:r>
+          </w:p>
+        </w:tc>
+      </w:tr>
+      <w:tr>
+        <w:tc>
+          <w:tcPr>
+            <w:tcW w:type="dxa" w:w="1987"/>
+            <w:tcMar>
+              <w:top w:w="100" w:type="dxa"/>
+              <w:bottom w:w="100" w:type="dxa"/>
+              <w:left w:w="150" w:type="dxa"/>
+              <w:right w:w="150" w:type="dxa"/>
+            </w:tcMar>
+          </w:tcPr>
+          <w:p>
+            <w:pPr>
+              <w:spacing w:before="40" w:after="40" w:line="276" w:lineRule="auto"/>
+              <w:jc w:val="left"/>
+            </w:pPr>
+            <w:r>
+              <w:rPr>
+                <w:rFonts w:ascii="Arial" w:hAnsi="Arial"/>
+                <w:sz w:val="18"/>
+              </w:rPr>
+              <w:t>**US-04**</w:t>
+            </w:r>
+          </w:p>
+        </w:tc>
+        <w:tc>
+          <w:tcPr>
+            <w:tcW w:type="dxa" w:w="1987"/>
+            <w:tcMar>
+              <w:top w:w="100" w:type="dxa"/>
+              <w:bottom w:w="100" w:type="dxa"/>
+              <w:left w:w="150" w:type="dxa"/>
+              <w:right w:w="150" w:type="dxa"/>
+            </w:tcMar>
+          </w:tcPr>
+          <w:p>
+            <w:pPr>
+              <w:spacing w:before="40" w:after="40" w:line="276" w:lineRule="auto"/>
+              <w:jc w:val="left"/>
+            </w:pPr>
+            <w:r>
+              <w:rPr>
+                <w:rFonts w:ascii="Arial" w:hAnsi="Arial"/>
+                <w:sz w:val="18"/>
+              </w:rPr>
+              <w:t>AC-4</w:t>
+            </w:r>
+          </w:p>
+        </w:tc>
+        <w:tc>
+          <w:tcPr>
+            <w:tcW w:type="dxa" w:w="1987"/>
+            <w:tcMar>
+              <w:top w:w="100" w:type="dxa"/>
+              <w:bottom w:w="100" w:type="dxa"/>
+              <w:left w:w="150" w:type="dxa"/>
+              <w:right w:w="150" w:type="dxa"/>
+            </w:tcMar>
+          </w:tcPr>
+          <w:p>
+            <w:pPr>
+              <w:spacing w:before="40" w:after="40" w:line="276" w:lineRule="auto"/>
+              <w:jc w:val="left"/>
+            </w:pPr>
+            <w:r>
+              <w:rPr>
+                <w:rFonts w:ascii="Arial" w:hAnsi="Arial"/>
+                <w:sz w:val="18"/>
+              </w:rPr>
+              <w:t>Manual Limit Top-up oleh Agent (Rp2k/Rp5k/Rp10k)</w:t>
+            </w:r>
+          </w:p>
+        </w:tc>
+        <w:tc>
+          <w:tcPr>
+            <w:tcW w:type="dxa" w:w="1987"/>
+            <w:tcMar>
+              <w:top w:w="100" w:type="dxa"/>
+              <w:bottom w:w="100" w:type="dxa"/>
+              <w:left w:w="150" w:type="dxa"/>
+              <w:right w:w="150" w:type="dxa"/>
+            </w:tcMar>
+          </w:tcPr>
+          <w:p>
+            <w:pPr>
+              <w:spacing w:before="40" w:after="40" w:line="276" w:lineRule="auto"/>
+              <w:jc w:val="left"/>
+            </w:pPr>
+            <w:r>
+              <w:rPr>
+                <w:rFonts w:ascii="Arial" w:hAnsi="Arial"/>
+                <w:sz w:val="18"/>
+              </w:rPr>
+              <w:t>UI Chatroom &amp; Billing</w:t>
+            </w:r>
+          </w:p>
+        </w:tc>
+        <w:tc>
+          <w:tcPr>
+            <w:tcW w:type="dxa" w:w="1987"/>
+            <w:tcMar>
+              <w:top w:w="100" w:type="dxa"/>
+              <w:bottom w:w="100" w:type="dxa"/>
+              <w:left w:w="150" w:type="dxa"/>
+              <w:right w:w="150" w:type="dxa"/>
+            </w:tcMar>
+          </w:tcPr>
+          <w:p>
+            <w:pPr>
+              <w:spacing w:before="40" w:after="40" w:line="276" w:lineRule="auto"/>
+              <w:jc w:val="left"/>
+            </w:pPr>
+            <w:r>
+              <w:rPr>
+                <w:rFonts w:ascii="Arial" w:hAnsi="Arial"/>
+                <w:sz w:val="18"/>
+              </w:rPr>
+              <w:t>**P1 (Critical)**</w:t>
             </w:r>
           </w:p>
         </w:tc>
       </w:tr>
     </w:tbl>
     <w:p/>
+    <w:p>
+      <w:pPr>
+        <w:keepNext/>
+        <w:spacing w:before="280" w:after="80"/>
+      </w:pPr>
+      <w:r>
+        <w:rPr>
+          <w:rFonts w:ascii="Arial" w:hAnsi="Arial"/>
+          <w:b/>
+          <w:color w:val="000000"/>
+          <w:sz w:val="24"/>
+        </w:rPr>
+        <w:t>7. Dampak Regresi (Impact &amp; Regression Scope)</w:t>
+      </w:r>
+    </w:p>
+    <w:p>
+      <w:pPr>
+        <w:spacing w:before="40" w:after="40" w:line="276" w:lineRule="auto"/>
+      </w:pPr>
+      <w:r>
+        <w:rPr>
+          <w:rFonts w:ascii="Arial" w:hAnsi="Arial"/>
+          <w:b/>
+          <w:sz w:val="19"/>
+        </w:rPr>
+        <w:t>1. Modul Broadcast Campaign:</w:t>
+      </w:r>
+      <w:r>
+        <w:rPr>
+          <w:rFonts w:ascii="Arial" w:hAnsi="Arial"/>
+          <w:sz w:val="19"/>
+        </w:rPr>
+        <w:t xml:space="preserve"> Potensi regresi pada scheduler pengiriman broadcast lama dan kalkulasi estimasi saldo.</w:t>
+      </w:r>
+    </w:p>
+    <w:p>
+      <w:pPr>
+        <w:spacing w:before="40" w:after="40" w:line="276" w:lineRule="auto"/>
+      </w:pPr>
+      <w:r>
+        <w:rPr>
+          <w:rFonts w:ascii="Arial" w:hAnsi="Arial"/>
+          <w:b/>
+          <w:sz w:val="19"/>
+        </w:rPr>
+        <w:t>2. Chatroom Core Messaging:</w:t>
+      </w:r>
+      <w:r>
+        <w:rPr>
+          <w:rFonts w:ascii="Arial" w:hAnsi="Arial"/>
+          <w:sz w:val="19"/>
+        </w:rPr>
+        <w:t xml:space="preserve"> Potensi regresi pada pengiriman chat biasa (teks/media/template) akibat penambahan layer pengecekan session cost limit dan FEP.</w:t>
+      </w:r>
+    </w:p>
+    <w:p>
+      <w:pPr>
+        <w:spacing w:before="40" w:after="40" w:line="276" w:lineRule="auto"/>
+      </w:pPr>
+      <w:r>
+        <w:rPr>
+          <w:rFonts w:ascii="Arial" w:hAnsi="Arial"/>
+          <w:b/>
+          <w:sz w:val="19"/>
+        </w:rPr>
+        <w:t>3. Billing &amp; Credit Management:</w:t>
+      </w:r>
+      <w:r>
+        <w:rPr>
+          <w:rFonts w:ascii="Arial" w:hAnsi="Arial"/>
+          <w:sz w:val="19"/>
+        </w:rPr>
+        <w:t xml:space="preserve"> Potensi regresi pada laporan mutasi saldo, top-up saldo utama, dan riwayat pemotongan kredit existing.</w:t>
+      </w:r>
+    </w:p>
+    <w:p>
+      <w:pPr>
+        <w:spacing w:before="40" w:after="40" w:line="276" w:lineRule="auto"/>
+      </w:pPr>
+      <w:r>
+        <w:rPr>
+          <w:rFonts w:ascii="Arial" w:hAnsi="Arial"/>
+          <w:b/>
+          <w:sz w:val="19"/>
+        </w:rPr>
+        <w:t>4. OpenAPI / Webhook API:</w:t>
+      </w:r>
+      <w:r>
+        <w:rPr>
+          <w:rFonts w:ascii="Arial" w:hAnsi="Arial"/>
+          <w:sz w:val="19"/>
+        </w:rPr>
+        <w:t xml:space="preserve"> Potensi regresi pada endpoint pengiriman pesan pihak ketiga yang menggunakan integrasi API langsung.</w:t>
+      </w:r>
+    </w:p>
+    <w:p>
+      <w:pPr>
+        <w:keepNext/>
+        <w:spacing w:before="280" w:after="80"/>
+      </w:pPr>
+      <w:r>
+        <w:rPr>
+          <w:rFonts w:ascii="Arial" w:hAnsi="Arial"/>
+          <w:b/>
+          <w:color w:val="000000"/>
+          <w:sz w:val="24"/>
+        </w:rPr>
+        <w:t>8. Catatan Klarifikasi &amp; Keputusan Produk (Clarification &amp; Alignment Log)</w:t>
+      </w:r>
+    </w:p>
+    <w:p>
+      <w:pPr>
+        <w:spacing w:before="40" w:after="40" w:line="276" w:lineRule="auto"/>
+      </w:pPr>
+      <w:r>
+        <w:rPr>
+          <w:rFonts w:ascii="Arial" w:hAnsi="Arial"/>
+          <w:sz w:val="19"/>
+        </w:rPr>
+        <w:t>Berikut adalah rangkuman keputusan resmi hasil klarifikasi bersama tim produk:</w:t>
+      </w:r>
+    </w:p>
+    <w:p>
+      <w:pPr>
+        <w:spacing w:before="40" w:after="40" w:line="276" w:lineRule="auto"/>
+      </w:pPr>
+      <w:r>
+        <w:rPr>
+          <w:rFonts w:ascii="Arial" w:hAnsi="Arial"/>
+          <w:b/>
+          <w:sz w:val="19"/>
+        </w:rPr>
+        <w:t>1. Durasi Buffer Rollback Kredit:</w:t>
+      </w:r>
+      <w:r>
+        <w:rPr>
+          <w:rFonts w:ascii="Arial" w:hAnsi="Arial"/>
+          <w:sz w:val="19"/>
+        </w:rPr>
+        <w:t xml:space="preserve"> Mengacu langsung pada respon signal failed dari Meta; kredit segera di-rollback saat status failed diterima.</w:t>
+      </w:r>
+    </w:p>
+    <w:p>
+      <w:pPr>
+        <w:spacing w:before="40" w:after="40" w:line="276" w:lineRule="auto"/>
+      </w:pPr>
+      <w:r>
+        <w:rPr>
+          <w:rFonts w:ascii="Arial" w:hAnsi="Arial"/>
+          <w:b/>
+          <w:sz w:val="19"/>
+        </w:rPr>
+        <w:t>2. Prioritas Hierarki Harga:</w:t>
+      </w:r>
+      <w:r>
+        <w:rPr>
+          <w:rFonts w:ascii="Arial" w:hAnsi="Arial"/>
+          <w:sz w:val="19"/>
+        </w:rPr>
+        <w:t xml:space="preserve"> Custom Markup (per `user_id`) memprioritaskan override 100% dari General Markup.</w:t>
+      </w:r>
+    </w:p>
+    <w:p>
+      <w:pPr>
+        <w:spacing w:before="40" w:after="40" w:line="276" w:lineRule="auto"/>
+      </w:pPr>
+      <w:r>
+        <w:rPr>
+          <w:rFonts w:ascii="Arial" w:hAnsi="Arial"/>
+          <w:b/>
+          <w:sz w:val="19"/>
+        </w:rPr>
+        <w:t>3. Mata Uang &amp; Pembulatan:</w:t>
+      </w:r>
+      <w:r>
+        <w:rPr>
+          <w:rFonts w:ascii="Arial" w:hAnsi="Arial"/>
+          <w:sz w:val="19"/>
+        </w:rPr>
+        <w:t xml:space="preserve"> Menggunakan mata uang Rupiah bulat dengan pembulatan ke atas (*round-up/ceiling*), berlaku efektif per `effective_at`.</w:t>
+      </w:r>
+    </w:p>
+    <w:p>
+      <w:pPr>
+        <w:spacing w:before="40" w:after="40" w:line="276" w:lineRule="auto"/>
+      </w:pPr>
+      <w:r>
+        <w:rPr>
+          <w:rFonts w:ascii="Arial" w:hAnsi="Arial"/>
+          <w:b/>
+          <w:sz w:val="19"/>
+        </w:rPr>
+        <w:t>4. Portal Biz Ops Admin:</w:t>
+      </w:r>
+      <w:r>
+        <w:rPr>
+          <w:rFonts w:ascii="Arial" w:hAnsi="Arial"/>
+          <w:sz w:val="19"/>
+        </w:rPr>
+        <w:t xml:space="preserve"> Pengaturan harga dikelola via backend/database (tidak ada UI BizOps pada fase ini).</w:t>
+      </w:r>
+    </w:p>
+    <w:p>
+      <w:pPr>
+        <w:spacing w:before="40" w:after="40" w:line="276" w:lineRule="auto"/>
+      </w:pPr>
+      <w:r>
+        <w:rPr>
+          <w:rFonts w:ascii="Arial" w:hAnsi="Arial"/>
+          <w:b/>
+          <w:sz w:val="19"/>
+        </w:rPr>
+        <w:t>5. Segmentasi Pelanggan:</w:t>
+      </w:r>
+      <w:r>
+        <w:rPr>
+          <w:rFonts w:ascii="Arial" w:hAnsi="Arial"/>
+          <w:sz w:val="19"/>
+        </w:rPr>
+        <w:t xml:space="preserve"> Sesi chatroom menerapkan *flat default session limit* tanpa pembagian segmen pelanggan.</w:t>
+      </w:r>
+    </w:p>
+    <w:p>
+      <w:pPr>
+        <w:spacing w:before="40" w:after="40" w:line="276" w:lineRule="auto"/>
+      </w:pPr>
+      <w:r>
+        <w:rPr>
+          <w:rFonts w:ascii="Arial" w:hAnsi="Arial"/>
+          <w:b/>
+          <w:sz w:val="19"/>
+        </w:rPr>
+        <w:t>6. Batas Top-up Agent:</w:t>
+      </w:r>
+      <w:r>
+        <w:rPr>
+          <w:rFonts w:ascii="Arial" w:hAnsi="Arial"/>
+          <w:sz w:val="19"/>
+        </w:rPr>
+        <w:t xml:space="preserve"> Agent dapat melakukan top-up berulang kali tanpa batas maksimum, selama saldo utama WhatsApp Credit akun mencukupi.</w:t>
+      </w:r>
+    </w:p>
+    <w:p>
+      <w:pPr>
+        <w:spacing w:before="40" w:after="40" w:line="276" w:lineRule="auto"/>
+      </w:pPr>
+      <w:r>
+        <w:rPr>
+          <w:rFonts w:ascii="Arial" w:hAnsi="Arial"/>
+          <w:b/>
+          <w:sz w:val="19"/>
+        </w:rPr>
+        <w:t>7. Kewenangan Flat Limit:</w:t>
+      </w:r>
+      <w:r>
+        <w:rPr>
+          <w:rFonts w:ascii="Arial" w:hAnsi="Arial"/>
+          <w:sz w:val="19"/>
+        </w:rPr>
+        <w:t xml:space="preserve"> Pengaturan nilai flat limit utama hanya dapat dilakukan oleh Owner/Supervisor; Agent hanya berwenang menambah limit (*top-up*) per room yang di-assign.</w:t>
+      </w:r>
+    </w:p>
+    <w:p>
+      <w:pPr>
+        <w:spacing w:before="40" w:after="40" w:line="276" w:lineRule="auto"/>
+      </w:pPr>
+      <w:r>
+        <w:rPr>
+          <w:rFonts w:ascii="Arial" w:hAnsi="Arial"/>
+          <w:b/>
+          <w:sz w:val="19"/>
+        </w:rPr>
+        <w:t>8. Saldo Kurang saat Broadcast:</w:t>
+      </w:r>
+      <w:r>
+        <w:rPr>
+          <w:rFonts w:ascii="Arial" w:hAnsi="Arial"/>
+          <w:sz w:val="19"/>
+        </w:rPr>
+        <w:t xml:space="preserve"> Sistem mengirimkan pesan sebanyak kuota saldo tersisa (FIFO), dan nomor sisanya berstatus `Failed - Saldo Tidak Cukup`.</w:t>
+      </w:r>
+    </w:p>
+    <w:p>
+      <w:pPr>
+        <w:spacing w:before="40" w:after="40" w:line="276" w:lineRule="auto"/>
+      </w:pPr>
+      <w:r>
+        <w:rPr>
+          <w:rFonts w:ascii="Arial" w:hAnsi="Arial"/>
+          <w:b/>
+          <w:sz w:val="19"/>
+        </w:rPr>
+        <w:t>9. Keterlambatan Webhook Pasca-Rollback:</w:t>
+      </w:r>
+      <w:r>
+        <w:rPr>
+          <w:rFonts w:ascii="Arial" w:hAnsi="Arial"/>
+          <w:sz w:val="19"/>
+        </w:rPr>
+        <w:t xml:space="preserve"> Sistem akan melakukan *Re-deduct* otomatis jika signal *delivered* tiba terlambat setelah kredit di-refund.</w:t>
+      </w:r>
+    </w:p>
+    <w:p>
+      <w:pPr>
+        <w:spacing w:before="40" w:after="40" w:line="276" w:lineRule="auto"/>
+      </w:pPr>
+      <w:r>
+        <w:rPr>
+          <w:rFonts w:ascii="Arial" w:hAnsi="Arial"/>
+          <w:b/>
+          <w:sz w:val="19"/>
+        </w:rPr>
+        <w:t>10. Simultaneous Top-up:</w:t>
+      </w:r>
+      <w:r>
+        <w:rPr>
+          <w:rFonts w:ascii="Arial" w:hAnsi="Arial"/>
+          <w:sz w:val="19"/>
+        </w:rPr>
+        <w:t xml:space="preserve"> Mutasi top-up bersamaan oleh Agent dan Owner/Supervisor diproses keduanya selama saldo utama akun mencukupi.</w:t>
+      </w:r>
+    </w:p>
+    <w:p>
+      <w:pPr>
+        <w:spacing w:before="40" w:after="40" w:line="276" w:lineRule="auto"/>
+      </w:pPr>
+      <w:r>
+        <w:rPr>
+          <w:rFonts w:ascii="Arial" w:hAnsi="Arial"/>
+          <w:b/>
+          <w:sz w:val="19"/>
+        </w:rPr>
+        <w:t>11. Masa Aktif FEP:</w:t>
+      </w:r>
+      <w:r>
+        <w:rPr>
+          <w:rFonts w:ascii="Arial" w:hAnsi="Arial"/>
+          <w:sz w:val="19"/>
+        </w:rPr>
+        <w:t xml:space="preserve"> Berlaku gratis untuk 4 tipe pesan (*Marketing, Utility, Auth, Service*) setelah agent merespon percakapan dari Free Entry Point.</w:t>
+      </w:r>
+    </w:p>
     <w:p>
       <w:pPr>
         <w:keepNext/>
@@ -6759,77 +8264,6 @@
                 <w:sz w:val="18"/>
               </w:rPr>
               <w:t>Action</w:t>
-            </w:r>
-          </w:p>
-        </w:tc>
-      </w:tr>
-      <w:tr>
-        <w:tc>
-          <w:tcPr>
-            <w:tcW w:type="dxa" w:w="3312"/>
-            <w:tcMar>
-              <w:top w:w="100" w:type="dxa"/>
-              <w:bottom w:w="100" w:type="dxa"/>
-              <w:left w:w="150" w:type="dxa"/>
-              <w:right w:w="150" w:type="dxa"/>
-            </w:tcMar>
-          </w:tcPr>
-          <w:p>
-            <w:pPr>
-              <w:spacing w:before="40" w:after="40" w:line="276" w:lineRule="auto"/>
-              <w:jc w:val="left"/>
-            </w:pPr>
-            <w:r>
-              <w:rPr>
-                <w:rFonts w:ascii="Arial" w:hAnsi="Arial"/>
-                <w:sz w:val="18"/>
-              </w:rPr>
-            </w:r>
-          </w:p>
-        </w:tc>
-        <w:tc>
-          <w:tcPr>
-            <w:tcW w:type="dxa" w:w="3312"/>
-            <w:tcMar>
-              <w:top w:w="100" w:type="dxa"/>
-              <w:bottom w:w="100" w:type="dxa"/>
-              <w:left w:w="150" w:type="dxa"/>
-              <w:right w:w="150" w:type="dxa"/>
-            </w:tcMar>
-          </w:tcPr>
-          <w:p>
-            <w:pPr>
-              <w:spacing w:before="40" w:after="40" w:line="276" w:lineRule="auto"/>
-              <w:jc w:val="left"/>
-            </w:pPr>
-            <w:r>
-              <w:rPr>
-                <w:rFonts w:ascii="Arial" w:hAnsi="Arial"/>
-                <w:sz w:val="18"/>
-              </w:rPr>
-            </w:r>
-          </w:p>
-        </w:tc>
-        <w:tc>
-          <w:tcPr>
-            <w:tcW w:type="dxa" w:w="3312"/>
-            <w:tcMar>
-              <w:top w:w="100" w:type="dxa"/>
-              <w:bottom w:w="100" w:type="dxa"/>
-              <w:left w:w="150" w:type="dxa"/>
-              <w:right w:w="150" w:type="dxa"/>
-            </w:tcMar>
-          </w:tcPr>
-          <w:p>
-            <w:pPr>
-              <w:spacing w:before="40" w:after="40" w:line="276" w:lineRule="auto"/>
-              <w:jc w:val="left"/>
-            </w:pPr>
-            <w:r>
-              <w:rPr>
-                <w:rFonts w:ascii="Arial" w:hAnsi="Arial"/>
-                <w:sz w:val="18"/>
-              </w:rPr>
             </w:r>
           </w:p>
         </w:tc>
